--- a/downloads/season-04-study-guide.docx
+++ b/downloads/season-04-study-guide.docx
@@ -7,17 +7,17 @@
         <w:pStyle w:val="Title"/>
       </w:pPr>
       <w:r>
-        <w:t>风骚律师 第 4 季英语学习册</w:t>
-      </w:r>
-    </w:p>
-    <w:p>
-      <w:r>
-        <w:t>六季 63 集，每集 10 个重点表达，共 630 条逐集学习记录；包括 215 组独立词条和 645 个原创例句。复现表达沿用统一例句，方便间隔复习。</w:t>
-      </w:r>
-    </w:p>
-    <w:p>
-      <w:r>
-        <w:t>本册包括本季各集重点表达、字幕定位、本集义、用法、三个原创例句与汉译英练习。相同表达再次出现时用于复习。</w:t>
+        <w:t>风骚律师逐集英语学习册 · 第 4 季</w:t>
+      </w:r>
+    </w:p>
+    <w:p>
+      <w:r>
+        <w:t>V2 · 每集不超过 15 项关键词与词组；每项 3 个原创双语例句。英文梗概不超过 200 词，含剧透。</w:t>
+      </w:r>
+    </w:p>
+    <w:p>
+      <w:r>
+        <w:t>本文档为本项目编写的学习笔记，不含完整原剧台词或字幕。回看时间依参考字幕版本。</w:t>
       </w:r>
     </w:p>
     <w:p>
@@ -25,52 +25,381 @@
         <w:pStyle w:val="Heading1"/>
       </w:pPr>
       <w:r>
-        <w:t>建议学法</w:t>
+        <w:t>S04E01 · Smoke</w:t>
       </w:r>
     </w:p>
     <w:p>
       <w:pPr>
-        <w:pStyle w:val="ListNumber"/>
+        <w:pStyle w:val="Heading2"/>
       </w:pPr>
       <w:r>
-        <w:t>观看后先读“本集义”和用法。每集先主动掌握 3—5 条，其余作为听力识别目标。</w:t>
+        <w:t>英文内容梗概（69 words）</w:t>
+      </w:r>
+    </w:p>
+    <w:p>
+      <w:r>
+        <w:t>Jimmy learns of Chuck's death and moves through the practical steps of mourning with little visible emotional release. Howard believes the insurance dispute and Chuck's forced departure from HHM contributed to the death. Jimmy lets him carry that burden. Mike tests security at a Madrigal warehouse while establishing a plausible cover for his paid role. Gus studies the circumstances of Hector's collapse, bringing Nacho's hidden actions under increasing scrutiny.</w:t>
+      </w:r>
+    </w:p>
+    <w:p>
+      <w:r>
+        <w:t>双语字幕原始来源（整季合集）：https://subhd.tv/a/vlHghm</w:t>
       </w:r>
     </w:p>
     <w:p>
       <w:pPr>
-        <w:pStyle w:val="ListNumber"/>
+        <w:pStyle w:val="Heading2"/>
       </w:pPr>
       <w:r>
-        <w:t>按定位时间回看前后约 20 秒，听清语气和连读，再跟读两遍。时间对应参考字幕版本，其他片源可能有偏移。</w:t>
+        <w:t>01. malpractice · 关键词</w:t>
+      </w:r>
+    </w:p>
+    <w:p>
+      <w:r>
+        <w:t>专业失当；专业过失</w:t>
+      </w:r>
+    </w:p>
+    <w:p>
+      <w:r>
+        <w:t>回看 00:46:14 · 字幕中出现：malpractice</w:t>
+      </w:r>
+    </w:p>
+    <w:p>
+      <w:r>
+        <w:t>常见 medical/legal malpractice；不局限于医生。</w:t>
+      </w:r>
+    </w:p>
+    <w:p>
+      <w:r>
+        <w:t>1. The client filed a malpractice claim.</w:t>
+        <w:br/>
+        <w:t>客户提出了专业过失索赔。</w:t>
+      </w:r>
+    </w:p>
+    <w:p>
+      <w:r>
+        <w:t>2. Her policy covers legal malpractice.</w:t>
+        <w:br/>
+        <w:t>她的保单承保律师专业过失。</w:t>
+      </w:r>
+    </w:p>
+    <w:p>
+      <w:r>
+        <w:t>3. An unfavourable result alone does not prove malpractice.</w:t>
+        <w:br/>
+        <w:t>结果不利本身并不能证明专业失当。</w:t>
       </w:r>
     </w:p>
     <w:p>
       <w:pPr>
-        <w:pStyle w:val="ListNumber"/>
+        <w:pStyle w:val="Heading2"/>
       </w:pPr>
       <w:r>
-        <w:t>遮住中文，读懂三个原创例句，再选一条改写成自己的经历。例句均为新写，不是剧中台词。</w:t>
+        <w:t>02. precedent · 关键词</w:t>
+      </w:r>
+    </w:p>
+    <w:p>
+      <w:r>
+        <w:t>先例；具有参考或约束意义的判例</w:t>
+      </w:r>
+    </w:p>
+    <w:p>
+      <w:r>
+        <w:t>回看 00:22:59 · 字幕中出现：precedent</w:t>
+      </w:r>
+    </w:p>
+    <w:p>
+      <w:r>
+        <w:t>set a precedent 开创先例；与 president 总统区分。</w:t>
+      </w:r>
+    </w:p>
+    <w:p>
+      <w:r>
+        <w:t>1. The ruling set a precedent.</w:t>
+        <w:br/>
+        <w:t>裁决开创了先例。</w:t>
+      </w:r>
+    </w:p>
+    <w:p>
+      <w:r>
+        <w:t>2. Counsel cited a relevant precedent.</w:t>
+        <w:br/>
+        <w:t>律师引用了相关判例。</w:t>
+      </w:r>
+    </w:p>
+    <w:p>
+      <w:r>
+        <w:t>3. There was no clear precedent for the decision.</w:t>
+        <w:br/>
+        <w:t>这个决定没有明确先例。</w:t>
       </w:r>
     </w:p>
     <w:p>
       <w:pPr>
-        <w:pStyle w:val="ListNumber"/>
+        <w:pStyle w:val="Heading2"/>
       </w:pPr>
       <w:r>
-        <w:t>完成三道汉译英。答案只是可行译法；表达自然且意思相符，也可以用自己的版本。</w:t>
+        <w:t>03. ballistic · 关键词</w:t>
+      </w:r>
+    </w:p>
+    <w:p>
+      <w:r>
+        <w:t>暴怒的；弹道的</w:t>
+      </w:r>
+    </w:p>
+    <w:p>
+      <w:r>
+        <w:t>回看 00:46:22 · 字幕中出现：ballistic</w:t>
+      </w:r>
+    </w:p>
+    <w:p>
+      <w:r>
+        <w:t>go ballistic 是口语“勃然大怒”；ballistic evidence 才是弹道证据。</w:t>
+      </w:r>
+    </w:p>
+    <w:p>
+      <w:r>
+        <w:t>本集用法：本集采用 go ballistic 的口语义：勃然大怒。</w:t>
+      </w:r>
+    </w:p>
+    <w:p>
+      <w:r>
+        <w:t>1. He went ballistic over the missing files.</w:t>
+        <w:br/>
+        <w:t>他因文件丢失而大发雷霆。</w:t>
+      </w:r>
+    </w:p>
+    <w:p>
+      <w:r>
+        <w:t>2. The manager went ballistic when the deal failed.</w:t>
+        <w:br/>
+        <w:t>交易失败时经理暴跳如雷。</w:t>
+      </w:r>
+    </w:p>
+    <w:p>
+      <w:r>
+        <w:t>3. The report included ballistic evidence.</w:t>
+        <w:br/>
+        <w:t>报告包含弹道证据。</w:t>
       </w:r>
     </w:p>
     <w:p>
       <w:pPr>
-        <w:pStyle w:val="ListNumber"/>
+        <w:pStyle w:val="Heading2"/>
       </w:pPr>
       <w:r>
-        <w:t>在第 1、3、7 天复习。用本集至少三个表达说一段 30—60 秒的小故事。</w:t>
-      </w:r>
-    </w:p>
-    <w:p>
-      <w:r>
-        <w:t>时间对应参考字幕版本。重点学习解释和原创例句，再回看原剧确认语气。</w:t>
+        <w:t>04. surveillance · 关键词</w:t>
+      </w:r>
+    </w:p>
+    <w:p>
+      <w:r>
+        <w:t>监视；监控</w:t>
+      </w:r>
+    </w:p>
+    <w:p>
+      <w:r>
+        <w:t>回看 00:41:58 · 字幕中出现：surveillance</w:t>
+      </w:r>
+    </w:p>
+    <w:p>
+      <w:r>
+        <w:t>通常不可数；under surveillance 受到监视。</w:t>
+      </w:r>
+    </w:p>
+    <w:p>
+      <w:r>
+        <w:t>1. The building was under surveillance.</w:t>
+        <w:br/>
+        <w:t>建筑受到监视。</w:t>
+      </w:r>
+    </w:p>
+    <w:p>
+      <w:r>
+        <w:t>2. They reviewed surveillance footage.</w:t>
+        <w:br/>
+        <w:t>他们查看了监控录像。</w:t>
+      </w:r>
+    </w:p>
+    <w:p>
+      <w:r>
+        <w:t>3. Covert surveillance revealed the meeting.</w:t>
+        <w:br/>
+        <w:t>秘密监视发现了那次会面。</w:t>
+      </w:r>
+    </w:p>
+    <w:p>
+      <w:pPr>
+        <w:pStyle w:val="Heading2"/>
+      </w:pPr>
+      <w:r>
+        <w:t>05. out of line · 词组 / 术语</w:t>
+      </w:r>
+    </w:p>
+    <w:p>
+      <w:r>
+        <w:t>言行越界；不合适</w:t>
+      </w:r>
+    </w:p>
+    <w:p>
+      <w:r>
+        <w:t>回看 00:37:41 · 字幕中出现：out of line</w:t>
+      </w:r>
+    </w:p>
+    <w:p>
+      <w:r>
+        <w:t>be out of line 通常是对行为的批评，不是排队的位置。</w:t>
+      </w:r>
+    </w:p>
+    <w:p>
+      <w:r>
+        <w:t>1. That comment was out of line.</w:t>
+        <w:br/>
+        <w:t>那句话太过分了。</w:t>
+      </w:r>
+    </w:p>
+    <w:p>
+      <w:r>
+        <w:t>2. He admitted he had been out of line.</w:t>
+        <w:br/>
+        <w:t>他承认自己言行越界了。</w:t>
+      </w:r>
+    </w:p>
+    <w:p>
+      <w:r>
+        <w:t>3. Tell me if you think I'm out of line.</w:t>
+        <w:br/>
+        <w:t>如果你觉得我过分了，请告诉我。</w:t>
+      </w:r>
+    </w:p>
+    <w:p>
+      <w:pPr>
+        <w:pStyle w:val="Heading2"/>
+      </w:pPr>
+      <w:r>
+        <w:t>06. bar hearing · 词组 / 术语</w:t>
+      </w:r>
+    </w:p>
+    <w:p>
+      <w:r>
+        <w:t>律师执业纪律听证</w:t>
+      </w:r>
+    </w:p>
+    <w:p>
+      <w:r>
+        <w:t>回看 00:45:33 · 字幕中出现：bar hearing</w:t>
+      </w:r>
+    </w:p>
+    <w:p>
+      <w:r>
+        <w:t>bar 在此指法律职业及其管理体系；不是酒吧或普通庭审。</w:t>
+      </w:r>
+    </w:p>
+    <w:p>
+      <w:r>
+        <w:t>1. The bar hearing examined professional misconduct.</w:t>
+        <w:br/>
+        <w:t>律师纪律听证审查了职业不当行为。</w:t>
+      </w:r>
+    </w:p>
+    <w:p>
+      <w:r>
+        <w:t>2. He prepared witnesses for the bar hearing.</w:t>
+        <w:br/>
+        <w:t>他为律师纪律听证准备证人。</w:t>
+      </w:r>
+    </w:p>
+    <w:p>
+      <w:r>
+        <w:t>3. A bar hearing can affect a lawyer's licence.</w:t>
+        <w:br/>
+        <w:t>律师纪律听证可能影响律师的执照。</w:t>
+      </w:r>
+    </w:p>
+    <w:p>
+      <w:pPr>
+        <w:pStyle w:val="Heading2"/>
+      </w:pPr>
+      <w:r>
+        <w:t>07. inventory · 关键词</w:t>
+      </w:r>
+    </w:p>
+    <w:p>
+      <w:r>
+        <w:t>库存；盘点</w:t>
+      </w:r>
+    </w:p>
+    <w:p>
+      <w:r>
+        <w:t>回看 00:41:51 · 字幕中出现：inventory</w:t>
+      </w:r>
+    </w:p>
+    <w:p>
+      <w:r>
+        <w:t>take/do inventory 盘点；也可作动词清点。</w:t>
+      </w:r>
+    </w:p>
+    <w:p>
+      <w:r>
+        <w:t>1. They do inventory every month.</w:t>
+        <w:br/>
+        <w:t>他们每月盘点一次。</w:t>
+      </w:r>
+    </w:p>
+    <w:p>
+      <w:r>
+        <w:t>2. The missing inventory raised concerns.</w:t>
+        <w:br/>
+        <w:t>库存短缺引发了担忧。</w:t>
+      </w:r>
+    </w:p>
+    <w:p>
+      <w:r>
+        <w:t>3. She inventoried the office equipment.</w:t>
+        <w:br/>
+        <w:t>她清点了办公设备。</w:t>
+      </w:r>
+    </w:p>
+    <w:p>
+      <w:pPr>
+        <w:pStyle w:val="Heading2"/>
+      </w:pPr>
+      <w:r>
+        <w:t>汉译英与复述</w:t>
+      </w:r>
+    </w:p>
+    <w:p>
+      <w:r>
+        <w:t>1. 她的保单承保律师专业过失。</w:t>
+      </w:r>
+    </w:p>
+    <w:p>
+      <w:r>
+        <w:t>2. 他们查看了监控录像。</w:t>
+      </w:r>
+    </w:p>
+    <w:p>
+      <w:r>
+        <w:t>3. 库存短缺引发了担忧。</w:t>
+      </w:r>
+    </w:p>
+    <w:p>
+      <w:r>
+        <w:t>参考答案：</w:t>
+      </w:r>
+    </w:p>
+    <w:p>
+      <w:r>
+        <w:t>1. Her policy covers legal malpractice. [malpractice]</w:t>
+      </w:r>
+    </w:p>
+    <w:p>
+      <w:r>
+        <w:t>2. They reviewed surveillance footage. [surveillance]</w:t>
+      </w:r>
+    </w:p>
+    <w:p>
+      <w:r>
+        <w:t>3. The missing inventory raised concerns. [inventory]</w:t>
       </w:r>
     </w:p>
     <w:p>
@@ -83,61 +412,25 @@
         <w:pStyle w:val="Heading1"/>
       </w:pPr>
       <w:r>
-        <w:t>S04E01  Smoke</w:t>
-      </w:r>
-    </w:p>
-    <w:p>
-      <w:hyperlink r:id="rId9">
-        <w:r>
-          <w:rPr>
-            <w:color w:val="245E4D"/>
-          </w:rPr>
-          <w:t>本季字幕来源</w:t>
-        </w:r>
-      </w:hyperlink>
+        <w:t>S04E02 · Breathe</w:t>
+      </w:r>
     </w:p>
     <w:p>
       <w:pPr>
         <w:pStyle w:val="Heading2"/>
       </w:pPr>
       <w:r>
-        <w:t>01. under the circumstances  ·  00:02:46</w:t>
-      </w:r>
-    </w:p>
-    <w:p>
-      <w:r>
-        <w:t>在这种情况下</w:t>
-      </w:r>
-    </w:p>
-    <w:p>
-      <w:r>
-        <w:t>本集义：在这种情况下</w:t>
-      </w:r>
-    </w:p>
-    <w:p>
-      <w:r>
-        <w:t>用法：常用于解释为何某个选择算合理；较正式。</w:t>
-      </w:r>
-    </w:p>
-    <w:p>
-      <w:r>
-        <w:t>1. You did well under the circumstances.</w:t>
-        <w:br/>
-        <w:t>在这种情况下，你已经做得不错。</w:t>
-      </w:r>
-    </w:p>
-    <w:p>
-      <w:r>
-        <w:t>2. Under the circumstances, postponing seems sensible.</w:t>
-        <w:br/>
-        <w:t>在这种情况下，推迟似乎很合理。</w:t>
-      </w:r>
-    </w:p>
-    <w:p>
-      <w:r>
-        <w:t>3. What else could we do under the circumstances?</w:t>
-        <w:br/>
-        <w:t>在这种情况下，我们还能怎么办？</w:t>
+        <w:t>英文内容梗概（75 words）</w:t>
+      </w:r>
+    </w:p>
+    <w:p>
+      <w:r>
+        <w:t>Jimmy impresses the owners of a copier business during an interview, then abruptly rejects their offer and criticizes their willingness to trust him. Kim confronts Howard over how he has handled Chuck's death and its effect on Jimmy. Mike insists on making his Madrigal security role operationally credible. Gus brings in a specialist for Hector and demonstrates his power over Nacho by killing Arturo. Nacho's attempt to escape one master leaves him controlled by another.</w:t>
+      </w:r>
+    </w:p>
+    <w:p>
+      <w:r>
+        <w:t>双语字幕原始来源（整季合集）：https://subhd.tv/a/vlHghm</w:t>
       </w:r>
     </w:p>
     <w:p>
@@ -145,43 +438,43 @@
         <w:pStyle w:val="Heading2"/>
       </w:pPr>
       <w:r>
-        <w:t>02. supposed to  ·  00:04:12</w:t>
-      </w:r>
-    </w:p>
-    <w:p>
-      <w:r>
-        <w:t>应该；按计划；据说</w:t>
-      </w:r>
-    </w:p>
-    <w:p>
-      <w:r>
-        <w:t>本集义：应该；按计划；据说</w:t>
-      </w:r>
-    </w:p>
-    <w:p>
-      <w:r>
-        <w:t>用法：常用 be supposed to＋原形；可描述安排、期望或规则。</w:t>
-      </w:r>
-    </w:p>
-    <w:p>
-      <w:r>
-        <w:t>1. We're supposed to arrive at nine.</w:t>
+        <w:t>01. clientele · 关键词</w:t>
+      </w:r>
+    </w:p>
+    <w:p>
+      <w:r>
+        <w:t>客户群</w:t>
+      </w:r>
+    </w:p>
+    <w:p>
+      <w:r>
+        <w:t>回看 00:12:40 · 字幕中出现：clientele</w:t>
+      </w:r>
+    </w:p>
+    <w:p>
+      <w:r>
+        <w:t>集合名词，强调某商家或专业人士整体服务的客户。</w:t>
+      </w:r>
+    </w:p>
+    <w:p>
+      <w:r>
+        <w:t>1. The restaurant serves a wealthy clientele.</w:t>
         <w:br/>
-        <w:t>按安排我们九点到。</w:t>
-      </w:r>
-    </w:p>
-    <w:p>
-      <w:r>
-        <w:t>2. You're not supposed to park here.</w:t>
+        <w:t>这家餐厅面向富裕的顾客群。</w:t>
+      </w:r>
+    </w:p>
+    <w:p>
+      <w:r>
+        <w:t>2. Her clientele grew through referrals.</w:t>
         <w:br/>
-        <w:t>规定不允许在这里停车。</w:t>
-      </w:r>
-    </w:p>
-    <w:p>
-      <w:r>
-        <w:t>3. This café is supposed to be excellent.</w:t>
+        <w:t>她的客户群通过转介绍壮大。</w:t>
+      </w:r>
+    </w:p>
+    <w:p>
+      <w:r>
+        <w:t>3. The new service attracted a younger clientele.</w:t>
         <w:br/>
-        <w:t>据说这家咖啡馆很棒。</w:t>
+        <w:t>新服务吸引了更年轻的客户群。</w:t>
       </w:r>
     </w:p>
     <w:p>
@@ -189,43 +482,43 @@
         <w:pStyle w:val="Heading2"/>
       </w:pPr>
       <w:r>
-        <w:t>03. go ahead  ·  00:04:22</w:t>
-      </w:r>
-    </w:p>
-    <w:p>
-      <w:r>
-        <w:t>请继续；去做吧</w:t>
-      </w:r>
-    </w:p>
-    <w:p>
-      <w:r>
-        <w:t>本集义：请继续；去做吧</w:t>
-      </w:r>
-    </w:p>
-    <w:p>
-      <w:r>
-        <w:t>用法：用于许可、鼓励或让对方先说；语境决定意思。</w:t>
-      </w:r>
-    </w:p>
-    <w:p>
-      <w:r>
-        <w:t>1. Can I sit here? — Go ahead.</w:t>
+        <w:t>02. due diligence · 词组 / 术语</w:t>
+      </w:r>
+    </w:p>
+    <w:p>
+      <w:r>
+        <w:t>尽职调查；应有的审慎核查</w:t>
+      </w:r>
+    </w:p>
+    <w:p>
+      <w:r>
+        <w:t>回看 00:16:26 · 字幕中出现：due diligence</w:t>
+      </w:r>
+    </w:p>
+    <w:p>
+      <w:r>
+        <w:t>商务常指交易前查验信息；法律中也可强调合理审慎。</w:t>
+      </w:r>
+    </w:p>
+    <w:p>
+      <w:r>
+        <w:t>1. We completed due diligence before buying the business.</w:t>
         <w:br/>
-        <w:t>我能坐这儿吗？——请坐。</w:t>
-      </w:r>
-    </w:p>
-    <w:p>
-      <w:r>
-        <w:t>2. Go ahead and start without me.</w:t>
+        <w:t>收购企业前我们完成了尽职调查。</w:t>
+      </w:r>
+    </w:p>
+    <w:p>
+      <w:r>
+        <w:t>2. The investor requested a due diligence report.</w:t>
         <w:br/>
-        <w:t>不用等我，你们先开始吧。</w:t>
-      </w:r>
-    </w:p>
-    <w:p>
-      <w:r>
-        <w:t>3. You had a question? Go ahead.</w:t>
+        <w:t>投资者要求一份尽职调查报告。</w:t>
+      </w:r>
+    </w:p>
+    <w:p>
+      <w:r>
+        <w:t>3. Don't skip due diligence just because the price is low.</w:t>
         <w:br/>
-        <w:t>你有问题？请说。</w:t>
+        <w:t>别因为价格低就跳过尽职调查。</w:t>
       </w:r>
     </w:p>
     <w:p>
@@ -233,43 +526,43 @@
         <w:pStyle w:val="Heading2"/>
       </w:pPr>
       <w:r>
-        <w:t>04. hold on  ·  00:05:32</w:t>
-      </w:r>
-    </w:p>
-    <w:p>
-      <w:r>
-        <w:t>等等；坚持住；抓住</w:t>
-      </w:r>
-    </w:p>
-    <w:p>
-      <w:r>
-        <w:t>本集义：等等；坚持住；抓住</w:t>
-      </w:r>
-    </w:p>
-    <w:p>
-      <w:r>
-        <w:t>用法：多义口语；hold on to＋物表示抓住或保留。</w:t>
-      </w:r>
-    </w:p>
-    <w:p>
-      <w:r>
-        <w:t>1. Hold on, I haven't finished.</w:t>
+        <w:t>03. opportunity cost · 词组 / 术语</w:t>
+      </w:r>
+    </w:p>
+    <w:p>
+      <w:r>
+        <w:t>机会成本</w:t>
+      </w:r>
+    </w:p>
+    <w:p>
+      <w:r>
+        <w:t>回看 00:13:47 · 字幕中出现：opportunity cost</w:t>
+      </w:r>
+    </w:p>
+    <w:p>
+      <w:r>
+        <w:t>选择某方案时放弃的最佳替代收益；不只是实际支出。</w:t>
+      </w:r>
+    </w:p>
+    <w:p>
+      <w:r>
+        <w:t>1. The delay has an opportunity cost.</w:t>
         <w:br/>
-        <w:t>等等，我还没说完。</w:t>
-      </w:r>
-    </w:p>
-    <w:p>
-      <w:r>
-        <w:t>2. Please hold on while I check.</w:t>
+        <w:t>延迟存在机会成本。</w:t>
+      </w:r>
+    </w:p>
+    <w:p>
+      <w:r>
+        <w:t>2. Consider the opportunity cost of leaving the office empty.</w:t>
         <w:br/>
-        <w:t>请稍等，我查一下。</w:t>
-      </w:r>
-    </w:p>
-    <w:p>
-      <w:r>
-        <w:t>3. Hold on to your receipt.</w:t>
+        <w:t>考虑让办公室空置的机会成本。</w:t>
+      </w:r>
+    </w:p>
+    <w:p>
+      <w:r>
+        <w:t>3. A free service can still involve opportunity cost.</w:t>
         <w:br/>
-        <w:t>保留好你的收据。</w:t>
+        <w:t>免费服务仍可能有机会成本。</w:t>
       </w:r>
     </w:p>
     <w:p>
@@ -277,43 +570,43 @@
         <w:pStyle w:val="Heading2"/>
       </w:pPr>
       <w:r>
-        <w:t>05. let it go  ·  00:12:12</w:t>
-      </w:r>
-    </w:p>
-    <w:p>
-      <w:r>
-        <w:t>算了；放下；别再纠缠</w:t>
-      </w:r>
-    </w:p>
-    <w:p>
-      <w:r>
-        <w:t>本集义：算了；放下；别再纠缠</w:t>
-      </w:r>
-    </w:p>
-    <w:p>
-      <w:r>
-        <w:t>用法：常用于结束争执或放下过去；直接命令可能显得不体贴。</w:t>
-      </w:r>
-    </w:p>
-    <w:p>
-      <w:r>
-        <w:t>1. It was a small mistake. Let it go.</w:t>
+        <w:t>04. executor · 关键词</w:t>
+      </w:r>
+    </w:p>
+    <w:p>
+      <w:r>
+        <w:t>遗嘱执行人</w:t>
+      </w:r>
+    </w:p>
+    <w:p>
+      <w:r>
+        <w:t>回看 00:32:19 · 字幕中出现：executor</w:t>
+      </w:r>
+    </w:p>
+    <w:p>
+      <w:r>
+        <w:t>负责执行遗嘱和管理遗产事务；与 executioner 行刑人不同。</w:t>
+      </w:r>
+    </w:p>
+    <w:p>
+      <w:r>
+        <w:t>1. She appointed her brother as executor.</w:t>
         <w:br/>
-        <w:t>只是个小错误，算了吧。</w:t>
-      </w:r>
-    </w:p>
-    <w:p>
-      <w:r>
-        <w:t>2. I'm trying to let it go and focus on today.</w:t>
+        <w:t>她指定哥哥为遗嘱执行人。</w:t>
+      </w:r>
+    </w:p>
+    <w:p>
+      <w:r>
+        <w:t>2. The executor contacted the beneficiaries.</w:t>
         <w:br/>
-        <w:t>我在努力放下过去，专注今天。</w:t>
-      </w:r>
-    </w:p>
-    <w:p>
-      <w:r>
-        <w:t>3. Can we let it go for tonight?</w:t>
+        <w:t>遗嘱执行人联系了受益人。</w:t>
+      </w:r>
+    </w:p>
+    <w:p>
+      <w:r>
+        <w:t>3. He reviewed the executor's accounts.</w:t>
         <w:br/>
-        <w:t>今晚我们先别纠缠这件事，好吗？</w:t>
+        <w:t>他审查了遗嘱执行人的账目。</w:t>
       </w:r>
     </w:p>
     <w:p>
@@ -321,43 +614,43 @@
         <w:pStyle w:val="Heading2"/>
       </w:pPr>
       <w:r>
-        <w:t>06. what about  ·  00:18:38</w:t>
-      </w:r>
-    </w:p>
-    <w:p>
-      <w:r>
-        <w:t>……怎么样；那……呢</w:t>
-      </w:r>
-    </w:p>
-    <w:p>
-      <w:r>
-        <w:t>本集义：……怎么样；那……呢</w:t>
-      </w:r>
-    </w:p>
-    <w:p>
-      <w:r>
-        <w:t>用法：接名词或动名词；常提醒被忽略的事项。</w:t>
-      </w:r>
-    </w:p>
-    <w:p>
-      <w:r>
-        <w:t>1. What about dinner on Friday?</w:t>
+        <w:t>05. endowment · 关键词</w:t>
+      </w:r>
+    </w:p>
+    <w:p>
+      <w:r>
+        <w:t>捐赠基金；捐助财产</w:t>
+      </w:r>
+    </w:p>
+    <w:p>
+      <w:r>
+        <w:t>回看 00:33:22 · 字幕中出现：endowment</w:t>
+      </w:r>
+    </w:p>
+    <w:p>
+      <w:r>
+        <w:t>常指给学校、奖学金等提供长期资金的财产。</w:t>
+      </w:r>
+    </w:p>
+    <w:p>
+      <w:r>
+        <w:t>1. The endowment supports annual scholarships.</w:t>
         <w:br/>
-        <w:t>周五一起吃晚饭怎么样？</w:t>
-      </w:r>
-    </w:p>
-    <w:p>
-      <w:r>
-        <w:t>2. What about taking a short break?</w:t>
+        <w:t>捐赠基金支持每年的奖学金。</w:t>
+      </w:r>
+    </w:p>
+    <w:p>
+      <w:r>
+        <w:t>2. A donor established an endowment.</w:t>
         <w:br/>
-        <w:t>休息一会儿怎么样？</w:t>
-      </w:r>
-    </w:p>
-    <w:p>
-      <w:r>
-        <w:t>3. You can go, but what about the dog?</w:t>
+        <w:t>一位捐助者设立了捐赠基金。</w:t>
+      </w:r>
+    </w:p>
+    <w:p>
+      <w:r>
+        <w:t>3. The museum relies on its endowment.</w:t>
         <w:br/>
-        <w:t>你可以走，但狗怎么办？</w:t>
+        <w:t>博物馆依赖其捐赠基金。</w:t>
       </w:r>
     </w:p>
     <w:p>
@@ -365,43 +658,43 @@
         <w:pStyle w:val="Heading2"/>
       </w:pPr>
       <w:r>
-        <w:t>07. at least  ·  00:37:01</w:t>
-      </w:r>
-    </w:p>
-    <w:p>
-      <w:r>
-        <w:t>至少；起码；好歹</w:t>
-      </w:r>
-    </w:p>
-    <w:p>
-      <w:r>
-        <w:t>本集义：至少；起码；好歹</w:t>
-      </w:r>
-    </w:p>
-    <w:p>
-      <w:r>
-        <w:t>用法：可表示最低数量，也可指出坏事中的积极一面。</w:t>
-      </w:r>
-    </w:p>
-    <w:p>
-      <w:r>
-        <w:t>1. Give yourself at least ten minutes.</w:t>
+        <w:t>06. strong-arm · 关键词</w:t>
+      </w:r>
+    </w:p>
+    <w:p>
+      <w:r>
+        <w:t>用强力或威胁迫使</w:t>
+      </w:r>
+    </w:p>
+    <w:p>
+      <w:r>
+        <w:t>回看 00:20:43 · 字幕中出现：strong-arm</w:t>
+      </w:r>
+    </w:p>
+    <w:p>
+      <w:r>
+        <w:t>strong-arm someone into doing something；负面动词。</w:t>
+      </w:r>
+    </w:p>
+    <w:p>
+      <w:r>
+        <w:t>1. They tried to strong-arm her into signing.</w:t>
         <w:br/>
-        <w:t>给自己至少十分钟。</w:t>
-      </w:r>
-    </w:p>
-    <w:p>
-      <w:r>
-        <w:t>2. We missed the train, but at least we're safe.</w:t>
+        <w:t>他们试图威逼她签字。</w:t>
+      </w:r>
+    </w:p>
+    <w:p>
+      <w:r>
+        <w:t>2. The supplier strong-armed smaller firms.</w:t>
         <w:br/>
-        <w:t>我们错过了火车，不过至少人没事。</w:t>
-      </w:r>
-    </w:p>
-    <w:p>
-      <w:r>
-        <w:t>3. At least tell me what happened.</w:t>
+        <w:t>供应商胁迫了较小的公司。</w:t>
+      </w:r>
+    </w:p>
+    <w:p>
+      <w:r>
+        <w:t>3. He refused to be strong-armed into silence.</w:t>
         <w:br/>
-        <w:t>起码告诉我发生了什么。</w:t>
+        <w:t>他拒绝受威胁而保持沉默。</w:t>
       </w:r>
     </w:p>
     <w:p>
@@ -409,43 +702,43 @@
         <w:pStyle w:val="Heading2"/>
       </w:pPr>
       <w:r>
-        <w:t>08. not at all  ·  00:37:34</w:t>
-      </w:r>
-    </w:p>
-    <w:p>
-      <w:r>
-        <w:t>一点也不；完全不；别客气</w:t>
-      </w:r>
-    </w:p>
-    <w:p>
-      <w:r>
-        <w:t>本集义：一点也不；完全不；别客气</w:t>
-      </w:r>
-    </w:p>
-    <w:p>
-      <w:r>
-        <w:t>用法：可加强否定，也可礼貌回应感谢。</w:t>
-      </w:r>
-    </w:p>
-    <w:p>
-      <w:r>
-        <w:t>1. Are you tired? — Not at all.</w:t>
+        <w:t>07. step on toes · 词组 / 术语</w:t>
+      </w:r>
+    </w:p>
+    <w:p>
+      <w:r>
+        <w:t>冒犯或干预别人的职责范围</w:t>
+      </w:r>
+    </w:p>
+    <w:p>
+      <w:r>
+        <w:t>回看 00:23:15 · 字幕中出现：step on any toes</w:t>
+      </w:r>
+    </w:p>
+    <w:p>
+      <w:r>
+        <w:t>也作 step on someone's toes；常用于工作中怕越权。</w:t>
+      </w:r>
+    </w:p>
+    <w:p>
+      <w:r>
+        <w:t>1. I don't want to step on anyone's toes.</w:t>
         <w:br/>
-        <w:t>你累吗？——一点也不。</w:t>
-      </w:r>
-    </w:p>
-    <w:p>
-      <w:r>
-        <w:t>2. That's not at all what I expected.</w:t>
+        <w:t>我不想干涉任何人的职责。</w:t>
+      </w:r>
+    </w:p>
+    <w:p>
+      <w:r>
+        <w:t>2. The new manager stepped on a few toes.</w:t>
         <w:br/>
-        <w:t>那完全不是我预料的。</w:t>
-      </w:r>
-    </w:p>
-    <w:p>
-      <w:r>
-        <w:t>3. Thank you for helping. — Not at all.</w:t>
+        <w:t>新经理冒犯了几位同事。</w:t>
+      </w:r>
+    </w:p>
+    <w:p>
+      <w:r>
+        <w:t>3. Clarify roles so we don't step on each other's toes.</w:t>
         <w:br/>
-        <w:t>谢谢帮忙。——别客气。</w:t>
+        <w:t>明确分工，避免互相越界。</w:t>
       </w:r>
     </w:p>
     <w:p>
@@ -453,43 +746,55 @@
         <w:pStyle w:val="Heading2"/>
       </w:pPr>
       <w:r>
-        <w:t>09. hold up  ·  00:40:54</w:t>
-      </w:r>
-    </w:p>
-    <w:p>
-      <w:r>
-        <w:t>等一下；耽搁；支撑；经受检验</w:t>
-      </w:r>
-    </w:p>
-    <w:p>
-      <w:r>
-        <w:t>本集义：等一下、先停下来。</w:t>
-      </w:r>
-    </w:p>
-    <w:p>
-      <w:r>
-        <w:t>用法：多义短语。hold up in court 指经得起法庭审查。</w:t>
-      </w:r>
-    </w:p>
-    <w:p>
-      <w:r>
-        <w:t>1. Hold up, I left my bag inside.</w:t>
-        <w:br/>
-        <w:t>等一下，我把包落在里面了。</w:t>
-      </w:r>
-    </w:p>
-    <w:p>
-      <w:r>
-        <w:t>2. Traffic held us up for an hour.</w:t>
-        <w:br/>
-        <w:t>交通堵塞耽误了我们一小时。</w:t>
-      </w:r>
-    </w:p>
-    <w:p>
-      <w:r>
-        <w:t>3. Will this explanation hold up under questioning?</w:t>
-        <w:br/>
-        <w:t>这个解释经得住追问吗？</w:t>
+        <w:t>汉译英与复述</w:t>
+      </w:r>
+    </w:p>
+    <w:p>
+      <w:r>
+        <w:t>1. 她的客户群通过转介绍壮大。</w:t>
+      </w:r>
+    </w:p>
+    <w:p>
+      <w:r>
+        <w:t>2. 遗嘱执行人联系了受益人。</w:t>
+      </w:r>
+    </w:p>
+    <w:p>
+      <w:r>
+        <w:t>3. 新经理冒犯了几位同事。</w:t>
+      </w:r>
+    </w:p>
+    <w:p>
+      <w:r>
+        <w:t>参考答案：</w:t>
+      </w:r>
+    </w:p>
+    <w:p>
+      <w:r>
+        <w:t>1. Her clientele grew through referrals. [clientele]</w:t>
+      </w:r>
+    </w:p>
+    <w:p>
+      <w:r>
+        <w:t>2. The executor contacted the beneficiaries. [executor]</w:t>
+      </w:r>
+    </w:p>
+    <w:p>
+      <w:r>
+        <w:t>3. The new manager stepped on a few toes. [step on toes]</w:t>
+      </w:r>
+    </w:p>
+    <w:p>
+      <w:r>
+        <w:br w:type="page"/>
+      </w:r>
+    </w:p>
+    <w:p>
+      <w:pPr>
+        <w:pStyle w:val="Heading1"/>
+      </w:pPr>
+      <w:r>
+        <w:t>S04E03 · Something Beautiful</w:t>
       </w:r>
     </w:p>
     <w:p>
@@ -497,43 +802,17 @@
         <w:pStyle w:val="Heading2"/>
       </w:pPr>
       <w:r>
-        <w:t>10. I guess  ·  00:46:58</w:t>
-      </w:r>
-    </w:p>
-    <w:p>
-      <w:r>
-        <w:t>我想；大概吧</w:t>
-      </w:r>
-    </w:p>
-    <w:p>
-      <w:r>
-        <w:t>本集义：我想；大概吧</w:t>
-      </w:r>
-    </w:p>
-    <w:p>
-      <w:r>
-        <w:t>用法：表示推测、保留或勉强接受；比 I know 更不确定。</w:t>
-      </w:r>
-    </w:p>
-    <w:p>
-      <w:r>
-        <w:t>1. I guess the shop is closed.</w:t>
-        <w:br/>
-        <w:t>我想店关门了。</w:t>
-      </w:r>
-    </w:p>
-    <w:p>
-      <w:r>
-        <w:t>2. We could walk, I guess.</w:t>
-        <w:br/>
-        <w:t>我想我们也可以走路去。</w:t>
-      </w:r>
-    </w:p>
-    <w:p>
-      <w:r>
-        <w:t>3. I guess you're right about the cost.</w:t>
-        <w:br/>
-        <w:t>关于费用，我想你说得对。</w:t>
+        <w:t>英文内容梗概（79 words）</w:t>
+      </w:r>
+    </w:p>
+    <w:p>
+      <w:r>
+        <w:t>Jimmy arranges the theft of a valuable figurine from the copier office, treating it as an easy way to make money. Nacho takes part in a staged attack designed to explain Arturo's death and support Gus's deception. Kim observes court proceedings and becomes interested in people whose cases receive little attention. Gus considers the technical possibilities of a future methamphetamine operation. Chuck's letter to Jimmy produces a restrained response from him and a much more emotional one from Kim.</w:t>
+      </w:r>
+    </w:p>
+    <w:p>
+      <w:r>
+        <w:t>双语字幕原始来源（整季合集）：https://subhd.tv/a/vlHghm</w:t>
       </w:r>
     </w:p>
     <w:p>
@@ -541,50 +820,394 @@
         <w:pStyle w:val="Heading2"/>
       </w:pPr>
       <w:r>
-        <w:t>汉译英练习</w:t>
-      </w:r>
-    </w:p>
-    <w:p>
-      <w:r>
-        <w:t>1. 在这种情况下，推迟似乎很合理。</w:t>
-      </w:r>
-    </w:p>
-    <w:p>
-      <w:r>
-        <w:t>2. 我在努力放下过去，专注今天。</w:t>
-      </w:r>
-    </w:p>
-    <w:p>
-      <w:r>
-        <w:t>3. 交通堵塞耽误了我们一小时。</w:t>
-      </w:r>
-    </w:p>
-    <w:p>
-      <w:r>
-        <w:t>口头输出：任选三个表达，说一段 30—60 秒的个人经历。</w:t>
+        <w:t>01. vulnerable · 关键词</w:t>
+      </w:r>
+    </w:p>
+    <w:p>
+      <w:r>
+        <w:t>易受伤害、攻击或利用的</w:t>
+      </w:r>
+    </w:p>
+    <w:p>
+      <w:r>
+        <w:t>回看 00:13:37 · 字幕中出现：vulnerable</w:t>
+      </w:r>
+    </w:p>
+    <w:p>
+      <w:r>
+        <w:t>vulnerable to；法律、业务和人际中都常见。</w:t>
+      </w:r>
+    </w:p>
+    <w:p>
+      <w:r>
+        <w:t>1. The system is vulnerable to attack.</w:t>
+        <w:br/>
+        <w:t>系统容易受到攻击。</w:t>
+      </w:r>
+    </w:p>
+    <w:p>
+      <w:r>
+        <w:t>2. The scheme targeted vulnerable clients.</w:t>
+        <w:br/>
+        <w:t>骗局针对容易受害的客户。</w:t>
+      </w:r>
+    </w:p>
+    <w:p>
+      <w:r>
+        <w:t>3. She felt vulnerable after the disclosure.</w:t>
+        <w:br/>
+        <w:t>事情披露后，她觉得自己处境脆弱。</w:t>
       </w:r>
     </w:p>
     <w:p>
       <w:pPr>
-        <w:pStyle w:val="Heading3"/>
+        <w:pStyle w:val="Heading2"/>
       </w:pPr>
       <w:r>
-        <w:t>参考答案</w:t>
-      </w:r>
-    </w:p>
-    <w:p>
-      <w:r>
-        <w:t>1. Under the circumstances, postponing seems sensible.  [under the circumstances]</w:t>
-      </w:r>
-    </w:p>
-    <w:p>
-      <w:r>
-        <w:t>2. I'm trying to let it go and focus on today.  [let it go]</w:t>
-      </w:r>
-    </w:p>
-    <w:p>
-      <w:r>
-        <w:t>3. Traffic held us up for an hour.  [hold up]</w:t>
+        <w:t>02. cut a deal · 词组 / 术语</w:t>
+      </w:r>
+    </w:p>
+    <w:p>
+      <w:r>
+        <w:t>达成交易或协议</w:t>
+      </w:r>
+    </w:p>
+    <w:p>
+      <w:r>
+        <w:t>回看 00:32:29 · 字幕中出现：Cut a deal</w:t>
+      </w:r>
+    </w:p>
+    <w:p>
+      <w:r>
+        <w:t>非正式，常含协商交换条件的意思；不必然违法。</w:t>
+      </w:r>
+    </w:p>
+    <w:p>
+      <w:r>
+        <w:t>1. We cut a deal with the supplier.</w:t>
+        <w:br/>
+        <w:t>我们与供应商谈成了协议。</w:t>
+      </w:r>
+    </w:p>
+    <w:p>
+      <w:r>
+        <w:t>2. They hope to cut a deal before Friday.</w:t>
+        <w:br/>
+        <w:t>他们希望周五前谈成协议。</w:t>
+      </w:r>
+    </w:p>
+    <w:p>
+      <w:r>
+        <w:t>3. Can we cut a deal that works for both sides?</w:t>
+        <w:br/>
+        <w:t>我们能达成双方都满意的协议吗？</w:t>
+      </w:r>
+    </w:p>
+    <w:p>
+      <w:pPr>
+        <w:pStyle w:val="Heading2"/>
+      </w:pPr>
+      <w:r>
+        <w:t>03. due diligence · 词组 / 术语</w:t>
+      </w:r>
+    </w:p>
+    <w:p>
+      <w:r>
+        <w:t>尽职调查；应有的审慎核查</w:t>
+      </w:r>
+    </w:p>
+    <w:p>
+      <w:r>
+        <w:t>回看 00:13:11 · 字幕中出现：due diligence</w:t>
+      </w:r>
+    </w:p>
+    <w:p>
+      <w:r>
+        <w:t>商务常指交易前查验信息；法律中也可强调合理审慎。</w:t>
+      </w:r>
+    </w:p>
+    <w:p>
+      <w:r>
+        <w:t>1. We completed due diligence before buying the business.</w:t>
+        <w:br/>
+        <w:t>收购企业前我们完成了尽职调查。</w:t>
+      </w:r>
+    </w:p>
+    <w:p>
+      <w:r>
+        <w:t>2. The investor requested a due diligence report.</w:t>
+        <w:br/>
+        <w:t>投资者要求一份尽职调查报告。</w:t>
+      </w:r>
+    </w:p>
+    <w:p>
+      <w:r>
+        <w:t>3. Don't skip due diligence just because the price is low.</w:t>
+        <w:br/>
+        <w:t>别因为价格低就跳过尽职调查。</w:t>
+      </w:r>
+    </w:p>
+    <w:p>
+      <w:pPr>
+        <w:pStyle w:val="Heading2"/>
+      </w:pPr>
+      <w:r>
+        <w:t>04. the tip of the iceberg · 词组 / 术语</w:t>
+      </w:r>
+    </w:p>
+    <w:p>
+      <w:r>
+        <w:t>冰山一角</w:t>
+      </w:r>
+    </w:p>
+    <w:p>
+      <w:r>
+        <w:t>回看 00:15:21 · 字幕中出现：the tip of the iceberg</w:t>
+      </w:r>
+    </w:p>
+    <w:p>
+      <w:r>
+        <w:t>可见问题只是更大隐藏问题的一小部分。</w:t>
+      </w:r>
+    </w:p>
+    <w:p>
+      <w:r>
+        <w:t>1. The missing invoice was the tip of the iceberg.</w:t>
+        <w:br/>
+        <w:t>丢失的发票只是冰山一角。</w:t>
+      </w:r>
+    </w:p>
+    <w:p>
+      <w:r>
+        <w:t>2. These complaints may be the tip of the iceberg.</w:t>
+        <w:br/>
+        <w:t>这些投诉可能只是冰山一角。</w:t>
+      </w:r>
+    </w:p>
+    <w:p>
+      <w:r>
+        <w:t>3. She suspected the error was the tip of the iceberg.</w:t>
+        <w:br/>
+        <w:t>她怀疑这个错误只是更大问题的表面。</w:t>
+      </w:r>
+    </w:p>
+    <w:p>
+      <w:pPr>
+        <w:pStyle w:val="Heading2"/>
+      </w:pPr>
+      <w:r>
+        <w:t>05. security-conscious · 关键词</w:t>
+      </w:r>
+    </w:p>
+    <w:p>
+      <w:r>
+        <w:t>有安全防范意识的</w:t>
+      </w:r>
+    </w:p>
+    <w:p>
+      <w:r>
+        <w:t>回看 00:07:20 · 字幕中出现：security-conscious</w:t>
+      </w:r>
+    </w:p>
+    <w:p>
+      <w:r>
+        <w:t>conscious 与名词组合形成“有某方面意识的”形容词。</w:t>
+      </w:r>
+    </w:p>
+    <w:p>
+      <w:r>
+        <w:t>1. The firm is highly security-conscious.</w:t>
+        <w:br/>
+        <w:t>公司很重视安全防范。</w:t>
+      </w:r>
+    </w:p>
+    <w:p>
+      <w:r>
+        <w:t>2. Security-conscious staff reported the stranger.</w:t>
+        <w:br/>
+        <w:t>有防范意识的员工报告了陌生人。</w:t>
+      </w:r>
+    </w:p>
+    <w:p>
+      <w:r>
+        <w:t>3. They became more security-conscious after the theft.</w:t>
+        <w:br/>
+        <w:t>失窃后他们提高了安全意识。</w:t>
+      </w:r>
+    </w:p>
+    <w:p>
+      <w:pPr>
+        <w:pStyle w:val="Heading2"/>
+      </w:pPr>
+      <w:r>
+        <w:t>06. swagger · 关键词</w:t>
+      </w:r>
+    </w:p>
+    <w:p>
+      <w:r>
+        <w:t>大摇大摆的姿态；自信甚至傲慢的气派</w:t>
+      </w:r>
+    </w:p>
+    <w:p>
+      <w:r>
+        <w:t>回看 00:06:49 · 字幕中出现：swagger</w:t>
+      </w:r>
+    </w:p>
+    <w:p>
+      <w:r>
+        <w:t>可作名词或动词，常带表演感。</w:t>
+      </w:r>
+    </w:p>
+    <w:p>
+      <w:r>
+        <w:t>1. He entered with a confident swagger.</w:t>
+        <w:br/>
+        <w:t>他自信十足地大步走进来。</w:t>
+      </w:r>
+    </w:p>
+    <w:p>
+      <w:r>
+        <w:t>2. The character's swagger hides his fear.</w:t>
+        <w:br/>
+        <w:t>角色的傲慢气派掩盖了恐惧。</w:t>
+      </w:r>
+    </w:p>
+    <w:p>
+      <w:r>
+        <w:t>3. She swaggered into the office.</w:t>
+        <w:br/>
+        <w:t>她大摇大摆地走进办公室。</w:t>
+      </w:r>
+    </w:p>
+    <w:p>
+      <w:pPr>
+        <w:pStyle w:val="Heading2"/>
+      </w:pPr>
+      <w:r>
+        <w:t>07. paralegal · 关键词</w:t>
+      </w:r>
+    </w:p>
+    <w:p>
+      <w:r>
+        <w:t>律师助理；法律辅助人员</w:t>
+      </w:r>
+    </w:p>
+    <w:p>
+      <w:r>
+        <w:t>回看 00:13:55 · 字幕中出现：paralegal</w:t>
+      </w:r>
+    </w:p>
+    <w:p>
+      <w:r>
+        <w:t>不等于有执业资格的律师；职能依地区和机构。</w:t>
+      </w:r>
+    </w:p>
+    <w:p>
+      <w:r>
+        <w:t>1. The paralegal organized the case files.</w:t>
+        <w:br/>
+        <w:t>律师助理整理了案件档案。</w:t>
+      </w:r>
+    </w:p>
+    <w:p>
+      <w:r>
+        <w:t>2. She trained as a paralegal.</w:t>
+        <w:br/>
+        <w:t>她接受了律师助理培训。</w:t>
+      </w:r>
+    </w:p>
+    <w:p>
+      <w:r>
+        <w:t>3. A paralegal helped prepare the documents.</w:t>
+        <w:br/>
+        <w:t>律师助理协助准备了文件。</w:t>
+      </w:r>
+    </w:p>
+    <w:p>
+      <w:pPr>
+        <w:pStyle w:val="Heading2"/>
+      </w:pPr>
+      <w:r>
+        <w:t>08. cast aspersions · 词组 / 术语</w:t>
+      </w:r>
+    </w:p>
+    <w:p>
+      <w:r>
+        <w:t>诋毁；影射他人有问题</w:t>
+      </w:r>
+    </w:p>
+    <w:p>
+      <w:r>
+        <w:t>回看 00:35:08 · 字幕中出现：cast aspersions</w:t>
+      </w:r>
+    </w:p>
+    <w:p>
+      <w:r>
+        <w:t>cast aspersions on someone/something；较正式，常用于否认自己在攻击对方。</w:t>
+      </w:r>
+    </w:p>
+    <w:p>
+      <w:r>
+        <w:t>1. He cast aspersions on her integrity.</w:t>
+        <w:br/>
+        <w:t>他对她的正直作了恶意影射。</w:t>
+      </w:r>
+    </w:p>
+    <w:p>
+      <w:r>
+        <w:t>2. I don't mean to cast aspersions on the team.</w:t>
+        <w:br/>
+        <w:t>我不是要诋毁这个团队。</w:t>
+      </w:r>
+    </w:p>
+    <w:p>
+      <w:r>
+        <w:t>3. The article cast aspersions without offering evidence.</w:t>
+        <w:br/>
+        <w:t>文章没有给出证据就进行影射。</w:t>
+      </w:r>
+    </w:p>
+    <w:p>
+      <w:pPr>
+        <w:pStyle w:val="Heading2"/>
+      </w:pPr>
+      <w:r>
+        <w:t>汉译英与复述</w:t>
+      </w:r>
+    </w:p>
+    <w:p>
+      <w:r>
+        <w:t>1. 骗局针对容易受害的客户。</w:t>
+      </w:r>
+    </w:p>
+    <w:p>
+      <w:r>
+        <w:t>2. 有防范意识的员工报告了陌生人。</w:t>
+      </w:r>
+    </w:p>
+    <w:p>
+      <w:r>
+        <w:t>3. 我不是要诋毁这个团队。</w:t>
+      </w:r>
+    </w:p>
+    <w:p>
+      <w:r>
+        <w:t>参考答案：</w:t>
+      </w:r>
+    </w:p>
+    <w:p>
+      <w:r>
+        <w:t>1. The scheme targeted vulnerable clients. [vulnerable]</w:t>
+      </w:r>
+    </w:p>
+    <w:p>
+      <w:r>
+        <w:t>2. Security-conscious staff reported the stranger. [security-conscious]</w:t>
+      </w:r>
+    </w:p>
+    <w:p>
+      <w:r>
+        <w:t>3. I don't mean to cast aspersions on the team. [cast aspersions]</w:t>
       </w:r>
     </w:p>
     <w:p>
@@ -597,61 +1220,25 @@
         <w:pStyle w:val="Heading1"/>
       </w:pPr>
       <w:r>
-        <w:t>S04E02  Breathe</w:t>
-      </w:r>
-    </w:p>
-    <w:p>
-      <w:hyperlink r:id="rId9">
-        <w:r>
-          <w:rPr>
-            <w:color w:val="245E4D"/>
-          </w:rPr>
-          <w:t>本季字幕来源</w:t>
-        </w:r>
-      </w:hyperlink>
+        <w:t>S04E04 · Talk</w:t>
+      </w:r>
     </w:p>
     <w:p>
       <w:pPr>
         <w:pStyle w:val="Heading2"/>
       </w:pPr>
       <w:r>
-        <w:t>01. to be honest  ·  00:01:31</w:t>
-      </w:r>
-    </w:p>
-    <w:p>
-      <w:r>
-        <w:t>说实话</w:t>
-      </w:r>
-    </w:p>
-    <w:p>
-      <w:r>
-        <w:t>本集义：说实话</w:t>
-      </w:r>
-    </w:p>
-    <w:p>
-      <w:r>
-        <w:t>用法：常在不太积极或不同的看法前缓和语气；语调也会影响效果。</w:t>
-      </w:r>
-    </w:p>
-    <w:p>
-      <w:r>
-        <w:t>1. To be honest, I'm a little tired.</w:t>
-        <w:br/>
-        <w:t>说实话，我有点累。</w:t>
-      </w:r>
-    </w:p>
-    <w:p>
-      <w:r>
-        <w:t>2. I didn't enjoy the film, to be honest.</w:t>
-        <w:br/>
-        <w:t>说实话，我不太喜欢那部电影。</w:t>
-      </w:r>
-    </w:p>
-    <w:p>
-      <w:r>
-        <w:t>3. To be honest, we need more time.</w:t>
-        <w:br/>
-        <w:t>坦白说，我们还需要更多时间。</w:t>
+        <w:t>英文内容梗概（74 words）</w:t>
+      </w:r>
+    </w:p>
+    <w:p>
+      <w:r>
+        <w:t>Jimmy finds work at a mobile-phone shop but discovers that having little to do does not suit him. Kim becomes increasingly drawn to public-defence cases while Mesa Verde continues its expansion. Mike challenges a support-group participant whose story he believes is false, unsettling Stacey. Nacho returns to the Salamanca operation under Gus's control. Across these stories, characters conceal distress behind professional routines, and their frustration emerges in choices that others find difficult to understand.</w:t>
+      </w:r>
+    </w:p>
+    <w:p>
+      <w:r>
+        <w:t>双语字幕原始来源（整季合集）：https://subhd.tv/a/vlHghm</w:t>
       </w:r>
     </w:p>
     <w:p>
@@ -659,43 +1246,43 @@
         <w:pStyle w:val="Heading2"/>
       </w:pPr>
       <w:r>
-        <w:t>02. what's going on  ·  00:02:13</w:t>
-      </w:r>
-    </w:p>
-    <w:p>
-      <w:r>
-        <w:t>发生什么了；情况怎么样</w:t>
-      </w:r>
-    </w:p>
-    <w:p>
-      <w:r>
-        <w:t>本集义：发生什么了；情况怎么样</w:t>
-      </w:r>
-    </w:p>
-    <w:p>
-      <w:r>
-        <w:t>用法：口语询问当前情况；语调可从关心变成质问。</w:t>
-      </w:r>
-    </w:p>
-    <w:p>
-      <w:r>
-        <w:t>1. What's going on outside?</w:t>
+        <w:t>01. misdemeanor · 关键词</w:t>
+      </w:r>
+    </w:p>
+    <w:p>
+      <w:r>
+        <w:t>轻罪</w:t>
+      </w:r>
+    </w:p>
+    <w:p>
+      <w:r>
+        <w:t>回看 00:10:00 · 字幕中出现：misdemeanor</w:t>
+      </w:r>
+    </w:p>
+    <w:p>
+      <w:r>
+        <w:t>美国法律用语；具体分类取决于适用法律，不能只按日常严重程度判断。</w:t>
+      </w:r>
+    </w:p>
+    <w:p>
+      <w:r>
+        <w:t>1. The charge was classified as a misdemeanor.</w:t>
         <w:br/>
-        <w:t>外面发生什么了？</w:t>
-      </w:r>
-    </w:p>
-    <w:p>
-      <w:r>
-        <w:t>2. You've been quiet. What's going on?</w:t>
+        <w:t>该项指控被归类为轻罪。</w:t>
+      </w:r>
+    </w:p>
+    <w:p>
+      <w:r>
+        <w:t>2. She asked whether the offense was a misdemeanor.</w:t>
         <w:br/>
-        <w:t>你一直很安静，怎么了？</w:t>
-      </w:r>
-    </w:p>
-    <w:p>
-      <w:r>
-        <w:t>3. Can someone explain what's going on?</w:t>
+        <w:t>她询问该违法行为是否属于轻罪。</w:t>
+      </w:r>
+    </w:p>
+    <w:p>
+      <w:r>
+        <w:t>3. The report distinguishes misdemeanors from felonies.</w:t>
         <w:br/>
-        <w:t>有人能解释一下现在是什么情况吗？</w:t>
+        <w:t>报告区分了轻罪与重罪。</w:t>
       </w:r>
     </w:p>
     <w:p>
@@ -703,43 +1290,43 @@
         <w:pStyle w:val="Heading2"/>
       </w:pPr>
       <w:r>
-        <w:t>03. no way  ·  00:02:16</w:t>
-      </w:r>
-    </w:p>
-    <w:p>
-      <w:r>
-        <w:t>不可能；绝不；不会吧</w:t>
-      </w:r>
-    </w:p>
-    <w:p>
-      <w:r>
-        <w:t>本集义：不可能；绝不；不会吧</w:t>
-      </w:r>
-    </w:p>
-    <w:p>
-      <w:r>
-        <w:t>用法：可强烈拒绝，也可表达惊讶；依赖语气。</w:t>
-      </w:r>
-    </w:p>
-    <w:p>
-      <w:r>
-        <w:t>1. There's no way we can finish tonight.</w:t>
+        <w:t>02. felony · 关键词</w:t>
+      </w:r>
+    </w:p>
+    <w:p>
+      <w:r>
+        <w:t>重罪</w:t>
+      </w:r>
+    </w:p>
+    <w:p>
+      <w:r>
+        <w:t>回看 00:09:57 · 字幕中出现：felony</w:t>
+      </w:r>
+    </w:p>
+    <w:p>
+      <w:r>
+        <w:t>美国刑事分类用语；具体定义和后果依司法辖区及法律而定。</w:t>
+      </w:r>
+    </w:p>
+    <w:p>
+      <w:r>
+        <w:t>1. He was charged with a felony.</w:t>
         <w:br/>
-        <w:t>我们不可能今晚完成。</w:t>
-      </w:r>
-    </w:p>
-    <w:p>
-      <w:r>
-        <w:t>2. No way am I paying that much.</w:t>
+        <w:t>他被控犯有重罪。</w:t>
+      </w:r>
+    </w:p>
+    <w:p>
+      <w:r>
+        <w:t>2. The form asks about felony convictions.</w:t>
         <w:br/>
-        <w:t>我绝不会付那么多钱。</w:t>
-      </w:r>
-    </w:p>
-    <w:p>
-      <w:r>
-        <w:t>3. You won the prize? No way!</w:t>
+        <w:t>表格询问是否有重罪定罪记录。</w:t>
+      </w:r>
+    </w:p>
+    <w:p>
+      <w:r>
+        <w:t>3. The lawyer explained the difference between a felony and a misdemeanor.</w:t>
         <w:br/>
-        <w:t>你中奖了？不会吧！</w:t>
+        <w:t>律师解释了重罪和轻罪的区别。</w:t>
       </w:r>
     </w:p>
     <w:p>
@@ -747,43 +1334,43 @@
         <w:pStyle w:val="Heading2"/>
       </w:pPr>
       <w:r>
-        <w:t>04. eventually  ·  00:04:52</w:t>
-      </w:r>
-    </w:p>
-    <w:p>
-      <w:r>
-        <w:t>最终；后来</w:t>
-      </w:r>
-    </w:p>
-    <w:p>
-      <w:r>
-        <w:t>本集义：最终；后来</w:t>
-      </w:r>
-    </w:p>
-    <w:p>
-      <w:r>
-        <w:t>用法：强调经过时间或过程后的结果；不是“可能”。</w:t>
-      </w:r>
-    </w:p>
-    <w:p>
-      <w:r>
-        <w:t>1. We eventually found the right entrance.</w:t>
+        <w:t>03. probation · 关键词</w:t>
+      </w:r>
+    </w:p>
+    <w:p>
+      <w:r>
+        <w:t>缓刑或社区监督；试用期</w:t>
+      </w:r>
+    </w:p>
+    <w:p>
+      <w:r>
+        <w:t>回看 00:09:45 · 字幕中出现：probation</w:t>
+      </w:r>
+    </w:p>
+    <w:p>
+      <w:r>
+        <w:t>刑事含义按具体制度判断；工作语境可指试用期。</w:t>
+      </w:r>
+    </w:p>
+    <w:p>
+      <w:r>
+        <w:t>1. The sentence included a period of probation.</w:t>
         <w:br/>
-        <w:t>我们最终找到了正确入口。</w:t>
-      </w:r>
-    </w:p>
-    <w:p>
-      <w:r>
-        <w:t>2. The noise eventually stopped.</w:t>
+        <w:t>判决包含一段社区监督期。</w:t>
+      </w:r>
+    </w:p>
+    <w:p>
+      <w:r>
+        <w:t>2. She must comply with the conditions of probation.</w:t>
         <w:br/>
-        <w:t>噪声后来停了。</w:t>
-      </w:r>
-    </w:p>
-    <w:p>
-      <w:r>
-        <w:t>3. You'll get more confident eventually.</w:t>
+        <w:t>她必须遵守监督条件。</w:t>
+      </w:r>
+    </w:p>
+    <w:p>
+      <w:r>
+        <w:t>3. My probation at the new job ends next month.</w:t>
         <w:br/>
-        <w:t>你最终会更自信。</w:t>
+        <w:t>我新工作的试用期下个月结束。</w:t>
       </w:r>
     </w:p>
     <w:p>
@@ -791,43 +1378,43 @@
         <w:pStyle w:val="Heading2"/>
       </w:pPr>
       <w:r>
-        <w:t>05. you bet  ·  00:13:06</w:t>
-      </w:r>
-    </w:p>
-    <w:p>
-      <w:r>
-        <w:t>当然；没问题；不客气</w:t>
-      </w:r>
-    </w:p>
-    <w:p>
-      <w:r>
-        <w:t>本集义：当然；没问题；不客气</w:t>
-      </w:r>
-    </w:p>
-    <w:p>
-      <w:r>
-        <w:t>用法：美式口语；可回应请求或感谢，不是要求下注。</w:t>
-      </w:r>
-    </w:p>
-    <w:p>
-      <w:r>
-        <w:t>1. Can you help me tomorrow? — You bet.</w:t>
+        <w:t>04. settlement · 关键词</w:t>
+      </w:r>
+    </w:p>
+    <w:p>
+      <w:r>
+        <w:t>和解；和解协议或款项</w:t>
+      </w:r>
+    </w:p>
+    <w:p>
+      <w:r>
+        <w:t>回看 00:08:22 · 字幕中出现：settlement</w:t>
+      </w:r>
+    </w:p>
+    <w:p>
+      <w:r>
+        <w:t>诉讼中常指双方协议解决争议；不等于法院判决。</w:t>
+      </w:r>
+    </w:p>
+    <w:p>
+      <w:r>
+        <w:t>1. The parties reached a settlement.</w:t>
         <w:br/>
-        <w:t>明天能帮我吗？——当然。</w:t>
-      </w:r>
-    </w:p>
-    <w:p>
-      <w:r>
-        <w:t>2. Thanks for the ride. — You bet.</w:t>
+        <w:t>双方达成了和解。</w:t>
+      </w:r>
+    </w:p>
+    <w:p>
+      <w:r>
+        <w:t>2. They rejected the first settlement offer.</w:t>
         <w:br/>
-        <w:t>谢谢送我。——不客气。</w:t>
-      </w:r>
-    </w:p>
-    <w:p>
-      <w:r>
-        <w:t>3. Are you coming with us? — You bet!</w:t>
+        <w:t>他们拒绝了第一次和解报价。</w:t>
+      </w:r>
+    </w:p>
+    <w:p>
+      <w:r>
+        <w:t>3. Is the settlement in writing?</w:t>
         <w:br/>
-        <w:t>你跟我们一起去吗？——当然！</w:t>
+        <w:t>和解协议有书面形式吗？</w:t>
       </w:r>
     </w:p>
     <w:p>
@@ -835,7 +1422,2587 @@
         <w:pStyle w:val="Heading2"/>
       </w:pPr>
       <w:r>
-        <w:t>06. due diligence  ·  00:16:28</w:t>
+        <w:t>05. trespassing · 关键词</w:t>
+      </w:r>
+    </w:p>
+    <w:p>
+      <w:r>
+        <w:t>擅自进入或逗留他人土地、场所</w:t>
+      </w:r>
+    </w:p>
+    <w:p>
+      <w:r>
+        <w:t>回看 00:08:27 · 字幕中出现：trespassing</w:t>
+      </w:r>
+    </w:p>
+    <w:p>
+      <w:r>
+        <w:t>常见标牌 No trespassing；不是泛指任何闯祸。</w:t>
+      </w:r>
+    </w:p>
+    <w:p>
+      <w:r>
+        <w:t>1. The sign says No trespassing.</w:t>
+        <w:br/>
+        <w:t>牌子上写着禁止擅入。</w:t>
+      </w:r>
+    </w:p>
+    <w:p>
+      <w:r>
+        <w:t>2. They were warned about trespassing on private land.</w:t>
+        <w:br/>
+        <w:t>他们被警告不得擅入私人土地。</w:t>
+      </w:r>
+    </w:p>
+    <w:p>
+      <w:r>
+        <w:t>3. The complaint concerned trespassing, not theft.</w:t>
+        <w:br/>
+        <w:t>投诉涉及擅自侵入，而非盗窃。</w:t>
+      </w:r>
+    </w:p>
+    <w:p>
+      <w:pPr>
+        <w:pStyle w:val="Heading2"/>
+      </w:pPr>
+      <w:r>
+        <w:t>06. bankruptcy · 关键词</w:t>
+      </w:r>
+    </w:p>
+    <w:p>
+      <w:r>
+        <w:t>破产；破产程序</w:t>
+      </w:r>
+    </w:p>
+    <w:p>
+      <w:r>
+        <w:t>回看 00:08:24 · 字幕中出现：bankruptcies</w:t>
+      </w:r>
+    </w:p>
+    <w:p>
+      <w:r>
+        <w:t>名词；file for bankruptcy 表示申请破产保护或进入相应程序。</w:t>
+      </w:r>
+    </w:p>
+    <w:p>
+      <w:r>
+        <w:t>1. The company filed for bankruptcy.</w:t>
+        <w:br/>
+        <w:t>公司申请了破产。</w:t>
+      </w:r>
+    </w:p>
+    <w:p>
+      <w:r>
+        <w:t>2. Bankruptcy affected all its suppliers.</w:t>
+        <w:br/>
+        <w:t>破产影响了它所有的供应商。</w:t>
+      </w:r>
+    </w:p>
+    <w:p>
+      <w:r>
+        <w:t>3. She specializes in bankruptcy law.</w:t>
+        <w:br/>
+        <w:t>她专长于破产法。</w:t>
+      </w:r>
+    </w:p>
+    <w:p>
+      <w:pPr>
+        <w:pStyle w:val="Heading2"/>
+      </w:pPr>
+      <w:r>
+        <w:t>07. disqualify · 关键词</w:t>
+      </w:r>
+    </w:p>
+    <w:p>
+      <w:r>
+        <w:t>使不合资格；取消资格</w:t>
+      </w:r>
+    </w:p>
+    <w:p>
+      <w:r>
+        <w:t>回看 00:13:42 · 字幕中出现：disqualify</w:t>
+      </w:r>
+    </w:p>
+    <w:p>
+      <w:r>
+        <w:t>disqualify someone from doing something。</w:t>
+      </w:r>
+    </w:p>
+    <w:p>
+      <w:r>
+        <w:t>1. The conflict may disqualify her from the role.</w:t>
+        <w:br/>
+        <w:t>利益冲突可能使她失去任职资格。</w:t>
+      </w:r>
+    </w:p>
+    <w:p>
+      <w:r>
+        <w:t>2. The team was disqualified for cheating.</w:t>
+        <w:br/>
+        <w:t>队伍因作弊被取消资格。</w:t>
+      </w:r>
+    </w:p>
+    <w:p>
+      <w:r>
+        <w:t>3. One omission does not automatically disqualify you.</w:t>
+        <w:br/>
+        <w:t>一处遗漏不会自动使你失去资格。</w:t>
+      </w:r>
+    </w:p>
+    <w:p>
+      <w:pPr>
+        <w:pStyle w:val="Heading2"/>
+      </w:pPr>
+      <w:r>
+        <w:t>08. billable hours · 词组 / 术语</w:t>
+      </w:r>
+    </w:p>
+    <w:p>
+      <w:r>
+        <w:t>可向客户计费的工时</w:t>
+      </w:r>
+    </w:p>
+    <w:p>
+      <w:r>
+        <w:t>回看 00:10:51 · 字幕中出现：billable hours</w:t>
+      </w:r>
+    </w:p>
+    <w:p>
+      <w:r>
+        <w:t>专业服务行业常用；不等于全部工作时长。</w:t>
+      </w:r>
+    </w:p>
+    <w:p>
+      <w:r>
+        <w:t>1. She recorded her billable hours each evening.</w:t>
+        <w:br/>
+        <w:t>她每晚记录可计费工时。</w:t>
+      </w:r>
+    </w:p>
+    <w:p>
+      <w:r>
+        <w:t>2. The project required fewer billable hours than expected.</w:t>
+        <w:br/>
+        <w:t>项目需要的可计费工时少于预期。</w:t>
+      </w:r>
+    </w:p>
+    <w:p>
+      <w:r>
+        <w:t>3. How does the firm track billable hours?</w:t>
+        <w:br/>
+        <w:t>事务所如何记录可计费工时？</w:t>
+      </w:r>
+    </w:p>
+    <w:p>
+      <w:pPr>
+        <w:pStyle w:val="Heading2"/>
+      </w:pPr>
+      <w:r>
+        <w:t>09. conflict of interest · 词组 / 术语</w:t>
+      </w:r>
+    </w:p>
+    <w:p>
+      <w:r>
+        <w:t>利益冲突</w:t>
+      </w:r>
+    </w:p>
+    <w:p>
+      <w:r>
+        <w:t>回看 00:13:36 · 字幕中出现：conflict of interest</w:t>
+      </w:r>
+    </w:p>
+    <w:p>
+      <w:r>
+        <w:t>指个人或其他利益可能影响应履行的职责；不只是意见不一致。</w:t>
+      </w:r>
+    </w:p>
+    <w:p>
+      <w:r>
+        <w:t>1. Please disclose any conflict of interest.</w:t>
+        <w:br/>
+        <w:t>请披露任何利益冲突。</w:t>
+      </w:r>
+    </w:p>
+    <w:p>
+      <w:r>
+        <w:t>2. She stepped aside because of a conflict of interest.</w:t>
+        <w:br/>
+        <w:t>她因利益冲突而退出。</w:t>
+      </w:r>
+    </w:p>
+    <w:p>
+      <w:r>
+        <w:t>3. Could accepting this gift create a conflict of interest?</w:t>
+        <w:br/>
+        <w:t>收这份礼物会产生利益冲突吗？</w:t>
+      </w:r>
+    </w:p>
+    <w:p>
+      <w:pPr>
+        <w:pStyle w:val="Heading2"/>
+      </w:pPr>
+      <w:r>
+        <w:t>10. suspended sentence · 词组 / 术语</w:t>
+      </w:r>
+    </w:p>
+    <w:p>
+      <w:r>
+        <w:t>缓刑；暂缓执行的刑罚</w:t>
+      </w:r>
+    </w:p>
+    <w:p>
+      <w:r>
+        <w:t>回看 00:09:43 · 字幕中出现：suspended sentence</w:t>
+      </w:r>
+    </w:p>
+    <w:p>
+      <w:r>
+        <w:t>具体制度依地区；与律师 suspension 暂停执业区分。</w:t>
+      </w:r>
+    </w:p>
+    <w:p>
+      <w:r>
+        <w:t>1. The judge imposed a suspended sentence.</w:t>
+        <w:br/>
+        <w:t>法官判处暂缓执行的刑罚。</w:t>
+      </w:r>
+    </w:p>
+    <w:p>
+      <w:r>
+        <w:t>2. He breached the conditions of his suspended sentence.</w:t>
+        <w:br/>
+        <w:t>他违反了缓刑条件。</w:t>
+      </w:r>
+    </w:p>
+    <w:p>
+      <w:r>
+        <w:t>3. Counsel requested a suspended sentence.</w:t>
+        <w:br/>
+        <w:t>律师请求判处缓刑。</w:t>
+      </w:r>
+    </w:p>
+    <w:p>
+      <w:pPr>
+        <w:pStyle w:val="Heading2"/>
+      </w:pPr>
+      <w:r>
+        <w:t>汉译英与复述</w:t>
+      </w:r>
+    </w:p>
+    <w:p>
+      <w:r>
+        <w:t>1. 她询问该违法行为是否属于轻罪。</w:t>
+      </w:r>
+    </w:p>
+    <w:p>
+      <w:r>
+        <w:t>2. 破产影响了它所有的供应商。</w:t>
+      </w:r>
+    </w:p>
+    <w:p>
+      <w:r>
+        <w:t>3. 他违反了缓刑条件。</w:t>
+      </w:r>
+    </w:p>
+    <w:p>
+      <w:r>
+        <w:t>参考答案：</w:t>
+      </w:r>
+    </w:p>
+    <w:p>
+      <w:r>
+        <w:t>1. She asked whether the offense was a misdemeanor. [misdemeanor]</w:t>
+      </w:r>
+    </w:p>
+    <w:p>
+      <w:r>
+        <w:t>2. Bankruptcy affected all its suppliers. [bankruptcy]</w:t>
+      </w:r>
+    </w:p>
+    <w:p>
+      <w:r>
+        <w:t>3. He breached the conditions of his suspended sentence. [suspended sentence]</w:t>
+      </w:r>
+    </w:p>
+    <w:p>
+      <w:r>
+        <w:br w:type="page"/>
+      </w:r>
+    </w:p>
+    <w:p>
+      <w:pPr>
+        <w:pStyle w:val="Heading1"/>
+      </w:pPr>
+      <w:r>
+        <w:t>S04E05 · Quite a Ride</w:t>
+      </w:r>
+    </w:p>
+    <w:p>
+      <w:pPr>
+        <w:pStyle w:val="Heading2"/>
+      </w:pPr>
+      <w:r>
+        <w:t>英文内容梗概（74 words）</w:t>
+      </w:r>
+    </w:p>
+    <w:p>
+      <w:r>
+        <w:t>A flash-forward shows Saul and Francesca clearing his office as his world collapses. In the earlier timeline, Jimmy develops a business selling prepaid phones to people who value anonymity, but a group of teenagers robs him. Kim's growing commitment to criminal-defence work competes with her corporate responsibilities. Gus evaluates engineers for a secret underground construction project. Werner's realistic assessment earns the job, and Mike becomes responsible for keeping the crew's work secure and hidden.</w:t>
+      </w:r>
+    </w:p>
+    <w:p>
+      <w:r>
+        <w:t>双语字幕原始来源（整季合集）：https://subhd.tv/a/vlHghm</w:t>
+      </w:r>
+    </w:p>
+    <w:p>
+      <w:pPr>
+        <w:pStyle w:val="Heading2"/>
+      </w:pPr>
+      <w:r>
+        <w:t>01. probation · 关键词</w:t>
+      </w:r>
+    </w:p>
+    <w:p>
+      <w:r>
+        <w:t>缓刑或社区监督；试用期</w:t>
+      </w:r>
+    </w:p>
+    <w:p>
+      <w:r>
+        <w:t>回看 00:18:04 · 字幕中出现：probation</w:t>
+      </w:r>
+    </w:p>
+    <w:p>
+      <w:r>
+        <w:t>刑事含义按具体制度判断；工作语境可指试用期。</w:t>
+      </w:r>
+    </w:p>
+    <w:p>
+      <w:r>
+        <w:t>1. The sentence included a period of probation.</w:t>
+        <w:br/>
+        <w:t>判决包含一段社区监督期。</w:t>
+      </w:r>
+    </w:p>
+    <w:p>
+      <w:r>
+        <w:t>2. She must comply with the conditions of probation.</w:t>
+        <w:br/>
+        <w:t>她必须遵守监督条件。</w:t>
+      </w:r>
+    </w:p>
+    <w:p>
+      <w:r>
+        <w:t>3. My probation at the new job ends next month.</w:t>
+        <w:br/>
+        <w:t>我新工作的试用期下个月结束。</w:t>
+      </w:r>
+    </w:p>
+    <w:p>
+      <w:pPr>
+        <w:pStyle w:val="Heading2"/>
+      </w:pPr>
+      <w:r>
+        <w:t>02. prosecution · 关键词</w:t>
+      </w:r>
+    </w:p>
+    <w:p>
+      <w:r>
+        <w:t>控方；起诉；检控</w:t>
+      </w:r>
+    </w:p>
+    <w:p>
+      <w:r>
+        <w:t>回看 00:20:35 · 字幕中出现：prosecution</w:t>
+      </w:r>
+    </w:p>
+    <w:p>
+      <w:r>
+        <w:t>the prosecution 常指刑事案件中的控方。</w:t>
+      </w:r>
+    </w:p>
+    <w:p>
+      <w:r>
+        <w:t>1. The prosecution presented its evidence.</w:t>
+        <w:br/>
+        <w:t>控方出示了证据。</w:t>
+      </w:r>
+    </w:p>
+    <w:p>
+      <w:r>
+        <w:t>2. The defense challenged the prosecution's account.</w:t>
+        <w:br/>
+        <w:t>辩方质疑了控方的说法。</w:t>
+      </w:r>
+    </w:p>
+    <w:p>
+      <w:r>
+        <w:t>3. The file was sent for prosecution.</w:t>
+        <w:br/>
+        <w:t>案卷被移送起诉。</w:t>
+      </w:r>
+    </w:p>
+    <w:p>
+      <w:pPr>
+        <w:pStyle w:val="Heading2"/>
+      </w:pPr>
+      <w:r>
+        <w:t>03. fabricate · 关键词</w:t>
+      </w:r>
+    </w:p>
+    <w:p>
+      <w:r>
+        <w:t>捏造；制造</w:t>
+      </w:r>
+    </w:p>
+    <w:p>
+      <w:r>
+        <w:t>回看 00:45:05 · 字幕中出现：fabricate</w:t>
+      </w:r>
+    </w:p>
+    <w:p>
+      <w:r>
+        <w:t>fabricate evidence/story 为贬义；fabricate parts 为中性制造。</w:t>
+      </w:r>
+    </w:p>
+    <w:p>
+      <w:r>
+        <w:t>1. He fabricated an excuse.</w:t>
+        <w:br/>
+        <w:t>他编造了一个借口。</w:t>
+      </w:r>
+    </w:p>
+    <w:p>
+      <w:r>
+        <w:t>2. The witness denied fabricating evidence.</w:t>
+        <w:br/>
+        <w:t>证人否认伪造证据。</w:t>
+      </w:r>
+    </w:p>
+    <w:p>
+      <w:r>
+        <w:t>3. The workshop fabricates metal components.</w:t>
+        <w:br/>
+        <w:t>车间制造金属零件。</w:t>
+      </w:r>
+    </w:p>
+    <w:p>
+      <w:pPr>
+        <w:pStyle w:val="Heading2"/>
+      </w:pPr>
+      <w:r>
+        <w:t>04. on the record · 词组 / 术语</w:t>
+      </w:r>
+    </w:p>
+    <w:p>
+      <w:r>
+        <w:t>可公开引用的；正式记录在案的</w:t>
+      </w:r>
+    </w:p>
+    <w:p>
+      <w:r>
+        <w:t>回看 00:18:41 · 字幕中出现：on the record</w:t>
+      </w:r>
+    </w:p>
+    <w:p>
+      <w:r>
+        <w:t>常见于采访、调查和会议；与 off the record 相对。</w:t>
+      </w:r>
+    </w:p>
+    <w:p>
+      <w:r>
+        <w:t>1. Is this conversation on the record?</w:t>
+        <w:br/>
+        <w:t>这段谈话可以公开引用吗？</w:t>
+      </w:r>
+    </w:p>
+    <w:p>
+      <w:r>
+        <w:t>2. She put her objection on the record.</w:t>
+        <w:br/>
+        <w:t>她正式提出异议并要求记录在案。</w:t>
+      </w:r>
+    </w:p>
+    <w:p>
+      <w:r>
+        <w:t>3. The spokesperson agreed to speak on the record.</w:t>
+        <w:br/>
+        <w:t>发言人同意以可公开引用的方式发言。</w:t>
+      </w:r>
+    </w:p>
+    <w:p>
+      <w:pPr>
+        <w:pStyle w:val="Heading2"/>
+      </w:pPr>
+      <w:r>
+        <w:t>05. time served · 词组 / 术语</w:t>
+      </w:r>
+    </w:p>
+    <w:p>
+      <w:r>
+        <w:t>已服刑的时间；以已羁押时间抵刑</w:t>
+      </w:r>
+    </w:p>
+    <w:p>
+      <w:r>
+        <w:t>回看 00:18:04 · 字幕中出现：time served</w:t>
+      </w:r>
+    </w:p>
+    <w:p>
+      <w:r>
+        <w:t>常见 sentenced to time served；不表示无罪。</w:t>
+      </w:r>
+    </w:p>
+    <w:p>
+      <w:r>
+        <w:t>1. He was sentenced to time served.</w:t>
+        <w:br/>
+        <w:t>他被判以已服刑时间抵作刑期。</w:t>
+      </w:r>
+    </w:p>
+    <w:p>
+      <w:r>
+        <w:t>2. The court credited her with time served.</w:t>
+        <w:br/>
+        <w:t>法院折抵了她已被羁押的时间。</w:t>
+      </w:r>
+    </w:p>
+    <w:p>
+      <w:r>
+        <w:t>3. The agreement recommended time served.</w:t>
+        <w:br/>
+        <w:t>协议建议以已服刑时间处理。</w:t>
+      </w:r>
+    </w:p>
+    <w:p>
+      <w:pPr>
+        <w:pStyle w:val="Heading2"/>
+      </w:pPr>
+      <w:r>
+        <w:t>06. probation officer · 词组 / 术语</w:t>
+      </w:r>
+    </w:p>
+    <w:p>
+      <w:r>
+        <w:t>缓刑监管官</w:t>
+      </w:r>
+    </w:p>
+    <w:p>
+      <w:r>
+        <w:t>回看 00:20:58 · 字幕中出现：probation officer</w:t>
+      </w:r>
+    </w:p>
+    <w:p>
+      <w:r>
+        <w:t>监督缓刑或相关社区监管条件的履行；不是监狱看守。</w:t>
+      </w:r>
+    </w:p>
+    <w:p>
+      <w:r>
+        <w:t>1. She met her probation officer weekly.</w:t>
+        <w:br/>
+        <w:t>她每周见缓刑监管官。</w:t>
+      </w:r>
+    </w:p>
+    <w:p>
+      <w:r>
+        <w:t>2. The probation officer reviewed his progress.</w:t>
+        <w:br/>
+        <w:t>缓刑监管官审查了他的进展。</w:t>
+      </w:r>
+    </w:p>
+    <w:p>
+      <w:r>
+        <w:t>3. He reported the address change to his probation officer.</w:t>
+        <w:br/>
+        <w:t>他向缓刑监管官报告了地址变化。</w:t>
+      </w:r>
+    </w:p>
+    <w:p>
+      <w:pPr>
+        <w:pStyle w:val="Heading2"/>
+      </w:pPr>
+      <w:r>
+        <w:t>汉译英与复述</w:t>
+      </w:r>
+    </w:p>
+    <w:p>
+      <w:r>
+        <w:t>1. 她必须遵守监督条件。</w:t>
+      </w:r>
+    </w:p>
+    <w:p>
+      <w:r>
+        <w:t>2. 她正式提出异议并要求记录在案。</w:t>
+      </w:r>
+    </w:p>
+    <w:p>
+      <w:r>
+        <w:t>3. 缓刑监管官审查了他的进展。</w:t>
+      </w:r>
+    </w:p>
+    <w:p>
+      <w:r>
+        <w:t>参考答案：</w:t>
+      </w:r>
+    </w:p>
+    <w:p>
+      <w:r>
+        <w:t>1. She must comply with the conditions of probation. [probation]</w:t>
+      </w:r>
+    </w:p>
+    <w:p>
+      <w:r>
+        <w:t>2. She put her objection on the record. [on the record]</w:t>
+      </w:r>
+    </w:p>
+    <w:p>
+      <w:r>
+        <w:t>3. The probation officer reviewed his progress. [probation officer]</w:t>
+      </w:r>
+    </w:p>
+    <w:p>
+      <w:r>
+        <w:br w:type="page"/>
+      </w:r>
+    </w:p>
+    <w:p>
+      <w:pPr>
+        <w:pStyle w:val="Heading1"/>
+      </w:pPr>
+      <w:r>
+        <w:t>S04E06 · Piñata</w:t>
+      </w:r>
+    </w:p>
+    <w:p>
+      <w:pPr>
+        <w:pStyle w:val="Heading2"/>
+      </w:pPr>
+      <w:r>
+        <w:t>英文内容梗概（73 words）</w:t>
+      </w:r>
+    </w:p>
+    <w:p>
+      <w:r>
+        <w:t>Jimmy arranges a frightening lesson for the teenagers who robbed him, using Huell and another associate to regain control of his phone business. Kim negotiates a role at Schweikart &amp; Cokely that supports Mesa Verde while leaving room for other cases. Howard admits that HHM is struggling, and Jimmy pushes him to recover. Mike organizes living and working conditions for Werner's construction crew, balancing security requirements with the realities of a long, isolating assignment.</w:t>
+      </w:r>
+    </w:p>
+    <w:p>
+      <w:r>
+        <w:t>双语字幕原始来源（整季合集）：https://subhd.tv/a/vlHghm</w:t>
+      </w:r>
+    </w:p>
+    <w:p>
+      <w:pPr>
+        <w:pStyle w:val="Heading2"/>
+      </w:pPr>
+      <w:r>
+        <w:t>01. discovery · 关键词</w:t>
+      </w:r>
+    </w:p>
+    <w:p>
+      <w:r>
+        <w:t>发现；诉讼中的证据开示</w:t>
+      </w:r>
+    </w:p>
+    <w:p>
+      <w:r>
+        <w:t>回看 00:01:29 · 字幕中出现：discovery</w:t>
+      </w:r>
+    </w:p>
+    <w:p>
+      <w:r>
+        <w:t>法律义是审前依法获取对方相关信息的程序，区别于普通“发现”。</w:t>
+      </w:r>
+    </w:p>
+    <w:p>
+      <w:r>
+        <w:t>1. The parties exchanged documents during discovery.</w:t>
+        <w:br/>
+        <w:t>双方在证据开示阶段交换了文件。</w:t>
+      </w:r>
+    </w:p>
+    <w:p>
+      <w:r>
+        <w:t>2. The lawyer requested more time for discovery.</w:t>
+        <w:br/>
+        <w:t>律师申请延长证据开示时间。</w:t>
+      </w:r>
+    </w:p>
+    <w:p>
+      <w:r>
+        <w:t>3. The discovery of a leak changed our schedule.</w:t>
+        <w:br/>
+        <w:t>发现漏水后，我们改变了日程。（普通义。）</w:t>
+      </w:r>
+    </w:p>
+    <w:p>
+      <w:pPr>
+        <w:pStyle w:val="Heading2"/>
+      </w:pPr>
+      <w:r>
+        <w:t>02. hearsay · 关键词</w:t>
+      </w:r>
+    </w:p>
+    <w:p>
+      <w:r>
+        <w:t>传闻；传闻证据</w:t>
+      </w:r>
+    </w:p>
+    <w:p>
+      <w:r>
+        <w:t>回看 00:19:07 · 字幕中出现：hearsay</w:t>
+      </w:r>
+    </w:p>
+    <w:p>
+      <w:r>
+        <w:t>日常义是听来的信息；法律义和可采性有具体规则及例外。</w:t>
+      </w:r>
+    </w:p>
+    <w:p>
+      <w:r>
+        <w:t>1. That story is hearsay, not something I witnessed.</w:t>
+        <w:br/>
+        <w:t>那只是传闻，不是我亲眼所见。</w:t>
+      </w:r>
+    </w:p>
+    <w:p>
+      <w:r>
+        <w:t>2. The lawyer objected on hearsay grounds.</w:t>
+        <w:br/>
+        <w:t>律师以传闻证据为由提出异议。</w:t>
+      </w:r>
+    </w:p>
+    <w:p>
+      <w:r>
+        <w:t>3. The court considered whether the statement was hearsay.</w:t>
+        <w:br/>
+        <w:t>法院审议该陈述是否属于传闻证据。</w:t>
+      </w:r>
+    </w:p>
+    <w:p>
+      <w:pPr>
+        <w:pStyle w:val="Heading2"/>
+      </w:pPr>
+      <w:r>
+        <w:t>03. precedent · 关键词</w:t>
+      </w:r>
+    </w:p>
+    <w:p>
+      <w:r>
+        <w:t>先例；具有参考或约束意义的判例</w:t>
+      </w:r>
+    </w:p>
+    <w:p>
+      <w:r>
+        <w:t>回看 00:06:17 · 字幕中出现：precedent</w:t>
+      </w:r>
+    </w:p>
+    <w:p>
+      <w:r>
+        <w:t>set a precedent 开创先例；与 president 总统区分。</w:t>
+      </w:r>
+    </w:p>
+    <w:p>
+      <w:r>
+        <w:t>1. The ruling set a precedent.</w:t>
+        <w:br/>
+        <w:t>裁决开创了先例。</w:t>
+      </w:r>
+    </w:p>
+    <w:p>
+      <w:r>
+        <w:t>2. Counsel cited a relevant precedent.</w:t>
+        <w:br/>
+        <w:t>律师引用了相关判例。</w:t>
+      </w:r>
+    </w:p>
+    <w:p>
+      <w:r>
+        <w:t>3. There was no clear precedent for the decision.</w:t>
+        <w:br/>
+        <w:t>这个决定没有明确先例。</w:t>
+      </w:r>
+    </w:p>
+    <w:p>
+      <w:pPr>
+        <w:pStyle w:val="Heading2"/>
+      </w:pPr>
+      <w:r>
+        <w:t>04. public defender · 词组 / 术语</w:t>
+      </w:r>
+    </w:p>
+    <w:p>
+      <w:r>
+        <w:t>公设辩护律师</w:t>
+      </w:r>
+    </w:p>
+    <w:p>
+      <w:r>
+        <w:t>回看 00:20:08 · 字幕中出现：public defender</w:t>
+      </w:r>
+    </w:p>
+    <w:p>
+      <w:r>
+        <w:t>美国语境常指为符合条件、无力聘律师的被告提供辩护的律师。</w:t>
+      </w:r>
+    </w:p>
+    <w:p>
+      <w:r>
+        <w:t>1. A public defender represented the defendant.</w:t>
+        <w:br/>
+        <w:t>一名公设辩护律师代表被告。</w:t>
+      </w:r>
+    </w:p>
+    <w:p>
+      <w:r>
+        <w:t>2. She works as a public defender.</w:t>
+        <w:br/>
+        <w:t>她担任公设辩护律师。</w:t>
+      </w:r>
+    </w:p>
+    <w:p>
+      <w:r>
+        <w:t>3. The public defender asked for more time to prepare.</w:t>
+        <w:br/>
+        <w:t>公设辩护律师申请更多准备时间。</w:t>
+      </w:r>
+    </w:p>
+    <w:p>
+      <w:pPr>
+        <w:pStyle w:val="Heading2"/>
+      </w:pPr>
+      <w:r>
+        <w:t>05. pro bono · 词组 / 术语</w:t>
+      </w:r>
+    </w:p>
+    <w:p>
+      <w:r>
+        <w:t>无偿提供的专业服务</w:t>
+      </w:r>
+    </w:p>
+    <w:p>
+      <w:r>
+        <w:t>回看 00:20:04 · 字幕中出现：pro bono</w:t>
+      </w:r>
+    </w:p>
+    <w:p>
+      <w:r>
+        <w:t>常指律师为公益无偿服务；并非所有免费服务都属于此义。</w:t>
+      </w:r>
+    </w:p>
+    <w:p>
+      <w:r>
+        <w:t>1. The lawyer accepted the case pro bono.</w:t>
+        <w:br/>
+        <w:t>律师无偿承办了此案。</w:t>
+      </w:r>
+    </w:p>
+    <w:p>
+      <w:r>
+        <w:t>2. Our firm supports pro bono work.</w:t>
+        <w:br/>
+        <w:t>我们事务所支持公益法律服务。</w:t>
+      </w:r>
+    </w:p>
+    <w:p>
+      <w:r>
+        <w:t>3. She spends one day a month on pro bono cases.</w:t>
+        <w:br/>
+        <w:t>她每月用一天处理公益案件。</w:t>
+      </w:r>
+    </w:p>
+    <w:p>
+      <w:pPr>
+        <w:pStyle w:val="Heading2"/>
+      </w:pPr>
+      <w:r>
+        <w:t>06. executor · 关键词</w:t>
+      </w:r>
+    </w:p>
+    <w:p>
+      <w:r>
+        <w:t>遗嘱执行人</w:t>
+      </w:r>
+    </w:p>
+    <w:p>
+      <w:r>
+        <w:t>回看 00:15:30 · 字幕中出现：executor</w:t>
+      </w:r>
+    </w:p>
+    <w:p>
+      <w:r>
+        <w:t>负责执行遗嘱和管理遗产事务；与 executioner 行刑人不同。</w:t>
+      </w:r>
+    </w:p>
+    <w:p>
+      <w:r>
+        <w:t>1. She appointed her brother as executor.</w:t>
+        <w:br/>
+        <w:t>她指定哥哥为遗嘱执行人。</w:t>
+      </w:r>
+    </w:p>
+    <w:p>
+      <w:r>
+        <w:t>2. The executor contacted the beneficiaries.</w:t>
+        <w:br/>
+        <w:t>遗嘱执行人联系了受益人。</w:t>
+      </w:r>
+    </w:p>
+    <w:p>
+      <w:r>
+        <w:t>3. He reviewed the executor's accounts.</w:t>
+        <w:br/>
+        <w:t>他审查了遗嘱执行人的账目。</w:t>
+      </w:r>
+    </w:p>
+    <w:p>
+      <w:pPr>
+        <w:pStyle w:val="Heading2"/>
+      </w:pPr>
+      <w:r>
+        <w:t>07. perimeter · 关键词</w:t>
+      </w:r>
+    </w:p>
+    <w:p>
+      <w:r>
+        <w:t>周界；外围防线</w:t>
+      </w:r>
+    </w:p>
+    <w:p>
+      <w:r>
+        <w:t>回看 00:13:27 · 字幕中出现：perimeter</w:t>
+      </w:r>
+    </w:p>
+    <w:p>
+      <w:r>
+        <w:t>secure/hold the perimeter 常用于保卫现场。</w:t>
+      </w:r>
+    </w:p>
+    <w:p>
+      <w:r>
+        <w:t>1. Officers secured the perimeter.</w:t>
+        <w:br/>
+        <w:t>警员封锁了外围。</w:t>
+      </w:r>
+    </w:p>
+    <w:p>
+      <w:r>
+        <w:t>2. Cameras covered the warehouse perimeter.</w:t>
+        <w:br/>
+        <w:t>摄像头覆盖了仓库周界。</w:t>
+      </w:r>
+    </w:p>
+    <w:p>
+      <w:r>
+        <w:t>3. They checked the perimeter for movement.</w:t>
+        <w:br/>
+        <w:t>他们检查外围是否有动静。</w:t>
+      </w:r>
+    </w:p>
+    <w:p>
+      <w:pPr>
+        <w:pStyle w:val="Heading2"/>
+      </w:pPr>
+      <w:r>
+        <w:t>08. asset · 关键词</w:t>
+      </w:r>
+    </w:p>
+    <w:p>
+      <w:r>
+        <w:t>资产；有价值的人或优势</w:t>
+      </w:r>
+    </w:p>
+    <w:p>
+      <w:r>
+        <w:t>回看 00:02:03 · 字幕中出现：assets</w:t>
+      </w:r>
+    </w:p>
+    <w:p>
+      <w:r>
+        <w:t>可数名词；对人使用时常强调其工具价值，语气可能冷峻。</w:t>
+      </w:r>
+    </w:p>
+    <w:p>
+      <w:r>
+        <w:t>本集用法：本集指需要追查的财产或金融资产。</w:t>
+      </w:r>
+    </w:p>
+    <w:p>
+      <w:r>
+        <w:t>1. Cash is the firm's most liquid asset.</w:t>
+        <w:br/>
+        <w:t>现金是公司流动性最强的资产。</w:t>
+      </w:r>
+    </w:p>
+    <w:p>
+      <w:r>
+        <w:t>2. Her local knowledge is a valuable asset.</w:t>
+        <w:br/>
+        <w:t>她对当地的了解是一项宝贵优势。</w:t>
+      </w:r>
+    </w:p>
+    <w:p>
+      <w:r>
+        <w:t>3. They treated the informant as an asset.</w:t>
+        <w:br/>
+        <w:t>他们把线人视为可利用的资源。</w:t>
+      </w:r>
+    </w:p>
+    <w:p>
+      <w:pPr>
+        <w:pStyle w:val="Heading2"/>
+      </w:pPr>
+      <w:r>
+        <w:t>汉译英与复述</w:t>
+      </w:r>
+    </w:p>
+    <w:p>
+      <w:r>
+        <w:t>1. 律师申请延长证据开示时间。</w:t>
+      </w:r>
+    </w:p>
+    <w:p>
+      <w:r>
+        <w:t>2. 我们事务所支持公益法律服务。</w:t>
+      </w:r>
+    </w:p>
+    <w:p>
+      <w:r>
+        <w:t>3. 她对当地的了解是一项宝贵优势。</w:t>
+      </w:r>
+    </w:p>
+    <w:p>
+      <w:r>
+        <w:t>参考答案：</w:t>
+      </w:r>
+    </w:p>
+    <w:p>
+      <w:r>
+        <w:t>1. The lawyer requested more time for discovery. [discovery]</w:t>
+      </w:r>
+    </w:p>
+    <w:p>
+      <w:r>
+        <w:t>2. Our firm supports pro bono work. [pro bono]</w:t>
+      </w:r>
+    </w:p>
+    <w:p>
+      <w:r>
+        <w:t>3. Her local knowledge is a valuable asset. [asset]</w:t>
+      </w:r>
+    </w:p>
+    <w:p>
+      <w:r>
+        <w:br w:type="page"/>
+      </w:r>
+    </w:p>
+    <w:p>
+      <w:pPr>
+        <w:pStyle w:val="Heading1"/>
+      </w:pPr>
+      <w:r>
+        <w:t>S04E07 · Something Stupid</w:t>
+      </w:r>
+    </w:p>
+    <w:p>
+      <w:pPr>
+        <w:pStyle w:val="Heading2"/>
+      </w:pPr>
+      <w:r>
+        <w:t>英文内容梗概（72 words）</w:t>
+      </w:r>
+    </w:p>
+    <w:p>
+      <w:r>
+        <w:t>A montage follows Jimmy and Kim as their daily routines become increasingly separate. Jimmy's prepaid-phone business grows, while Kim establishes herself at Schweikart &amp; Cokely. When Huell strikes a police officer, Jimmy asks Kim to help prevent a prison sentence. Kim sees weaknesses in the prosecution but becomes interested in a more elaborate solution. Meanwhile, Werner's crew faces the strain of extended isolation, and Mike must contain the risks created by their frustration.</w:t>
+      </w:r>
+    </w:p>
+    <w:p>
+      <w:r>
+        <w:t>双语字幕原始来源（整季合集）：https://subhd.tv/a/vlHghm</w:t>
+      </w:r>
+    </w:p>
+    <w:p>
+      <w:pPr>
+        <w:pStyle w:val="Heading2"/>
+      </w:pPr>
+      <w:r>
+        <w:t>01. misdemeanor · 关键词</w:t>
+      </w:r>
+    </w:p>
+    <w:p>
+      <w:r>
+        <w:t>轻罪</w:t>
+      </w:r>
+    </w:p>
+    <w:p>
+      <w:r>
+        <w:t>回看 00:35:45 · 字幕中出现：misdemeanor</w:t>
+      </w:r>
+    </w:p>
+    <w:p>
+      <w:r>
+        <w:t>美国法律用语；具体分类取决于适用法律，不能只按日常严重程度判断。</w:t>
+      </w:r>
+    </w:p>
+    <w:p>
+      <w:r>
+        <w:t>1. The charge was classified as a misdemeanor.</w:t>
+        <w:br/>
+        <w:t>该项指控被归类为轻罪。</w:t>
+      </w:r>
+    </w:p>
+    <w:p>
+      <w:r>
+        <w:t>2. She asked whether the offense was a misdemeanor.</w:t>
+        <w:br/>
+        <w:t>她询问该违法行为是否属于轻罪。</w:t>
+      </w:r>
+    </w:p>
+    <w:p>
+      <w:r>
+        <w:t>3. The report distinguishes misdemeanors from felonies.</w:t>
+        <w:br/>
+        <w:t>报告区分了轻罪与重罪。</w:t>
+      </w:r>
+    </w:p>
+    <w:p>
+      <w:pPr>
+        <w:pStyle w:val="Heading2"/>
+      </w:pPr>
+      <w:r>
+        <w:t>02. probation · 关键词</w:t>
+      </w:r>
+    </w:p>
+    <w:p>
+      <w:r>
+        <w:t>缓刑或社区监督；试用期</w:t>
+      </w:r>
+    </w:p>
+    <w:p>
+      <w:r>
+        <w:t>回看 00:36:43 · 字幕中出现：probation</w:t>
+      </w:r>
+    </w:p>
+    <w:p>
+      <w:r>
+        <w:t>刑事含义按具体制度判断；工作语境可指试用期。</w:t>
+      </w:r>
+    </w:p>
+    <w:p>
+      <w:r>
+        <w:t>1. The sentence included a period of probation.</w:t>
+        <w:br/>
+        <w:t>判决包含一段社区监督期。</w:t>
+      </w:r>
+    </w:p>
+    <w:p>
+      <w:r>
+        <w:t>2. She must comply with the conditions of probation.</w:t>
+        <w:br/>
+        <w:t>她必须遵守监督条件。</w:t>
+      </w:r>
+    </w:p>
+    <w:p>
+      <w:r>
+        <w:t>3. My probation at the new job ends next month.</w:t>
+        <w:br/>
+        <w:t>我新工作的试用期下个月结束。</w:t>
+      </w:r>
+    </w:p>
+    <w:p>
+      <w:pPr>
+        <w:pStyle w:val="Heading2"/>
+      </w:pPr>
+      <w:r>
+        <w:t>03. bail · 关键词</w:t>
+      </w:r>
+    </w:p>
+    <w:p>
+      <w:r>
+        <w:t>保释；保释金</w:t>
+      </w:r>
+    </w:p>
+    <w:p>
+      <w:r>
+        <w:t>回看 00:38:30 · 字幕中出现：bail</w:t>
+      </w:r>
+    </w:p>
+    <w:p>
+      <w:r>
+        <w:t>常用 on bail 或 post bail；保释不表示无罪。</w:t>
+      </w:r>
+    </w:p>
+    <w:p>
+      <w:r>
+        <w:t>1. The defendant was released on bail.</w:t>
+        <w:br/>
+        <w:t>被告获准保释。</w:t>
+      </w:r>
+    </w:p>
+    <w:p>
+      <w:r>
+        <w:t>2. The family helped him post bail.</w:t>
+        <w:br/>
+        <w:t>家人帮助他缴纳保释金。</w:t>
+      </w:r>
+    </w:p>
+    <w:p>
+      <w:r>
+        <w:t>3. The judge considered the request for bail.</w:t>
+        <w:br/>
+        <w:t>法官审议了保释申请。</w:t>
+      </w:r>
+    </w:p>
+    <w:p>
+      <w:pPr>
+        <w:pStyle w:val="Heading2"/>
+      </w:pPr>
+      <w:r>
+        <w:t>04. defendant · 关键词</w:t>
+      </w:r>
+    </w:p>
+    <w:p>
+      <w:r>
+        <w:t>被告</w:t>
+      </w:r>
+    </w:p>
+    <w:p>
+      <w:r>
+        <w:t>回看 00:36:21 · 字幕中出现：defendants</w:t>
+      </w:r>
+    </w:p>
+    <w:p>
+      <w:r>
+        <w:t>可用于刑事或民事案件；不是所有案件里的被告都已被定罪。</w:t>
+      </w:r>
+    </w:p>
+    <w:p>
+      <w:r>
+        <w:t>1. The defendant entered the courtroom.</w:t>
+        <w:br/>
+        <w:t>被告走进法庭。</w:t>
+      </w:r>
+    </w:p>
+    <w:p>
+      <w:r>
+        <w:t>2. The defendant denied the allegation.</w:t>
+        <w:br/>
+        <w:t>被告否认了指控。</w:t>
+      </w:r>
+    </w:p>
+    <w:p>
+      <w:r>
+        <w:t>3. How many defendants are named in the case?</w:t>
+        <w:br/>
+        <w:t>这个案件列了多少名被告？</w:t>
+      </w:r>
+    </w:p>
+    <w:p>
+      <w:pPr>
+        <w:pStyle w:val="Heading2"/>
+      </w:pPr>
+      <w:r>
+        <w:t>05. discovery · 关键词</w:t>
+      </w:r>
+    </w:p>
+    <w:p>
+      <w:r>
+        <w:t>发现；诉讼中的证据开示</w:t>
+      </w:r>
+    </w:p>
+    <w:p>
+      <w:r>
+        <w:t>回看 00:06:33 · 字幕中出现：discovery</w:t>
+      </w:r>
+    </w:p>
+    <w:p>
+      <w:r>
+        <w:t>法律义是审前依法获取对方相关信息的程序，区别于普通“发现”。</w:t>
+      </w:r>
+    </w:p>
+    <w:p>
+      <w:r>
+        <w:t>1. The parties exchanged documents during discovery.</w:t>
+        <w:br/>
+        <w:t>双方在证据开示阶段交换了文件。</w:t>
+      </w:r>
+    </w:p>
+    <w:p>
+      <w:r>
+        <w:t>2. The lawyer requested more time for discovery.</w:t>
+        <w:br/>
+        <w:t>律师申请延长证据开示时间。</w:t>
+      </w:r>
+    </w:p>
+    <w:p>
+      <w:r>
+        <w:t>3. The discovery of a leak changed our schedule.</w:t>
+        <w:br/>
+        <w:t>发现漏水后，我们改变了日程。（普通义。）</w:t>
+      </w:r>
+    </w:p>
+    <w:p>
+      <w:pPr>
+        <w:pStyle w:val="Heading2"/>
+      </w:pPr>
+      <w:r>
+        <w:t>06. bribe · 关键词</w:t>
+      </w:r>
+    </w:p>
+    <w:p>
+      <w:r>
+        <w:t>贿赂；贿赂物；行贿</w:t>
+      </w:r>
+    </w:p>
+    <w:p>
+      <w:r>
+        <w:t>回看 00:35:11 · 字幕中出现：bribe</w:t>
+      </w:r>
+    </w:p>
+    <w:p>
+      <w:r>
+        <w:t>可数名词或动词；不等于正常服务费或合法报酬。</w:t>
+      </w:r>
+    </w:p>
+    <w:p>
+      <w:r>
+        <w:t>1. The official refused the bribe.</w:t>
+        <w:br/>
+        <w:t>那名官员拒绝了贿赂。</w:t>
+      </w:r>
+    </w:p>
+    <w:p>
+      <w:r>
+        <w:t>2. The employee was accused of accepting a bribe.</w:t>
+        <w:br/>
+        <w:t>该员工被指控收受贿赂。</w:t>
+      </w:r>
+    </w:p>
+    <w:p>
+      <w:r>
+        <w:t>3. Nobody should have to bribe someone to receive a public service.</w:t>
+        <w:br/>
+        <w:t>任何人都不应该靠行贿才能获得公共服务。</w:t>
+      </w:r>
+    </w:p>
+    <w:p>
+      <w:pPr>
+        <w:pStyle w:val="Heading2"/>
+      </w:pPr>
+      <w:r>
+        <w:t>07. disbarment · 关键词</w:t>
+      </w:r>
+    </w:p>
+    <w:p>
+      <w:r>
+        <w:t>取消律师执业资格</w:t>
+      </w:r>
+    </w:p>
+    <w:p>
+      <w:r>
+        <w:t>回看 00:37:16 · 字幕中出现：disbarred</w:t>
+      </w:r>
+    </w:p>
+    <w:p>
+      <w:r>
+        <w:t>比暂时 suspension 更严重；动词 disbar。</w:t>
+      </w:r>
+    </w:p>
+    <w:p>
+      <w:r>
+        <w:t>1. The misconduct could lead to disbarment.</w:t>
+        <w:br/>
+        <w:t>不当行为可能导致吊销律师资格。</w:t>
+      </w:r>
+    </w:p>
+    <w:p>
+      <w:r>
+        <w:t>2. He faced disbarment after falsifying records.</w:t>
+        <w:br/>
+        <w:t>他因伪造记录面临取消执业资格。</w:t>
+      </w:r>
+    </w:p>
+    <w:p>
+      <w:r>
+        <w:t>3. Disbarment ended her legal practice.</w:t>
+        <w:br/>
+        <w:t>取消资格终结了她的律师执业。</w:t>
+      </w:r>
+    </w:p>
+    <w:p>
+      <w:pPr>
+        <w:pStyle w:val="Heading2"/>
+      </w:pPr>
+      <w:r>
+        <w:t>08. legitimate · 关键词</w:t>
+      </w:r>
+    </w:p>
+    <w:p>
+      <w:r>
+        <w:t>合法正当的；真实合理的</w:t>
+      </w:r>
+    </w:p>
+    <w:p>
+      <w:r>
+        <w:t>回看 00:24:49 · 字幕中出现：legitimate</w:t>
+      </w:r>
+    </w:p>
+    <w:p>
+      <w:r>
+        <w:t>legitimate concern 合理担忧；不局限于合法性。</w:t>
+      </w:r>
+    </w:p>
+    <w:p>
+      <w:r>
+        <w:t>1. They run a legitimate business.</w:t>
+        <w:br/>
+        <w:t>他们经营合法生意。</w:t>
+      </w:r>
+    </w:p>
+    <w:p>
+      <w:r>
+        <w:t>2. That is a legitimate concern.</w:t>
+        <w:br/>
+        <w:t>那是合理的担忧。</w:t>
+      </w:r>
+    </w:p>
+    <w:p>
+      <w:r>
+        <w:t>3. We checked whether the document was legitimate.</w:t>
+        <w:br/>
+        <w:t>我们核查了文件是否真实有效。</w:t>
+      </w:r>
+    </w:p>
+    <w:p>
+      <w:pPr>
+        <w:pStyle w:val="Heading2"/>
+      </w:pPr>
+      <w:r>
+        <w:t>09. in broad daylight · 词组 / 术语</w:t>
+      </w:r>
+    </w:p>
+    <w:p>
+      <w:r>
+        <w:t>光天化日之下</w:t>
+      </w:r>
+    </w:p>
+    <w:p>
+      <w:r>
+        <w:t>回看 00:35:36 · 字幕中出现：in broad daylight</w:t>
+      </w:r>
+    </w:p>
+    <w:p>
+      <w:r>
+        <w:t>常带“竟然公开做坏事”的惊讶语气。</w:t>
+      </w:r>
+    </w:p>
+    <w:p>
+      <w:r>
+        <w:t>1. The robbery happened in broad daylight.</w:t>
+        <w:br/>
+        <w:t>抢劫发生在光天化日之下。</w:t>
+      </w:r>
+    </w:p>
+    <w:p>
+      <w:r>
+        <w:t>2. They removed the equipment in broad daylight.</w:t>
+        <w:br/>
+        <w:t>他们在大白天搬走了设备。</w:t>
+      </w:r>
+    </w:p>
+    <w:p>
+      <w:r>
+        <w:t>3. He couldn't believe the attack occurred in broad daylight.</w:t>
+        <w:br/>
+        <w:t>他不敢相信袭击发生在大白天。</w:t>
+      </w:r>
+    </w:p>
+    <w:p>
+      <w:pPr>
+        <w:pStyle w:val="Heading2"/>
+      </w:pPr>
+      <w:r>
+        <w:t>汉译英与复述</w:t>
+      </w:r>
+    </w:p>
+    <w:p>
+      <w:r>
+        <w:t>1. 她询问该违法行为是否属于轻罪。</w:t>
+      </w:r>
+    </w:p>
+    <w:p>
+      <w:r>
+        <w:t>2. 律师申请延长证据开示时间。</w:t>
+      </w:r>
+    </w:p>
+    <w:p>
+      <w:r>
+        <w:t>3. 他们在大白天搬走了设备。</w:t>
+      </w:r>
+    </w:p>
+    <w:p>
+      <w:r>
+        <w:t>参考答案：</w:t>
+      </w:r>
+    </w:p>
+    <w:p>
+      <w:r>
+        <w:t>1. She asked whether the offense was a misdemeanor. [misdemeanor]</w:t>
+      </w:r>
+    </w:p>
+    <w:p>
+      <w:r>
+        <w:t>2. The lawyer requested more time for discovery. [discovery]</w:t>
+      </w:r>
+    </w:p>
+    <w:p>
+      <w:r>
+        <w:t>3. They removed the equipment in broad daylight. [in broad daylight]</w:t>
+      </w:r>
+    </w:p>
+    <w:p>
+      <w:r>
+        <w:br w:type="page"/>
+      </w:r>
+    </w:p>
+    <w:p>
+      <w:pPr>
+        <w:pStyle w:val="Heading1"/>
+      </w:pPr>
+      <w:r>
+        <w:t>S04E08 · Coushatta</w:t>
+      </w:r>
+    </w:p>
+    <w:p>
+      <w:pPr>
+        <w:pStyle w:val="Heading2"/>
+      </w:pPr>
+      <w:r>
+        <w:t>英文内容梗概（73 words）</w:t>
+      </w:r>
+    </w:p>
+    <w:p>
+      <w:r>
+        <w:t>Jimmy and Kim stage a campaign of letters and telephone calls from Huell's supposed hometown supporters. The invented community pressure persuades the prosecutor to reconsider the case. Energized by the success, they collaborate on another deception to change Mesa Verde's approved building plans. At the construction site, Werner's homesickness becomes harder to manage. The episode brings Jimmy and Kim closer through shared manipulation while showing how apparently contained schemes can encourage larger risks.</w:t>
+      </w:r>
+    </w:p>
+    <w:p>
+      <w:r>
+        <w:t>双语字幕原始来源（整季合集）：https://subhd.tv/a/vlHghm</w:t>
+      </w:r>
+    </w:p>
+    <w:p>
+      <w:pPr>
+        <w:pStyle w:val="Heading2"/>
+      </w:pPr>
+      <w:r>
+        <w:t>01. misdemeanor · 关键词</w:t>
+      </w:r>
+    </w:p>
+    <w:p>
+      <w:r>
+        <w:t>轻罪</w:t>
+      </w:r>
+    </w:p>
+    <w:p>
+      <w:r>
+        <w:t>回看 00:23:43 · 字幕中出现：misdemeanor</w:t>
+      </w:r>
+    </w:p>
+    <w:p>
+      <w:r>
+        <w:t>美国法律用语；具体分类取决于适用法律，不能只按日常严重程度判断。</w:t>
+      </w:r>
+    </w:p>
+    <w:p>
+      <w:r>
+        <w:t>1. The charge was classified as a misdemeanor.</w:t>
+        <w:br/>
+        <w:t>该项指控被归类为轻罪。</w:t>
+      </w:r>
+    </w:p>
+    <w:p>
+      <w:r>
+        <w:t>2. She asked whether the offense was a misdemeanor.</w:t>
+        <w:br/>
+        <w:t>她询问该违法行为是否属于轻罪。</w:t>
+      </w:r>
+    </w:p>
+    <w:p>
+      <w:r>
+        <w:t>3. The report distinguishes misdemeanors from felonies.</w:t>
+        <w:br/>
+        <w:t>报告区分了轻罪与重罪。</w:t>
+      </w:r>
+    </w:p>
+    <w:p>
+      <w:pPr>
+        <w:pStyle w:val="Heading2"/>
+      </w:pPr>
+      <w:r>
+        <w:t>02. probation · 关键词</w:t>
+      </w:r>
+    </w:p>
+    <w:p>
+      <w:r>
+        <w:t>缓刑或社区监督；试用期</w:t>
+      </w:r>
+    </w:p>
+    <w:p>
+      <w:r>
+        <w:t>回看 00:23:39 · 字幕中出现：probation</w:t>
+      </w:r>
+    </w:p>
+    <w:p>
+      <w:r>
+        <w:t>刑事含义按具体制度判断；工作语境可指试用期。</w:t>
+      </w:r>
+    </w:p>
+    <w:p>
+      <w:r>
+        <w:t>1. The sentence included a period of probation.</w:t>
+        <w:br/>
+        <w:t>判决包含一段社区监督期。</w:t>
+      </w:r>
+    </w:p>
+    <w:p>
+      <w:r>
+        <w:t>2. She must comply with the conditions of probation.</w:t>
+        <w:br/>
+        <w:t>她必须遵守监督条件。</w:t>
+      </w:r>
+    </w:p>
+    <w:p>
+      <w:r>
+        <w:t>3. My probation at the new job ends next month.</w:t>
+        <w:br/>
+        <w:t>我新工作的试用期下个月结束。</w:t>
+      </w:r>
+    </w:p>
+    <w:p>
+      <w:pPr>
+        <w:pStyle w:val="Heading2"/>
+      </w:pPr>
+      <w:r>
+        <w:t>03. defendant · 关键词</w:t>
+      </w:r>
+    </w:p>
+    <w:p>
+      <w:r>
+        <w:t>被告</w:t>
+      </w:r>
+    </w:p>
+    <w:p>
+      <w:r>
+        <w:t>回看 00:30:16 · 字幕中出现：defendant</w:t>
+      </w:r>
+    </w:p>
+    <w:p>
+      <w:r>
+        <w:t>可用于刑事或民事案件；不是所有案件里的被告都已被定罪。</w:t>
+      </w:r>
+    </w:p>
+    <w:p>
+      <w:r>
+        <w:t>1. The defendant entered the courtroom.</w:t>
+        <w:br/>
+        <w:t>被告走进法庭。</w:t>
+      </w:r>
+    </w:p>
+    <w:p>
+      <w:r>
+        <w:t>2. The defendant denied the allegation.</w:t>
+        <w:br/>
+        <w:t>被告否认了指控。</w:t>
+      </w:r>
+    </w:p>
+    <w:p>
+      <w:r>
+        <w:t>3. How many defendants are named in the case?</w:t>
+        <w:br/>
+        <w:t>这个案件列了多少名被告？</w:t>
+      </w:r>
+    </w:p>
+    <w:p>
+      <w:pPr>
+        <w:pStyle w:val="Heading2"/>
+      </w:pPr>
+      <w:r>
+        <w:t>04. discovery · 关键词</w:t>
+      </w:r>
+    </w:p>
+    <w:p>
+      <w:r>
+        <w:t>发现；诉讼中的证据开示</w:t>
+      </w:r>
+    </w:p>
+    <w:p>
+      <w:r>
+        <w:t>回看 00:24:24 · 字幕中出现：discovery</w:t>
+      </w:r>
+    </w:p>
+    <w:p>
+      <w:r>
+        <w:t>法律义是审前依法获取对方相关信息的程序，区别于普通“发现”。</w:t>
+      </w:r>
+    </w:p>
+    <w:p>
+      <w:r>
+        <w:t>1. The parties exchanged documents during discovery.</w:t>
+        <w:br/>
+        <w:t>双方在证据开示阶段交换了文件。</w:t>
+      </w:r>
+    </w:p>
+    <w:p>
+      <w:r>
+        <w:t>2. The lawyer requested more time for discovery.</w:t>
+        <w:br/>
+        <w:t>律师申请延长证据开示时间。</w:t>
+      </w:r>
+    </w:p>
+    <w:p>
+      <w:r>
+        <w:t>3. The discovery of a leak changed our schedule.</w:t>
+        <w:br/>
+        <w:t>发现漏水后，我们改变了日程。（普通义。）</w:t>
+      </w:r>
+    </w:p>
+    <w:p>
+      <w:pPr>
+        <w:pStyle w:val="Heading2"/>
+      </w:pPr>
+      <w:r>
+        <w:t>05. subpoena · 关键词</w:t>
+      </w:r>
+    </w:p>
+    <w:p>
+      <w:r>
+        <w:t>传票；以传票要求出庭或提交材料</w:t>
+      </w:r>
+    </w:p>
+    <w:p>
+      <w:r>
+        <w:t>回看 00:24:14 · 字幕中出现：subpoena</w:t>
+      </w:r>
+    </w:p>
+    <w:p>
+      <w:r>
+        <w:t>法律名词也可作动词；不等同于 arrest warrant 逮捕令。</w:t>
+      </w:r>
+    </w:p>
+    <w:p>
+      <w:r>
+        <w:t>1. The witness received a subpoena.</w:t>
+        <w:br/>
+        <w:t>证人收到了传票。</w:t>
+      </w:r>
+    </w:p>
+    <w:p>
+      <w:r>
+        <w:t>2. The court issued a subpoena for the records.</w:t>
+        <w:br/>
+        <w:t>法院发出传票，要求提交记录。</w:t>
+      </w:r>
+    </w:p>
+    <w:p>
+      <w:r>
+        <w:t>3. The lawyer sought to subpoena another witness.</w:t>
+        <w:br/>
+        <w:t>律师申请以传票传唤另一名证人。</w:t>
+      </w:r>
+    </w:p>
+    <w:p>
+      <w:pPr>
+        <w:pStyle w:val="Heading2"/>
+      </w:pPr>
+      <w:r>
+        <w:t>06. fraud · 关键词</w:t>
+      </w:r>
+    </w:p>
+    <w:p>
+      <w:r>
+        <w:t>欺诈</w:t>
+      </w:r>
+    </w:p>
+    <w:p>
+      <w:r>
+        <w:t>回看 00:48:18 · 字幕中出现：fraud</w:t>
+      </w:r>
+    </w:p>
+    <w:p>
+      <w:r>
+        <w:t>法律或商务语境指欺骗行为；a fraud 也可指骗子或冒牌者。</w:t>
+      </w:r>
+    </w:p>
+    <w:p>
+      <w:r>
+        <w:t>1. The bank investigated possible fraud.</w:t>
+        <w:br/>
+        <w:t>银行调查了可能的欺诈行为。</w:t>
+      </w:r>
+    </w:p>
+    <w:p>
+      <w:r>
+        <w:t>2. The company introduced fraud prevention training.</w:t>
+        <w:br/>
+        <w:t>公司开展了防欺诈培训。</w:t>
+      </w:r>
+    </w:p>
+    <w:p>
+      <w:r>
+        <w:t>3. She realized the offer was a fraud.</w:t>
+        <w:br/>
+        <w:t>她意识到那个邀约是骗局。</w:t>
+      </w:r>
+    </w:p>
+    <w:p>
+      <w:pPr>
+        <w:pStyle w:val="Heading2"/>
+      </w:pPr>
+      <w:r>
+        <w:t>07. litigation · 关键词</w:t>
+      </w:r>
+    </w:p>
+    <w:p>
+      <w:r>
+        <w:t>诉讼；进行诉讼的过程</w:t>
+      </w:r>
+    </w:p>
+    <w:p>
+      <w:r>
+        <w:t>回看 00:24:49 · 字幕中出现：litigation</w:t>
+      </w:r>
+    </w:p>
+    <w:p>
+      <w:r>
+        <w:t>通常不可数；litigation costs 诉讼费用。</w:t>
+      </w:r>
+    </w:p>
+    <w:p>
+      <w:r>
+        <w:t>1. The dispute led to years of litigation.</w:t>
+        <w:br/>
+        <w:t>争议导致多年诉讼。</w:t>
+      </w:r>
+    </w:p>
+    <w:p>
+      <w:r>
+        <w:t>2. Litigation can be expensive and slow.</w:t>
+        <w:br/>
+        <w:t>诉讼可能昂贵且漫长。</w:t>
+      </w:r>
+    </w:p>
+    <w:p>
+      <w:r>
+        <w:t>3. She works in commercial litigation.</w:t>
+        <w:br/>
+        <w:t>她从事商事诉讼工作。</w:t>
+      </w:r>
+    </w:p>
+    <w:p>
+      <w:pPr>
+        <w:pStyle w:val="Heading2"/>
+      </w:pPr>
+      <w:r>
+        <w:t>08. contingent · 关键词</w:t>
+      </w:r>
+    </w:p>
+    <w:p>
+      <w:r>
+        <w:t>取决于条件的；代表团</w:t>
+      </w:r>
+    </w:p>
+    <w:p>
+      <w:r>
+        <w:t>回看 00:29:54 · 字幕中出现：contingent</w:t>
+      </w:r>
+    </w:p>
+    <w:p>
+      <w:r>
+        <w:t>形容词 contingent on/upon；名词 a contingent 指一支队伍或代表团。</w:t>
+      </w:r>
+    </w:p>
+    <w:p>
+      <w:r>
+        <w:t>本集用法：本集是名词：准备到场的一支支持者队伍或代表团。</w:t>
+      </w:r>
+    </w:p>
+    <w:p>
+      <w:r>
+        <w:t>1. The offer is contingent on approval.</w:t>
+        <w:br/>
+        <w:t>这项要约以获批为条件。</w:t>
+      </w:r>
+    </w:p>
+    <w:p>
+      <w:r>
+        <w:t>2. Payment is contingent upon completion.</w:t>
+        <w:br/>
+        <w:t>付款取决于是否完成。</w:t>
+      </w:r>
+    </w:p>
+    <w:p>
+      <w:r>
+        <w:t>3. A small contingent attended the hearing.</w:t>
+        <w:br/>
+        <w:t>一小队代表参加了听证。</w:t>
+      </w:r>
+    </w:p>
+    <w:p>
+      <w:pPr>
+        <w:pStyle w:val="Heading2"/>
+      </w:pPr>
+      <w:r>
+        <w:t>09. proffer · 关键词</w:t>
+      </w:r>
+    </w:p>
+    <w:p>
+      <w:r>
+        <w:t>提出、呈交证据或陈述</w:t>
+      </w:r>
+    </w:p>
+    <w:p>
+      <w:r>
+        <w:t>回看 00:23:37 · 字幕中出现：proffer</w:t>
+      </w:r>
+    </w:p>
+    <w:p>
+      <w:r>
+        <w:t>正式法律用语，也可泛指提出建议；保护范围依具体协议。</w:t>
+      </w:r>
+    </w:p>
+    <w:p>
+      <w:r>
+        <w:t>1. The prosecutor requested a proffer.</w:t>
+        <w:br/>
+        <w:t>检察官要求提出相关证据或陈述。</w:t>
+      </w:r>
+    </w:p>
+    <w:p>
+      <w:r>
+        <w:t>2. Counsel made a proffer of the witness's testimony.</w:t>
+        <w:br/>
+        <w:t>律师说明了证人预期证言的内容。</w:t>
+      </w:r>
+    </w:p>
+    <w:p>
+      <w:r>
+        <w:t>3. She proffered an alternative explanation.</w:t>
+        <w:br/>
+        <w:t>她提出了另一种解释。</w:t>
+      </w:r>
+    </w:p>
+    <w:p>
+      <w:pPr>
+        <w:pStyle w:val="Heading2"/>
+      </w:pPr>
+      <w:r>
+        <w:t>10. contempt · 关键词</w:t>
+      </w:r>
+    </w:p>
+    <w:p>
+      <w:r>
+        <w:t>蔑视；藐视法庭</w:t>
+      </w:r>
+    </w:p>
+    <w:p>
+      <w:r>
+        <w:t>回看 00:48:10 · 字幕中出现：contempt</w:t>
+      </w:r>
+    </w:p>
+    <w:p>
+      <w:r>
+        <w:t>法律搭配 contempt of court；普通语境可指强烈轻蔑。</w:t>
+      </w:r>
+    </w:p>
+    <w:p>
+      <w:r>
+        <w:t>1. The judge warned him about contempt of court.</w:t>
+        <w:br/>
+        <w:t>法官警告他可能构成藐视法庭。</w:t>
+      </w:r>
+    </w:p>
+    <w:p>
+      <w:r>
+        <w:t>2. She spoke with contempt for the scheme.</w:t>
+        <w:br/>
+        <w:t>她对这套把戏表示蔑视。</w:t>
+      </w:r>
+    </w:p>
+    <w:p>
+      <w:r>
+        <w:t>3. He was held in contempt after refusing the order.</w:t>
+        <w:br/>
+        <w:t>他拒绝服从命令后被认定藐视法庭。</w:t>
+      </w:r>
+    </w:p>
+    <w:p>
+      <w:pPr>
+        <w:pStyle w:val="Heading2"/>
+      </w:pPr>
+      <w:r>
+        <w:t>11. district attorney · 词组 / 术语</w:t>
+      </w:r>
+    </w:p>
+    <w:p>
+      <w:r>
+        <w:t>地方检察官</w:t>
+      </w:r>
+    </w:p>
+    <w:p>
+      <w:r>
+        <w:t>回看 00:30:14 · 字幕中出现：District Attorney</w:t>
+      </w:r>
+    </w:p>
+    <w:p>
+      <w:r>
+        <w:t>美国地方刑事检控职务；具体职责随司法辖区而异。</w:t>
+      </w:r>
+    </w:p>
+    <w:p>
+      <w:r>
+        <w:t>1. The district attorney announced the charges.</w:t>
+        <w:br/>
+        <w:t>地方检察官宣布了指控。</w:t>
+      </w:r>
+    </w:p>
+    <w:p>
+      <w:r>
+        <w:t>2. She works in the district attorney's office.</w:t>
+        <w:br/>
+        <w:t>她在地方检察官办公室工作。</w:t>
+      </w:r>
+    </w:p>
+    <w:p>
+      <w:r>
+        <w:t>3. The district attorney reviewed the evidence.</w:t>
+        <w:br/>
+        <w:t>地方检察官审查了证据。</w:t>
+      </w:r>
+    </w:p>
+    <w:p>
+      <w:pPr>
+        <w:pStyle w:val="Heading2"/>
+      </w:pPr>
+      <w:r>
+        <w:t>12. time served · 词组 / 术语</w:t>
+      </w:r>
+    </w:p>
+    <w:p>
+      <w:r>
+        <w:t>已服刑的时间；以已羁押时间抵刑</w:t>
+      </w:r>
+    </w:p>
+    <w:p>
+      <w:r>
+        <w:t>回看 00:23:39 · 字幕中出现：Time served</w:t>
+      </w:r>
+    </w:p>
+    <w:p>
+      <w:r>
+        <w:t>常见 sentenced to time served；不表示无罪。</w:t>
+      </w:r>
+    </w:p>
+    <w:p>
+      <w:r>
+        <w:t>1. He was sentenced to time served.</w:t>
+        <w:br/>
+        <w:t>他被判以已服刑时间抵作刑期。</w:t>
+      </w:r>
+    </w:p>
+    <w:p>
+      <w:r>
+        <w:t>2. The court credited her with time served.</w:t>
+        <w:br/>
+        <w:t>法院折抵了她已被羁押的时间。</w:t>
+      </w:r>
+    </w:p>
+    <w:p>
+      <w:r>
+        <w:t>3. The agreement recommended time served.</w:t>
+        <w:br/>
+        <w:t>协议建议以已服刑时间处理。</w:t>
+      </w:r>
+    </w:p>
+    <w:p>
+      <w:pPr>
+        <w:pStyle w:val="Heading2"/>
+      </w:pPr>
+      <w:r>
+        <w:t>汉译英与复述</w:t>
+      </w:r>
+    </w:p>
+    <w:p>
+      <w:r>
+        <w:t>1. 她询问该违法行为是否属于轻罪。</w:t>
+      </w:r>
+    </w:p>
+    <w:p>
+      <w:r>
+        <w:t>2. 诉讼可能昂贵且漫长。</w:t>
+      </w:r>
+    </w:p>
+    <w:p>
+      <w:r>
+        <w:t>3. 法院折抵了她已被羁押的时间。</w:t>
+      </w:r>
+    </w:p>
+    <w:p>
+      <w:r>
+        <w:t>参考答案：</w:t>
+      </w:r>
+    </w:p>
+    <w:p>
+      <w:r>
+        <w:t>1. She asked whether the offense was a misdemeanor. [misdemeanor]</w:t>
+      </w:r>
+    </w:p>
+    <w:p>
+      <w:r>
+        <w:t>2. Litigation can be expensive and slow. [litigation]</w:t>
+      </w:r>
+    </w:p>
+    <w:p>
+      <w:r>
+        <w:t>3. The court credited her with time served. [time served]</w:t>
+      </w:r>
+    </w:p>
+    <w:p>
+      <w:r>
+        <w:br w:type="page"/>
+      </w:r>
+    </w:p>
+    <w:p>
+      <w:pPr>
+        <w:pStyle w:val="Heading1"/>
+      </w:pPr>
+      <w:r>
+        <w:t>S04E09 · Wiedersehen</w:t>
+      </w:r>
+    </w:p>
+    <w:p>
+      <w:pPr>
+        <w:pStyle w:val="Heading2"/>
+      </w:pPr>
+      <w:r>
+        <w:t>英文内容梗概（73 words）</w:t>
+      </w:r>
+    </w:p>
+    <w:p>
+      <w:r>
+        <w:t>Jimmy applies to regain his law licence but is rejected because the panel finds him insincere. His failure leads to an argument with Kim about support, responsibility and how others see him. Kim eventually agrees to help with an appeal. Mike discovers that Werner has escaped the secure construction site to meet his wife. The security breach creates an urgent search, while Lalo's arrival introduces a rival eager to understand Gus's hidden activities.</w:t>
+      </w:r>
+    </w:p>
+    <w:p>
+      <w:r>
+        <w:t>双语字幕原始来源（整季合集）：https://subhd.tv/a/vlHghm</w:t>
+      </w:r>
+    </w:p>
+    <w:p>
+      <w:pPr>
+        <w:pStyle w:val="Heading2"/>
+      </w:pPr>
+      <w:r>
+        <w:t>01. felony · 关键词</w:t>
+      </w:r>
+    </w:p>
+    <w:p>
+      <w:r>
+        <w:t>重罪</w:t>
+      </w:r>
+    </w:p>
+    <w:p>
+      <w:r>
+        <w:t>回看 00:46:14 · 字幕中出现：felony</w:t>
+      </w:r>
+    </w:p>
+    <w:p>
+      <w:r>
+        <w:t>美国刑事分类用语；具体定义和后果依司法辖区及法律而定。</w:t>
+      </w:r>
+    </w:p>
+    <w:p>
+      <w:r>
+        <w:t>1. He was charged with a felony.</w:t>
+        <w:br/>
+        <w:t>他被控犯有重罪。</w:t>
+      </w:r>
+    </w:p>
+    <w:p>
+      <w:r>
+        <w:t>2. The form asks about felony convictions.</w:t>
+        <w:br/>
+        <w:t>表格询问是否有重罪定罪记录。</w:t>
+      </w:r>
+    </w:p>
+    <w:p>
+      <w:r>
+        <w:t>3. The lawyer explained the difference between a felony and a misdemeanor.</w:t>
+        <w:br/>
+        <w:t>律师解释了重罪和轻罪的区别。</w:t>
+      </w:r>
+    </w:p>
+    <w:p>
+      <w:pPr>
+        <w:pStyle w:val="Heading2"/>
+      </w:pPr>
+      <w:r>
+        <w:t>02. prosecution · 关键词</w:t>
+      </w:r>
+    </w:p>
+    <w:p>
+      <w:r>
+        <w:t>控方；起诉；检控</w:t>
+      </w:r>
+    </w:p>
+    <w:p>
+      <w:r>
+        <w:t>回看 00:32:16 · 字幕中出现：Prosecution</w:t>
+      </w:r>
+    </w:p>
+    <w:p>
+      <w:r>
+        <w:t>the prosecution 常指刑事案件中的控方。</w:t>
+      </w:r>
+    </w:p>
+    <w:p>
+      <w:r>
+        <w:t>1. The prosecution presented its evidence.</w:t>
+        <w:br/>
+        <w:t>控方出示了证据。</w:t>
+      </w:r>
+    </w:p>
+    <w:p>
+      <w:r>
+        <w:t>2. The defense challenged the prosecution's account.</w:t>
+        <w:br/>
+        <w:t>辩方质疑了控方的说法。</w:t>
+      </w:r>
+    </w:p>
+    <w:p>
+      <w:r>
+        <w:t>3. The file was sent for prosecution.</w:t>
+        <w:br/>
+        <w:t>案卷被移送起诉。</w:t>
+      </w:r>
+    </w:p>
+    <w:p>
+      <w:pPr>
+        <w:pStyle w:val="Heading2"/>
+      </w:pPr>
+      <w:r>
+        <w:t>03. collateral · 关键词</w:t>
+      </w:r>
+    </w:p>
+    <w:p>
+      <w:r>
+        <w:t>抵押物；附带的</w:t>
+      </w:r>
+    </w:p>
+    <w:p>
+      <w:r>
+        <w:t>回看 00:42:28 · 字幕中出现：collateral</w:t>
+      </w:r>
+    </w:p>
+    <w:p>
+      <w:r>
+        <w:t>名词常指担保资产；形容词常见 collateral damage。</w:t>
+      </w:r>
+    </w:p>
+    <w:p>
+      <w:r>
+        <w:t>1. The lender required collateral.</w:t>
+        <w:br/>
+        <w:t>贷款方要求提供抵押物。</w:t>
+      </w:r>
+    </w:p>
+    <w:p>
+      <w:r>
+        <w:t>2. She used the property as collateral.</w:t>
+        <w:br/>
+        <w:t>她用房产作抵押。</w:t>
+      </w:r>
+    </w:p>
+    <w:p>
+      <w:r>
+        <w:t>3. The dispute caused collateral damage to the team.</w:t>
+        <w:br/>
+        <w:t>争端对团队造成了附带损害。</w:t>
+      </w:r>
+    </w:p>
+    <w:p>
+      <w:pPr>
+        <w:pStyle w:val="Heading2"/>
+      </w:pPr>
+      <w:r>
+        <w:t>04. statute · 关键词</w:t>
+      </w:r>
+    </w:p>
+    <w:p>
+      <w:r>
+        <w:t>成文法；法令</w:t>
+      </w:r>
+    </w:p>
+    <w:p>
+      <w:r>
+        <w:t>回看 00:33:12 · 字幕中出现：statutes</w:t>
+      </w:r>
+    </w:p>
+    <w:p>
+      <w:r>
+        <w:t>与 statue 雕像区分；法律通常是 legislature 制定的 statute。</w:t>
+      </w:r>
+    </w:p>
+    <w:p>
+      <w:r>
+        <w:t>1. The statute defines the offence.</w:t>
+        <w:br/>
+        <w:t>成文法界定了该罪。</w:t>
+      </w:r>
+    </w:p>
+    <w:p>
+      <w:r>
+        <w:t>2. Counsel cited the relevant statute.</w:t>
+        <w:br/>
+        <w:t>律师引用了相关法条。</w:t>
+      </w:r>
+    </w:p>
+    <w:p>
+      <w:r>
+        <w:t>3. The claim depends on how the statute is interpreted.</w:t>
+        <w:br/>
+        <w:t>诉求取决于如何解释该法令。</w:t>
+      </w:r>
+    </w:p>
+    <w:p>
+      <w:pPr>
+        <w:pStyle w:val="Heading2"/>
+      </w:pPr>
+      <w:r>
+        <w:t>05. indemnification · 关键词</w:t>
+      </w:r>
+    </w:p>
+    <w:p>
+      <w:r>
+        <w:t>赔偿保障；损失补偿安排</w:t>
+      </w:r>
+    </w:p>
+    <w:p>
+      <w:r>
+        <w:t>回看 00:42:04 · 字幕中出现：indemnification</w:t>
+      </w:r>
+    </w:p>
+    <w:p>
+      <w:r>
+        <w:t>合同术语，范围取决于具体条款；动词 indemnify。</w:t>
+      </w:r>
+    </w:p>
+    <w:p>
+      <w:r>
+        <w:t>1. The contract includes an indemnification clause.</w:t>
+        <w:br/>
+        <w:t>合同包含赔偿保障条款。</w:t>
+      </w:r>
+    </w:p>
+    <w:p>
+      <w:r>
+        <w:t>2. They negotiated the scope of indemnification.</w:t>
+        <w:br/>
+        <w:t>他们商定赔偿保障的范围。</w:t>
+      </w:r>
+    </w:p>
+    <w:p>
+      <w:r>
+        <w:t>3. Indemnification does not eliminate every risk.</w:t>
+        <w:br/>
+        <w:t>赔偿保障不能消除所有风险。</w:t>
+      </w:r>
+    </w:p>
+    <w:p>
+      <w:pPr>
+        <w:pStyle w:val="Heading2"/>
+      </w:pPr>
+      <w:r>
+        <w:t>06. remorse · 关键词</w:t>
+      </w:r>
+    </w:p>
+    <w:p>
+      <w:r>
+        <w:t>懊悔；对过错的内疚</w:t>
+      </w:r>
+    </w:p>
+    <w:p>
+      <w:r>
+        <w:t>回看 00:34:23 · 字幕中出现：Remorse</w:t>
+      </w:r>
+    </w:p>
+    <w:p>
+      <w:r>
+        <w:t>show remorse；比单纯 regret 更突出对伤害或过错的道德反省。</w:t>
+      </w:r>
+    </w:p>
+    <w:p>
+      <w:r>
+        <w:t>1. He showed genuine remorse.</w:t>
+        <w:br/>
+        <w:t>他表现出真诚的悔意。</w:t>
+      </w:r>
+    </w:p>
+    <w:p>
+      <w:r>
+        <w:t>2. She felt remorse for deceiving her friend.</w:t>
+        <w:br/>
+        <w:t>她因欺骗朋友感到内疚。</w:t>
+      </w:r>
+    </w:p>
+    <w:p>
+      <w:r>
+        <w:t>3. The apology contained little remorse.</w:t>
+        <w:br/>
+        <w:t>道歉中几乎没有悔意。</w:t>
+      </w:r>
+    </w:p>
+    <w:p>
+      <w:pPr>
+        <w:pStyle w:val="Heading2"/>
+      </w:pPr>
+      <w:r>
+        <w:t>07. insincere · 关键词</w:t>
+      </w:r>
+    </w:p>
+    <w:p>
+      <w:r>
+        <w:t>不真诚的</w:t>
+      </w:r>
+    </w:p>
+    <w:p>
+      <w:r>
+        <w:t>回看 00:39:33 · 字幕中出现：insincere</w:t>
+      </w:r>
+    </w:p>
+    <w:p>
+      <w:r>
+        <w:t>insincere apology；与不准确 inaccurate 不同。</w:t>
+      </w:r>
+    </w:p>
+    <w:p>
+      <w:r>
+        <w:t>1. The apology sounded insincere.</w:t>
+        <w:br/>
+        <w:t>道歉听起来不真诚。</w:t>
+      </w:r>
+    </w:p>
+    <w:p>
+      <w:r>
+        <w:t>2. She rejected his insincere praise.</w:t>
+        <w:br/>
+        <w:t>她拒绝接受他的虚情假意的赞扬。</w:t>
+      </w:r>
+    </w:p>
+    <w:p>
+      <w:r>
+        <w:t>3. They found the statement polished but insincere.</w:t>
+        <w:br/>
+        <w:t>他们觉得声明圆滑却不真诚。</w:t>
+      </w:r>
+    </w:p>
+    <w:p>
+      <w:pPr>
+        <w:pStyle w:val="Heading2"/>
+      </w:pPr>
+      <w:r>
+        <w:t>08. suspension · 关键词</w:t>
+      </w:r>
+    </w:p>
+    <w:p>
+      <w:r>
+        <w:t>暂停执业、职务或活动</w:t>
+      </w:r>
+    </w:p>
+    <w:p>
+      <w:r>
+        <w:t>回看 00:34:11 · 字幕中出现：suspended</w:t>
+      </w:r>
+    </w:p>
+    <w:p>
+      <w:r>
+        <w:t>本学习册主要关注律师暂停执业；suspended 是相关形容词或过去分词。</w:t>
+      </w:r>
+    </w:p>
+    <w:p>
+      <w:r>
+        <w:t>1. The panel imposed a six-month suspension.</w:t>
+        <w:br/>
+        <w:t>小组决定暂停其资格六个月。</w:t>
+      </w:r>
+    </w:p>
+    <w:p>
+      <w:r>
+        <w:t>2. She appealed the suspension of her licence.</w:t>
+        <w:br/>
+        <w:t>她对暂停执照提出上诉。</w:t>
+      </w:r>
+    </w:p>
+    <w:p>
+      <w:r>
+        <w:t>3. He returned to practice after the suspension.</w:t>
+        <w:br/>
+        <w:t>暂停期结束后他恢复执业。</w:t>
+      </w:r>
+    </w:p>
+    <w:p>
+      <w:pPr>
+        <w:pStyle w:val="Heading2"/>
+      </w:pPr>
+      <w:r>
+        <w:t>09. amendment · 关键词</w:t>
+      </w:r>
+    </w:p>
+    <w:p>
+      <w:r>
+        <w:t>修正案；修订</w:t>
+      </w:r>
+    </w:p>
+    <w:p>
+      <w:r>
+        <w:t>回看 00:33:56 · 字幕中出现：Amendment</w:t>
+      </w:r>
+    </w:p>
+    <w:p>
+      <w:r>
+        <w:t>法律文件的修改；美国 Constitution 的 Amendment 指宪法修正案。</w:t>
+      </w:r>
+    </w:p>
+    <w:p>
+      <w:r>
+        <w:t>1. The amendment changed the payment deadline.</w:t>
+        <w:br/>
+        <w:t>修订条款改变了付款期限。</w:t>
+      </w:r>
+    </w:p>
+    <w:p>
+      <w:r>
+        <w:t>2. They proposed an amendment to the bill.</w:t>
+        <w:br/>
+        <w:t>他们提议修改法案。</w:t>
+      </w:r>
+    </w:p>
+    <w:p>
+      <w:r>
+        <w:t>3. The Fourth Amendment concerns searches and seizures.</w:t>
+        <w:br/>
+        <w:t>第四修正案涉及搜查与扣押。</w:t>
+      </w:r>
+    </w:p>
+    <w:p>
+      <w:pPr>
+        <w:pStyle w:val="Heading2"/>
+      </w:pPr>
+      <w:r>
+        <w:t>10. due diligence · 词组 / 术语</w:t>
       </w:r>
     </w:p>
     <w:p>
@@ -845,12 +4012,12 @@
     </w:p>
     <w:p>
       <w:r>
-        <w:t>本集义：尽职调查；应有的审慎核查</w:t>
-      </w:r>
-    </w:p>
-    <w:p>
-      <w:r>
-        <w:t>用法：商务常指交易前查验信息；法律中也可强调合理审慎。</w:t>
+        <w:t>回看 00:42:22 · 字幕中出现：due diligence</w:t>
+      </w:r>
+    </w:p>
+    <w:p>
+      <w:r>
+        <w:t>商务常指交易前查验信息；法律中也可强调合理审慎。</w:t>
       </w:r>
     </w:p>
     <w:p>
@@ -879,43 +4046,43 @@
         <w:pStyle w:val="Heading2"/>
       </w:pPr>
       <w:r>
-        <w:t>07. the way I see it  ·  00:21:20</w:t>
-      </w:r>
-    </w:p>
-    <w:p>
-      <w:r>
-        <w:t>在我看来</w:t>
-      </w:r>
-    </w:p>
-    <w:p>
-      <w:r>
-        <w:t>本集义：在我看来</w:t>
-      </w:r>
-    </w:p>
-    <w:p>
-      <w:r>
-        <w:t>用法：用于提出个人分析；比断言事实更主观。</w:t>
-      </w:r>
-    </w:p>
-    <w:p>
-      <w:r>
-        <w:t>1. The way I see it, we have two choices.</w:t>
+        <w:t>11. bar hearing · 词组 / 术语</w:t>
+      </w:r>
+    </w:p>
+    <w:p>
+      <w:r>
+        <w:t>律师执业纪律听证</w:t>
+      </w:r>
+    </w:p>
+    <w:p>
+      <w:r>
+        <w:t>回看 00:46:19 · 字幕中出现：bar hearing</w:t>
+      </w:r>
+    </w:p>
+    <w:p>
+      <w:r>
+        <w:t>bar 在此指法律职业及其管理体系；不是酒吧或普通庭审。</w:t>
+      </w:r>
+    </w:p>
+    <w:p>
+      <w:r>
+        <w:t>1. The bar hearing examined professional misconduct.</w:t>
         <w:br/>
-        <w:t>在我看来，我们有两个选择。</w:t>
-      </w:r>
-    </w:p>
-    <w:p>
-      <w:r>
-        <w:t>2. The way I see it, asking for help is sensible.</w:t>
+        <w:t>律师纪律听证审查了职业不当行为。</w:t>
+      </w:r>
+    </w:p>
+    <w:p>
+      <w:r>
+        <w:t>2. He prepared witnesses for the bar hearing.</w:t>
         <w:br/>
-        <w:t>我认为寻求帮助是明智的。</w:t>
-      </w:r>
-    </w:p>
-    <w:p>
-      <w:r>
-        <w:t>3. That's not the way I see it.</w:t>
+        <w:t>他为律师纪律听证准备证人。</w:t>
+      </w:r>
+    </w:p>
+    <w:p>
+      <w:r>
+        <w:t>3. A bar hearing can affect a lawyer's licence.</w:t>
         <w:br/>
-        <w:t>我不是这么看的。</w:t>
+        <w:t>律师纪律听证可能影响律师的执照。</w:t>
       </w:r>
     </w:p>
     <w:p>
@@ -923,43 +4090,55 @@
         <w:pStyle w:val="Heading2"/>
       </w:pPr>
       <w:r>
-        <w:t>08. as long as  ·  00:31:21</w:t>
-      </w:r>
-    </w:p>
-    <w:p>
-      <w:r>
-        <w:t>只要；长达</w:t>
-      </w:r>
-    </w:p>
-    <w:p>
-      <w:r>
-        <w:t>本集义：只要满足后面的条件。</w:t>
-      </w:r>
-    </w:p>
-    <w:p>
-      <w:r>
-        <w:t>用法：条件义后接从句；也能比较时间长度，需看语境。</w:t>
-      </w:r>
-    </w:p>
-    <w:p>
-      <w:r>
-        <w:t>1. You can borrow it as long as you return it tonight.</w:t>
-        <w:br/>
-        <w:t>只要今晚归还，你就可以借。</w:t>
-      </w:r>
-    </w:p>
-    <w:p>
-      <w:r>
-        <w:t>2. I'm happy as long as everyone is safe.</w:t>
-        <w:br/>
-        <w:t>只要大家安全，我就放心。</w:t>
-      </w:r>
-    </w:p>
-    <w:p>
-      <w:r>
-        <w:t>3. The wait can be as long as two hours.</w:t>
-        <w:br/>
-        <w:t>等待时间可能长达两小时。</w:t>
+        <w:t>汉译英与复述</w:t>
+      </w:r>
+    </w:p>
+    <w:p>
+      <w:r>
+        <w:t>1. 表格询问是否有重罪定罪记录。</w:t>
+      </w:r>
+    </w:p>
+    <w:p>
+      <w:r>
+        <w:t>2. 她因欺骗朋友感到内疚。</w:t>
+      </w:r>
+    </w:p>
+    <w:p>
+      <w:r>
+        <w:t>3. 他为律师纪律听证准备证人。</w:t>
+      </w:r>
+    </w:p>
+    <w:p>
+      <w:r>
+        <w:t>参考答案：</w:t>
+      </w:r>
+    </w:p>
+    <w:p>
+      <w:r>
+        <w:t>1. The form asks about felony convictions. [felony]</w:t>
+      </w:r>
+    </w:p>
+    <w:p>
+      <w:r>
+        <w:t>2. She felt remorse for deceiving her friend. [remorse]</w:t>
+      </w:r>
+    </w:p>
+    <w:p>
+      <w:r>
+        <w:t>3. He prepared witnesses for the bar hearing. [bar hearing]</w:t>
+      </w:r>
+    </w:p>
+    <w:p>
+      <w:r>
+        <w:br w:type="page"/>
+      </w:r>
+    </w:p>
+    <w:p>
+      <w:pPr>
+        <w:pStyle w:val="Heading1"/>
+      </w:pPr>
+      <w:r>
+        <w:t>S04E10 · Winner</w:t>
       </w:r>
     </w:p>
     <w:p>
@@ -967,43 +4146,17 @@
         <w:pStyle w:val="Heading2"/>
       </w:pPr>
       <w:r>
-        <w:t>09. I hear you  ·  00:35:51</w:t>
-      </w:r>
-    </w:p>
-    <w:p>
-      <w:r>
-        <w:t>我理解你的顾虑或立场</w:t>
-      </w:r>
-    </w:p>
-    <w:p>
-      <w:r>
-        <w:t>本集义：我理解你的顾虑或立场</w:t>
-      </w:r>
-    </w:p>
-    <w:p>
-      <w:r>
-        <w:t>用法：口语表示倾听与理解；不自动表示同意。</w:t>
-      </w:r>
-    </w:p>
-    <w:p>
-      <w:r>
-        <w:t>1. I hear you. The schedule is demanding.</w:t>
-        <w:br/>
-        <w:t>我理解，日程确实很紧。</w:t>
-      </w:r>
-    </w:p>
-    <w:p>
-      <w:r>
-        <w:t>2. I hear you, but we need a decision today.</w:t>
-        <w:br/>
-        <w:t>我理解你的立场，但我们今天得决定。</w:t>
-      </w:r>
-    </w:p>
-    <w:p>
-      <w:r>
-        <w:t>3. I hear you. Let's look for another option.</w:t>
-        <w:br/>
-        <w:t>我明白，我们找找别的选择。</w:t>
+        <w:t>英文内容梗概（76 words）</w:t>
+      </w:r>
+    </w:p>
+    <w:p>
+      <w:r>
+        <w:t>A flashback shows Jimmy celebrating his admission to the bar with Chuck. In the present, Jimmy and Kim build an appeal around the brothers' relationship, and Jimmy's emotional speech wins reinstatement. He then reveals his plan to practise as Saul Goodman. Mike tracks Werner down, but Gus decides the breach cannot be forgiven. Mike kills him after arranging for his wife to leave safely. Professional success and professional obedience both come at a severe personal cost.</w:t>
+      </w:r>
+    </w:p>
+    <w:p>
+      <w:r>
+        <w:t>双语字幕原始来源（整季合集）：https://subhd.tv/a/vlHghm</w:t>
       </w:r>
     </w:p>
     <w:p>
@@ -1011,43 +4164,43 @@
         <w:pStyle w:val="Heading2"/>
       </w:pPr>
       <w:r>
-        <w:t>10. unless  ·  00:37:27</w:t>
-      </w:r>
-    </w:p>
-    <w:p>
-      <w:r>
-        <w:t>除非；如果不</w:t>
-      </w:r>
-    </w:p>
-    <w:p>
-      <w:r>
-        <w:t>本集义：除非；如果不</w:t>
-      </w:r>
-    </w:p>
-    <w:p>
-      <w:r>
-        <w:t>用法：后接从句；通常不用再加否定，以免意思相反。</w:t>
-      </w:r>
-    </w:p>
-    <w:p>
-      <w:r>
-        <w:t>1. I'll walk unless it rains.</w:t>
+        <w:t>01. remorse · 关键词</w:t>
+      </w:r>
+    </w:p>
+    <w:p>
+      <w:r>
+        <w:t>懊悔；对过错的内疚</w:t>
+      </w:r>
+    </w:p>
+    <w:p>
+      <w:r>
+        <w:t>回看 00:38:52 · 字幕中出现：Remorse</w:t>
+      </w:r>
+    </w:p>
+    <w:p>
+      <w:r>
+        <w:t>show remorse；比单纯 regret 更突出对伤害或过错的道德反省。</w:t>
+      </w:r>
+    </w:p>
+    <w:p>
+      <w:r>
+        <w:t>1. He showed genuine remorse.</w:t>
         <w:br/>
-        <w:t>除非下雨，否则我会走路去。</w:t>
-      </w:r>
-    </w:p>
-    <w:p>
-      <w:r>
-        <w:t>2. Don't call unless it's urgent.</w:t>
+        <w:t>他表现出真诚的悔意。</w:t>
+      </w:r>
+    </w:p>
+    <w:p>
+      <w:r>
+        <w:t>2. She felt remorse for deceiving her friend.</w:t>
         <w:br/>
-        <w:t>除非紧急，否则别打电话。</w:t>
-      </w:r>
-    </w:p>
-    <w:p>
-      <w:r>
-        <w:t>3. We can't start unless everyone agrees.</w:t>
+        <w:t>她因欺骗朋友感到内疚。</w:t>
+      </w:r>
+    </w:p>
+    <w:p>
+      <w:r>
+        <w:t>3. The apology contained little remorse.</w:t>
         <w:br/>
-        <w:t>除非大家同意，否则我们无法开始。</w:t>
+        <w:t>道歉中几乎没有悔意。</w:t>
       </w:r>
     </w:p>
     <w:p>
@@ -1055,50 +4208,350 @@
         <w:pStyle w:val="Heading2"/>
       </w:pPr>
       <w:r>
-        <w:t>汉译英练习</w:t>
-      </w:r>
-    </w:p>
-    <w:p>
-      <w:r>
-        <w:t>1. 说实话，我不太喜欢那部电影。</w:t>
-      </w:r>
-    </w:p>
-    <w:p>
-      <w:r>
-        <w:t>2. 谢谢送我。——不客气。</w:t>
-      </w:r>
-    </w:p>
-    <w:p>
-      <w:r>
-        <w:t>3. 我理解你的立场，但我们今天得决定。</w:t>
-      </w:r>
-    </w:p>
-    <w:p>
-      <w:r>
-        <w:t>口头输出：任选三个表达，说一段 30—60 秒的个人经历。</w:t>
+        <w:t>02. insincere · 关键词</w:t>
+      </w:r>
+    </w:p>
+    <w:p>
+      <w:r>
+        <w:t>不真诚的</w:t>
+      </w:r>
+    </w:p>
+    <w:p>
+      <w:r>
+        <w:t>回看 00:21:57 · 字幕中出现：Insincere</w:t>
+      </w:r>
+    </w:p>
+    <w:p>
+      <w:r>
+        <w:t>insincere apology；与不准确 inaccurate 不同。</w:t>
+      </w:r>
+    </w:p>
+    <w:p>
+      <w:r>
+        <w:t>1. The apology sounded insincere.</w:t>
+        <w:br/>
+        <w:t>道歉听起来不真诚。</w:t>
+      </w:r>
+    </w:p>
+    <w:p>
+      <w:r>
+        <w:t>2. She rejected his insincere praise.</w:t>
+        <w:br/>
+        <w:t>她拒绝接受他的虚情假意的赞扬。</w:t>
+      </w:r>
+    </w:p>
+    <w:p>
+      <w:r>
+        <w:t>3. They found the statement polished but insincere.</w:t>
+        <w:br/>
+        <w:t>他们觉得声明圆滑却不真诚。</w:t>
       </w:r>
     </w:p>
     <w:p>
       <w:pPr>
-        <w:pStyle w:val="Heading3"/>
+        <w:pStyle w:val="Heading2"/>
       </w:pPr>
       <w:r>
-        <w:t>参考答案</w:t>
-      </w:r>
-    </w:p>
-    <w:p>
-      <w:r>
-        <w:t>1. I didn't enjoy the film, to be honest.  [to be honest]</w:t>
-      </w:r>
-    </w:p>
-    <w:p>
-      <w:r>
-        <w:t>2. Thanks for the ride. — You bet.  [you bet]</w:t>
-      </w:r>
-    </w:p>
-    <w:p>
-      <w:r>
-        <w:t>3. I hear you, but we need a decision today.  [I hear you]</w:t>
+        <w:t>03. delegation · 关键词</w:t>
+      </w:r>
+    </w:p>
+    <w:p>
+      <w:r>
+        <w:t>授权；代表团</w:t>
+      </w:r>
+    </w:p>
+    <w:p>
+      <w:r>
+        <w:t>回看 00:27:02 · 字幕中出现：delegation</w:t>
+      </w:r>
+    </w:p>
+    <w:p>
+      <w:r>
+        <w:t>注意双义：delegation of duties 与 a delegation。</w:t>
+      </w:r>
+    </w:p>
+    <w:p>
+      <w:r>
+        <w:t>1. Effective delegation frees up time.</w:t>
+        <w:br/>
+        <w:t>有效授权可以腾出时间。</w:t>
+      </w:r>
+    </w:p>
+    <w:p>
+      <w:r>
+        <w:t>2. A delegation visited the factory.</w:t>
+        <w:br/>
+        <w:t>一个代表团参观了工厂。</w:t>
+      </w:r>
+    </w:p>
+    <w:p>
+      <w:r>
+        <w:t>3. Delegation does not remove accountability.</w:t>
+        <w:br/>
+        <w:t>授权并不免除责任。</w:t>
+      </w:r>
+    </w:p>
+    <w:p>
+      <w:pPr>
+        <w:pStyle w:val="Heading2"/>
+      </w:pPr>
+      <w:r>
+        <w:t>04. vouch · 关键词</w:t>
+      </w:r>
+    </w:p>
+    <w:p>
+      <w:r>
+        <w:t>担保；保证可信或真实</w:t>
+      </w:r>
+    </w:p>
+    <w:p>
+      <w:r>
+        <w:t>回看 00:00:08 · 字幕中出现：vouch</w:t>
+      </w:r>
+    </w:p>
+    <w:p>
+      <w:r>
+        <w:t>vouch for someone/something，介词 for。</w:t>
+      </w:r>
+    </w:p>
+    <w:p>
+      <w:r>
+        <w:t>1. I can vouch for her reliability.</w:t>
+        <w:br/>
+        <w:t>我可以保证她可靠。</w:t>
+      </w:r>
+    </w:p>
+    <w:p>
+      <w:r>
+        <w:t>2. Nobody could vouch for the document's authenticity.</w:t>
+        <w:br/>
+        <w:t>没人能保证文件真实。</w:t>
+      </w:r>
+    </w:p>
+    <w:p>
+      <w:r>
+        <w:t>3. He vouched for me when I applied.</w:t>
+        <w:br/>
+        <w:t>我申请时，他为我作了担保。</w:t>
+      </w:r>
+    </w:p>
+    <w:p>
+      <w:pPr>
+        <w:pStyle w:val="Heading2"/>
+      </w:pPr>
+      <w:r>
+        <w:t>05. cut corners · 词组 / 术语</w:t>
+      </w:r>
+    </w:p>
+    <w:p>
+      <w:r>
+        <w:t>为省事或省钱而降低标准</w:t>
+      </w:r>
+    </w:p>
+    <w:p>
+      <w:r>
+        <w:t>回看 00:31:12 · 字幕中出现：cut corners</w:t>
+      </w:r>
+    </w:p>
+    <w:p>
+      <w:r>
+        <w:t>常含负面评价，区别于合理优化流程。</w:t>
+      </w:r>
+    </w:p>
+    <w:p>
+      <w:r>
+        <w:t>1. The contractor cut corners on materials.</w:t>
+        <w:br/>
+        <w:t>承包商在材料上偷工减料。</w:t>
+      </w:r>
+    </w:p>
+    <w:p>
+      <w:r>
+        <w:t>2. We cannot cut corners on safety.</w:t>
+        <w:br/>
+        <w:t>我们不能在安全问题上省工省料。</w:t>
+      </w:r>
+    </w:p>
+    <w:p>
+      <w:r>
+        <w:t>3. Rushing the launch encouraged people to cut corners.</w:t>
+        <w:br/>
+        <w:t>仓促上线让人们倾向于敷衍了事。</w:t>
+      </w:r>
+    </w:p>
+    <w:p>
+      <w:pPr>
+        <w:pStyle w:val="Heading2"/>
+      </w:pPr>
+      <w:r>
+        <w:t>06. reinstate · 关键词</w:t>
+      </w:r>
+    </w:p>
+    <w:p>
+      <w:r>
+        <w:t>恢复资格、职位或原有安排</w:t>
+      </w:r>
+    </w:p>
+    <w:p>
+      <w:r>
+        <w:t>回看 00:58:14 · 字幕中出现：reinstate</w:t>
+      </w:r>
+    </w:p>
+    <w:p>
+      <w:r>
+        <w:t>reinstate a licence/an employee；名词 reinstatement。</w:t>
+      </w:r>
+    </w:p>
+    <w:p>
+      <w:r>
+        <w:t>1. The panel reinstated her licence.</w:t>
+        <w:br/>
+        <w:t>小组恢复了她的执照。</w:t>
+      </w:r>
+    </w:p>
+    <w:p>
+      <w:r>
+        <w:t>2. The company reinstated the dismissed worker.</w:t>
+        <w:br/>
+        <w:t>公司让被解雇的员工复职。</w:t>
+      </w:r>
+    </w:p>
+    <w:p>
+      <w:r>
+        <w:t>3. They reinstated the original schedule.</w:t>
+        <w:br/>
+        <w:t>他们恢复了原来的日程。</w:t>
+      </w:r>
+    </w:p>
+    <w:p>
+      <w:pPr>
+        <w:pStyle w:val="Heading2"/>
+      </w:pPr>
+      <w:r>
+        <w:t>07. rudimentary · 关键词</w:t>
+      </w:r>
+    </w:p>
+    <w:p>
+      <w:r>
+        <w:t>初步的；最基本的</w:t>
+      </w:r>
+    </w:p>
+    <w:p>
+      <w:r>
+        <w:t>回看 00:50:40 · 字幕中出现：rudimentary</w:t>
+      </w:r>
+    </w:p>
+    <w:p>
+      <w:r>
+        <w:t>常暗示不完善；rudimentary understanding。</w:t>
+      </w:r>
+    </w:p>
+    <w:p>
+      <w:r>
+        <w:t>1. He had only rudimentary training.</w:t>
+        <w:br/>
+        <w:t>他只受过基础训练。</w:t>
+      </w:r>
+    </w:p>
+    <w:p>
+      <w:r>
+        <w:t>2. The camp had rudimentary facilities.</w:t>
+        <w:br/>
+        <w:t>营地设施很简陋。</w:t>
+      </w:r>
+    </w:p>
+    <w:p>
+      <w:r>
+        <w:t>3. We need more than a rudimentary plan.</w:t>
+        <w:br/>
+        <w:t>我们需要的不只是一个初步计划。</w:t>
+      </w:r>
+    </w:p>
+    <w:p>
+      <w:pPr>
+        <w:pStyle w:val="Heading2"/>
+      </w:pPr>
+      <w:r>
+        <w:t>08. eloquent · 关键词</w:t>
+      </w:r>
+    </w:p>
+    <w:p>
+      <w:r>
+        <w:t>有说服力且表达流畅的</w:t>
+      </w:r>
+    </w:p>
+    <w:p>
+      <w:r>
+        <w:t>回看 00:54:31 · 字幕中出现：eloquent</w:t>
+      </w:r>
+    </w:p>
+    <w:p>
+      <w:r>
+        <w:t>也可形容无声却意义鲜明的举动。</w:t>
+      </w:r>
+    </w:p>
+    <w:p>
+      <w:r>
+        <w:t>1. She gave an eloquent defence of the proposal.</w:t>
+        <w:br/>
+        <w:t>她为提案作了雄辩的辩护。</w:t>
+      </w:r>
+    </w:p>
+    <w:p>
+      <w:r>
+        <w:t>2. His silence was an eloquent response.</w:t>
+        <w:br/>
+        <w:t>他的沉默是意味深长的回应。</w:t>
+      </w:r>
+    </w:p>
+    <w:p>
+      <w:r>
+        <w:t>3. The letter was brief but eloquent.</w:t>
+        <w:br/>
+        <w:t>信很短，却表达有力。</w:t>
+      </w:r>
+    </w:p>
+    <w:p>
+      <w:pPr>
+        <w:pStyle w:val="Heading2"/>
+      </w:pPr>
+      <w:r>
+        <w:t>汉译英与复述</w:t>
+      </w:r>
+    </w:p>
+    <w:p>
+      <w:r>
+        <w:t>1. 她因欺骗朋友感到内疚。</w:t>
+      </w:r>
+    </w:p>
+    <w:p>
+      <w:r>
+        <w:t>2. 我们不能在安全问题上省工省料。</w:t>
+      </w:r>
+    </w:p>
+    <w:p>
+      <w:r>
+        <w:t>3. 他的沉默是意味深长的回应。</w:t>
+      </w:r>
+    </w:p>
+    <w:p>
+      <w:r>
+        <w:t>参考答案：</w:t>
+      </w:r>
+    </w:p>
+    <w:p>
+      <w:r>
+        <w:t>1. She felt remorse for deceiving her friend. [remorse]</w:t>
+      </w:r>
+    </w:p>
+    <w:p>
+      <w:r>
+        <w:t>2. We cannot cut corners on safety. [cut corners]</w:t>
+      </w:r>
+    </w:p>
+    <w:p>
+      <w:r>
+        <w:t>3. His silence was an eloquent response. [eloquent]</w:t>
       </w:r>
     </w:p>
     <w:p>
@@ -1111,4209 +4564,52 @@
         <w:pStyle w:val="Heading1"/>
       </w:pPr>
       <w:r>
-        <w:t>S04E03  Something Beautiful</w:t>
-      </w:r>
-    </w:p>
-    <w:p>
-      <w:hyperlink r:id="rId9">
-        <w:r>
-          <w:rPr>
-            <w:color w:val="245E4D"/>
-          </w:rPr>
-          <w:t>本季字幕来源</w:t>
-        </w:r>
-      </w:hyperlink>
-    </w:p>
-    <w:p>
-      <w:pPr>
-        <w:pStyle w:val="Heading2"/>
-      </w:pPr>
-      <w:r>
-        <w:t>01. get rid of  ·  00:07:17</w:t>
-      </w:r>
-    </w:p>
-    <w:p>
-      <w:r>
-        <w:t>摆脱；清除；扔掉</w:t>
-      </w:r>
-    </w:p>
-    <w:p>
-      <w:r>
-        <w:t>本集义：摆脱；清除；扔掉</w:t>
-      </w:r>
-    </w:p>
-    <w:p>
-      <w:r>
-        <w:t>用法：后接不想要的人或事物；谈论人时可能显得无情。</w:t>
-      </w:r>
-    </w:p>
-    <w:p>
-      <w:r>
-        <w:t>1. I need to get rid of these old boxes.</w:t>
-        <w:br/>
-        <w:t>我得扔掉这些旧箱子。</w:t>
-      </w:r>
-    </w:p>
-    <w:p>
-      <w:r>
-        <w:t>2. How can we get rid of the smell?</w:t>
-        <w:br/>
-        <w:t>我们怎么才能除掉这股味道？</w:t>
-      </w:r>
-    </w:p>
-    <w:p>
-      <w:r>
-        <w:t>3. They got rid of an unnecessary approval step.</w:t>
-        <w:br/>
-        <w:t>他们取消了一个不必要的审批步骤。</w:t>
-      </w:r>
-    </w:p>
-    <w:p>
-      <w:pPr>
-        <w:pStyle w:val="Heading2"/>
-      </w:pPr>
-      <w:r>
-        <w:t>02. due diligence  ·  00:13:13</w:t>
-      </w:r>
-    </w:p>
-    <w:p>
-      <w:r>
-        <w:t>尽职调查；应有的审慎核查</w:t>
-      </w:r>
-    </w:p>
-    <w:p>
-      <w:r>
-        <w:t>本集义：尽职调查；应有的审慎核查</w:t>
-      </w:r>
-    </w:p>
-    <w:p>
-      <w:r>
-        <w:t>用法：商务常指交易前查验信息；法律中也可强调合理审慎。</w:t>
-      </w:r>
-    </w:p>
-    <w:p>
-      <w:r>
-        <w:t>1. We completed due diligence before buying the business.</w:t>
-        <w:br/>
-        <w:t>收购企业前我们完成了尽职调查。</w:t>
-      </w:r>
-    </w:p>
-    <w:p>
-      <w:r>
-        <w:t>2. The investor requested a due diligence report.</w:t>
-        <w:br/>
-        <w:t>投资者要求一份尽职调查报告。</w:t>
-      </w:r>
-    </w:p>
-    <w:p>
-      <w:r>
-        <w:t>3. Don't skip due diligence just because the price is low.</w:t>
-        <w:br/>
-        <w:t>别因为价格低就跳过尽职调查。</w:t>
-      </w:r>
-    </w:p>
-    <w:p>
-      <w:pPr>
-        <w:pStyle w:val="Heading2"/>
-      </w:pPr>
-      <w:r>
-        <w:t>03. take a look  ·  00:16:40</w:t>
-      </w:r>
-    </w:p>
-    <w:p>
-      <w:r>
-        <w:t>看一看</w:t>
-      </w:r>
-    </w:p>
-    <w:p>
-      <w:r>
-        <w:t>本集义：看一看</w:t>
-      </w:r>
-    </w:p>
-    <w:p>
-      <w:r>
-        <w:t>用法：常接 at＋对象；比命令 Look 更自然柔和。</w:t>
-      </w:r>
-    </w:p>
-    <w:p>
-      <w:r>
-        <w:t>1. Could you take a look at my essay?</w:t>
-        <w:br/>
-        <w:t>你能看一眼我的文章吗？</w:t>
-      </w:r>
-    </w:p>
-    <w:p>
-      <w:r>
-        <w:t>2. Let's take a look inside.</w:t>
-        <w:br/>
-        <w:t>我们进去看看。</w:t>
-      </w:r>
-    </w:p>
-    <w:p>
-      <w:r>
-        <w:t>3. I took a look at the prices yesterday.</w:t>
-        <w:br/>
-        <w:t>我昨天看了看价格。</w:t>
-      </w:r>
-    </w:p>
-    <w:p>
-      <w:pPr>
-        <w:pStyle w:val="Heading2"/>
-      </w:pPr>
-      <w:r>
-        <w:t>04. not yet  ·  00:31:49</w:t>
-      </w:r>
-    </w:p>
-    <w:p>
-      <w:r>
-        <w:t>还没</w:t>
-      </w:r>
-    </w:p>
-    <w:p>
-      <w:r>
-        <w:t>本集义：还没</w:t>
-      </w:r>
-    </w:p>
-    <w:p>
-      <w:r>
-        <w:t>用法：表示目前未发生但仍可能发生；常与完成时配合。</w:t>
-      </w:r>
-    </w:p>
-    <w:p>
-      <w:r>
-        <w:t>1. Have you eaten? — Not yet.</w:t>
-        <w:br/>
-        <w:t>你吃了吗？——还没。</w:t>
-      </w:r>
-    </w:p>
-    <w:p>
-      <w:r>
-        <w:t>2. The tickets aren't available yet.</w:t>
-        <w:br/>
-        <w:t>门票还没开始售卖。</w:t>
-      </w:r>
-    </w:p>
-    <w:p>
-      <w:r>
-        <w:t>3. I'm not ready yet. Give me two minutes.</w:t>
-        <w:br/>
-        <w:t>我还没准备好，给我两分钟。</w:t>
-      </w:r>
-    </w:p>
-    <w:p>
-      <w:pPr>
-        <w:pStyle w:val="Heading2"/>
-      </w:pPr>
-      <w:r>
-        <w:t>05. cut a deal  ·  00:32:32</w:t>
-      </w:r>
-    </w:p>
-    <w:p>
-      <w:r>
-        <w:t>达成交易或协议</w:t>
-      </w:r>
-    </w:p>
-    <w:p>
-      <w:r>
-        <w:t>本集义：达成交易或协议</w:t>
-      </w:r>
-    </w:p>
-    <w:p>
-      <w:r>
-        <w:t>用法：非正式，常含协商交换条件的意思；不必然违法。</w:t>
-      </w:r>
-    </w:p>
-    <w:p>
-      <w:r>
-        <w:t>1. We cut a deal with the supplier.</w:t>
-        <w:br/>
-        <w:t>我们与供应商谈成了协议。</w:t>
-      </w:r>
-    </w:p>
-    <w:p>
-      <w:r>
-        <w:t>2. They hope to cut a deal before Friday.</w:t>
-        <w:br/>
-        <w:t>他们希望周五前谈成协议。</w:t>
-      </w:r>
-    </w:p>
-    <w:p>
-      <w:r>
-        <w:t>3. Can we cut a deal that works for both sides?</w:t>
-        <w:br/>
-        <w:t>我们能达成双方都满意的协议吗？</w:t>
-      </w:r>
-    </w:p>
-    <w:p>
-      <w:pPr>
-        <w:pStyle w:val="Heading2"/>
-      </w:pPr>
-      <w:r>
-        <w:t>06. let you down  ·  00:35:44</w:t>
-      </w:r>
-    </w:p>
-    <w:p>
-      <w:r>
-        <w:t>让你失望</w:t>
-      </w:r>
-    </w:p>
-    <w:p>
-      <w:r>
-        <w:t>本集义：让你失望</w:t>
-      </w:r>
-    </w:p>
-    <w:p>
-      <w:r>
-        <w:t>用法：let 过去式不变；代词宾语在 let 和 down 中间。</w:t>
-      </w:r>
-    </w:p>
-    <w:p>
-      <w:r>
-        <w:t>1. I won't let you down.</w:t>
-        <w:br/>
-        <w:t>我不会让你失望。</w:t>
-      </w:r>
-    </w:p>
-    <w:p>
-      <w:r>
-        <w:t>2. I'm sorry I let you down yesterday.</w:t>
-        <w:br/>
-        <w:t>抱歉昨天让你失望了。</w:t>
-      </w:r>
-    </w:p>
-    <w:p>
-      <w:r>
-        <w:t>3. Has this service ever let you down?</w:t>
-        <w:br/>
-        <w:t>这项服务曾让你失望过吗？</w:t>
-      </w:r>
-    </w:p>
-    <w:p>
-      <w:pPr>
-        <w:pStyle w:val="Heading2"/>
-      </w:pPr>
-      <w:r>
-        <w:t>07. good to go  ·  00:36:49</w:t>
-      </w:r>
-    </w:p>
-    <w:p>
-      <w:r>
-        <w:t>准备就绪；可以开始</w:t>
-      </w:r>
-    </w:p>
-    <w:p>
-      <w:r>
-        <w:t>本集义：准备就绪；可以开始</w:t>
-      </w:r>
-    </w:p>
-    <w:p>
-      <w:r>
-        <w:t>用法：非正式；常用于确认设备、安排或人已准备好。</w:t>
-      </w:r>
-    </w:p>
-    <w:p>
-      <w:r>
-        <w:t>1. The car is packed. We're good to go.</w:t>
-        <w:br/>
-        <w:t>行李装好了，我们可以走了。</w:t>
-      </w:r>
-    </w:p>
-    <w:p>
-      <w:r>
-        <w:t>2. Once you sign, the order is good to go.</w:t>
-        <w:br/>
-        <w:t>你一签字，订单就可以执行。</w:t>
-      </w:r>
-    </w:p>
-    <w:p>
-      <w:r>
-        <w:t>3. Are we good to go, or is anything missing?</w:t>
-        <w:br/>
-        <w:t>我们准备好了，还是缺什么？</w:t>
-      </w:r>
-    </w:p>
-    <w:p>
-      <w:pPr>
-        <w:pStyle w:val="Heading2"/>
-      </w:pPr>
-      <w:r>
-        <w:t>08. ought to  ·  00:38:10</w:t>
-      </w:r>
-    </w:p>
-    <w:p>
-      <w:r>
-        <w:t>应该；理应</w:t>
-      </w:r>
-    </w:p>
-    <w:p>
-      <w:r>
-        <w:t>本集义：应该；理应</w:t>
-      </w:r>
-    </w:p>
-    <w:p>
-      <w:r>
-        <w:t>用法：后接原形；常表示建议或合理预期，略比 should 正式。</w:t>
-      </w:r>
-    </w:p>
-    <w:p>
-      <w:r>
-        <w:t>1. You ought to get some rest.</w:t>
-        <w:br/>
-        <w:t>你应该休息一下。</w:t>
-      </w:r>
-    </w:p>
-    <w:p>
-      <w:r>
-        <w:t>2. We ought to tell her before Friday.</w:t>
-        <w:br/>
-        <w:t>我们应该在周五前告诉她。</w:t>
-      </w:r>
-    </w:p>
-    <w:p>
-      <w:r>
-        <w:t>3. The package ought to arrive tomorrow.</w:t>
-        <w:br/>
-        <w:t>包裹按理明天会到。</w:t>
-      </w:r>
-    </w:p>
-    <w:p>
-      <w:pPr>
-        <w:pStyle w:val="Heading2"/>
-      </w:pPr>
-      <w:r>
-        <w:t>09. pay off  ·  00:38:46</w:t>
-      </w:r>
-    </w:p>
-    <w:p>
-      <w:r>
-        <w:t>取得回报；还清；收买</w:t>
-      </w:r>
-    </w:p>
-    <w:p>
-      <w:r>
-        <w:t>本集义：还清欠款或贷款；这里不是“努力取得回报”。</w:t>
-      </w:r>
-    </w:p>
-    <w:p>
-      <w:r>
-        <w:t>用法：多义。努力 pay off 指见效；pay off a debt 指还清债务。</w:t>
-      </w:r>
-    </w:p>
-    <w:p>
-      <w:r>
-        <w:t>1. All that practice finally paid off.</w:t>
-        <w:br/>
-        <w:t>那些练习终于见效了。</w:t>
-      </w:r>
-    </w:p>
-    <w:p>
-      <w:r>
-        <w:t>2. We hope to pay off the loan this year.</w:t>
-        <w:br/>
-        <w:t>我们希望今年还清贷款。</w:t>
-      </w:r>
-    </w:p>
-    <w:p>
-      <w:r>
-        <w:t>3. The extra preparation paid off during the interview.</w:t>
-        <w:br/>
-        <w:t>额外准备在面试中发挥了作用。</w:t>
-      </w:r>
-    </w:p>
-    <w:p>
-      <w:pPr>
-        <w:pStyle w:val="Heading2"/>
-      </w:pPr>
-      <w:r>
-        <w:t>10. rather than  ·  00:39:41</w:t>
-      </w:r>
-    </w:p>
-    <w:p>
-      <w:r>
-        <w:t>而不是；宁愿……而不……</w:t>
-      </w:r>
-    </w:p>
-    <w:p>
-      <w:r>
-        <w:t>本集义：而不是；宁愿……而不……</w:t>
-      </w:r>
-    </w:p>
-    <w:p>
-      <w:r>
-        <w:t>用法：连接平行成分；选择动词形式时保持句子结构一致。</w:t>
-      </w:r>
-    </w:p>
-    <w:p>
-      <w:r>
-        <w:t>1. I'd rather wait than rush.</w:t>
-        <w:br/>
-        <w:t>我宁愿等，也不愿匆忙行事。</w:t>
-      </w:r>
-    </w:p>
-    <w:p>
-      <w:r>
-        <w:t>2. We chose the train rather than the bus.</w:t>
-        <w:br/>
-        <w:t>我们选了火车而不是公交。</w:t>
-      </w:r>
-    </w:p>
-    <w:p>
-      <w:r>
-        <w:t>3. She asked for feedback rather than praise.</w:t>
-        <w:br/>
-        <w:t>她想要反馈，而不是表扬。</w:t>
-      </w:r>
-    </w:p>
-    <w:p>
-      <w:pPr>
-        <w:pStyle w:val="Heading2"/>
-      </w:pPr>
-      <w:r>
-        <w:t>汉译英练习</w:t>
-      </w:r>
-    </w:p>
-    <w:p>
-      <w:r>
-        <w:t>1. 我们怎么才能除掉这股味道？</w:t>
-      </w:r>
-    </w:p>
-    <w:p>
-      <w:r>
-        <w:t>2. 他们希望周五前谈成协议。</w:t>
-      </w:r>
-    </w:p>
-    <w:p>
-      <w:r>
-        <w:t>3. 我们希望今年还清贷款。</w:t>
-      </w:r>
-    </w:p>
-    <w:p>
-      <w:r>
-        <w:t>口头输出：任选三个表达，说一段 30—60 秒的个人经历。</w:t>
-      </w:r>
-    </w:p>
-    <w:p>
-      <w:pPr>
-        <w:pStyle w:val="Heading3"/>
-      </w:pPr>
-      <w:r>
-        <w:t>参考答案</w:t>
-      </w:r>
-    </w:p>
-    <w:p>
-      <w:r>
-        <w:t>1. How can we get rid of the smell?  [get rid of]</w:t>
-      </w:r>
-    </w:p>
-    <w:p>
-      <w:r>
-        <w:t>2. They hope to cut a deal before Friday.  [cut a deal]</w:t>
-      </w:r>
-    </w:p>
-    <w:p>
-      <w:r>
-        <w:t>3. We hope to pay off the loan this year.  [pay off]</w:t>
-      </w:r>
-    </w:p>
-    <w:p>
-      <w:r>
-        <w:br w:type="page"/>
-      </w:r>
-    </w:p>
-    <w:p>
-      <w:pPr>
-        <w:pStyle w:val="Heading1"/>
-      </w:pPr>
-      <w:r>
-        <w:t>S04E04  Talk</w:t>
-      </w:r>
-    </w:p>
-    <w:p>
-      <w:hyperlink r:id="rId9">
-        <w:r>
-          <w:rPr>
-            <w:color w:val="245E4D"/>
-          </w:rPr>
-          <w:t>本季字幕来源</w:t>
-        </w:r>
-      </w:hyperlink>
-    </w:p>
-    <w:p>
-      <w:pPr>
-        <w:pStyle w:val="Heading2"/>
-      </w:pPr>
-      <w:r>
-        <w:t>01. check out  ·  00:06:55</w:t>
-      </w:r>
-    </w:p>
-    <w:p>
-      <w:r>
-        <w:t>查看；了解；退房；结账</w:t>
-      </w:r>
-    </w:p>
-    <w:p>
-      <w:r>
-        <w:t>本集义：查看；了解；退房；结账</w:t>
-      </w:r>
-    </w:p>
-    <w:p>
-      <w:r>
-        <w:t>用法：多义短语；check someone out 有时指打量某人。</w:t>
-      </w:r>
-    </w:p>
-    <w:p>
-      <w:r>
-        <w:t>1. Check out this new café.</w:t>
-        <w:br/>
-        <w:t>看看这家新咖啡馆。</w:t>
-      </w:r>
-    </w:p>
-    <w:p>
-      <w:r>
-        <w:t>2. We need to check out before noon.</w:t>
-        <w:br/>
-        <w:t>我们需要中午前退房。</w:t>
-      </w:r>
-    </w:p>
-    <w:p>
-      <w:r>
-        <w:t>3. Can you check out the noise downstairs?</w:t>
-        <w:br/>
-        <w:t>你能去看看楼下的响声吗？</w:t>
-      </w:r>
-    </w:p>
-    <w:p>
-      <w:pPr>
-        <w:pStyle w:val="Heading2"/>
-      </w:pPr>
-      <w:r>
-        <w:t>02. you got it  ·  00:08:38</w:t>
-      </w:r>
-    </w:p>
-    <w:p>
-      <w:r>
-        <w:t>明白；没问题</w:t>
-      </w:r>
-    </w:p>
-    <w:p>
-      <w:r>
-        <w:t>本集义：明白；没问题</w:t>
-      </w:r>
-    </w:p>
-    <w:p>
-      <w:r>
-        <w:t>用法：口语回应要求；也可表示对方猜对了。</w:t>
-      </w:r>
-    </w:p>
-    <w:p>
-      <w:r>
-        <w:t>1. Two coffees, please. — You got it.</w:t>
-        <w:br/>
-        <w:t>请来两杯咖啡。——没问题。</w:t>
-      </w:r>
-    </w:p>
-    <w:p>
-      <w:r>
-        <w:t>2. Please send it by noon. — You got it.</w:t>
-        <w:br/>
-        <w:t>请中午前发来。——明白。</w:t>
-      </w:r>
-    </w:p>
-    <w:p>
-      <w:r>
-        <w:t>3. So we turn left here? — You got it.</w:t>
-        <w:br/>
-        <w:t>所以在这里左转？——对了。</w:t>
-      </w:r>
-    </w:p>
-    <w:p>
-      <w:pPr>
-        <w:pStyle w:val="Heading2"/>
-      </w:pPr>
-      <w:r>
-        <w:t>03. billable hours  ·  00:10:53</w:t>
-      </w:r>
-    </w:p>
-    <w:p>
-      <w:r>
-        <w:t>可向客户计费的工时</w:t>
-      </w:r>
-    </w:p>
-    <w:p>
-      <w:r>
-        <w:t>本集义：可向客户计费的工时</w:t>
-      </w:r>
-    </w:p>
-    <w:p>
-      <w:r>
-        <w:t>用法：专业服务行业常用；不等于全部工作时长。</w:t>
-      </w:r>
-    </w:p>
-    <w:p>
-      <w:r>
-        <w:t>1. She recorded her billable hours each evening.</w:t>
-        <w:br/>
-        <w:t>她每晚记录可计费工时。</w:t>
-      </w:r>
-    </w:p>
-    <w:p>
-      <w:r>
-        <w:t>2. The project required fewer billable hours than expected.</w:t>
-        <w:br/>
-        <w:t>项目需要的可计费工时少于预期。</w:t>
-      </w:r>
-    </w:p>
-    <w:p>
-      <w:r>
-        <w:t>3. How does the firm track billable hours?</w:t>
-        <w:br/>
-        <w:t>事务所如何记录可计费工时？</w:t>
-      </w:r>
-    </w:p>
-    <w:p>
-      <w:pPr>
-        <w:pStyle w:val="Heading2"/>
-      </w:pPr>
-      <w:r>
-        <w:t>04. actually  ·  00:10:55</w:t>
-      </w:r>
-    </w:p>
-    <w:p>
-      <w:r>
-        <w:t>其实；实际上</w:t>
-      </w:r>
-    </w:p>
-    <w:p>
-      <w:r>
-        <w:t>本集义：其实；实际上</w:t>
-      </w:r>
-    </w:p>
-    <w:p>
-      <w:r>
-        <w:t>用法：常用于纠正或补充真实情况；不等于 currently 目前。</w:t>
-      </w:r>
-    </w:p>
-    <w:p>
-      <w:r>
-        <w:t>1. I actually prefer the smaller room.</w:t>
-        <w:br/>
-        <w:t>其实我更喜欢小房间。</w:t>
-      </w:r>
-    </w:p>
-    <w:p>
-      <w:r>
-        <w:t>2. Actually, the meeting is on Wednesday.</w:t>
-        <w:br/>
-        <w:t>其实会议在周三。</w:t>
-      </w:r>
-    </w:p>
-    <w:p>
-      <w:r>
-        <w:t>3. Did you actually read the whole report?</w:t>
-        <w:br/>
-        <w:t>你真的读完整份报告了吗？</w:t>
-      </w:r>
-    </w:p>
-    <w:p>
-      <w:pPr>
-        <w:pStyle w:val="Heading2"/>
-      </w:pPr>
-      <w:r>
-        <w:t>05. stick to  ·  00:12:52</w:t>
-      </w:r>
-    </w:p>
-    <w:p>
-      <w:r>
-        <w:t>坚持；遵守；不偏离</w:t>
-      </w:r>
-    </w:p>
-    <w:p>
-      <w:r>
-        <w:t>本集义：坚持；遵守；不偏离</w:t>
-      </w:r>
-    </w:p>
-    <w:p>
-      <w:r>
-        <w:t>用法：过去式 stuck；常接计划、规则或话题。</w:t>
-      </w:r>
-    </w:p>
-    <w:p>
-      <w:r>
-        <w:t>1. Let's stick to the plan.</w:t>
-        <w:br/>
-        <w:t>我们按计划行事吧。</w:t>
-      </w:r>
-    </w:p>
-    <w:p>
-      <w:r>
-        <w:t>2. Please stick to the topic.</w:t>
-        <w:br/>
-        <w:t>请不要偏离话题。</w:t>
-      </w:r>
-    </w:p>
-    <w:p>
-      <w:r>
-        <w:t>3. She stuck to her budget all month.</w:t>
-        <w:br/>
-        <w:t>她整个月都控制在预算内。</w:t>
-      </w:r>
-    </w:p>
-    <w:p>
-      <w:pPr>
-        <w:pStyle w:val="Heading2"/>
-      </w:pPr>
-      <w:r>
-        <w:t>06. conflict of interest  ·  00:13:38</w:t>
-      </w:r>
-    </w:p>
-    <w:p>
-      <w:r>
-        <w:t>利益冲突</w:t>
-      </w:r>
-    </w:p>
-    <w:p>
-      <w:r>
-        <w:t>本集义：利益冲突</w:t>
-      </w:r>
-    </w:p>
-    <w:p>
-      <w:r>
-        <w:t>用法：指个人或其他利益可能影响应履行的职责；不只是意见不一致。</w:t>
-      </w:r>
-    </w:p>
-    <w:p>
-      <w:r>
-        <w:t>1. Please disclose any conflict of interest.</w:t>
-        <w:br/>
-        <w:t>请披露任何利益冲突。</w:t>
-      </w:r>
-    </w:p>
-    <w:p>
-      <w:r>
-        <w:t>2. She stepped aside because of a conflict of interest.</w:t>
-        <w:br/>
-        <w:t>她因利益冲突而退出。</w:t>
-      </w:r>
-    </w:p>
-    <w:p>
-      <w:r>
-        <w:t>3. Could accepting this gift create a conflict of interest?</w:t>
-        <w:br/>
-        <w:t>收这份礼物会产生利益冲突吗？</w:t>
-      </w:r>
-    </w:p>
-    <w:p>
-      <w:pPr>
-        <w:pStyle w:val="Heading2"/>
-      </w:pPr>
-      <w:r>
-        <w:t>07. I mean  ·  00:28:32</w:t>
-      </w:r>
-    </w:p>
-    <w:p>
-      <w:r>
-        <w:t>我的意思是；我是说</w:t>
-      </w:r>
-    </w:p>
-    <w:p>
-      <w:r>
-        <w:t>本集义：我的意思是；我是说</w:t>
-      </w:r>
-    </w:p>
-    <w:p>
-      <w:r>
-        <w:t>用法：常用于解释、修正或加强前一句；说话时不要过度依赖。</w:t>
-      </w:r>
-    </w:p>
-    <w:p>
-      <w:r>
-        <w:t>1. It's too far. I mean, we can't walk there.</w:t>
-        <w:br/>
-        <w:t>太远了，我是说，我们没法走过去。</w:t>
-      </w:r>
-    </w:p>
-    <w:p>
-      <w:r>
-        <w:t>2. I meant Tuesday, not Thursday.</w:t>
-        <w:br/>
-        <w:t>我指的是周二，不是周四。</w:t>
-      </w:r>
-    </w:p>
-    <w:p>
-      <w:r>
-        <w:t>3. She's helpful. I mean, she stayed late for us.</w:t>
-        <w:br/>
-        <w:t>她很热心，我是说，她为了我们一直待到很晚。</w:t>
-      </w:r>
-    </w:p>
-    <w:p>
-      <w:pPr>
-        <w:pStyle w:val="Heading2"/>
-      </w:pPr>
-      <w:r>
-        <w:t>08. what if  ·  00:30:15</w:t>
-      </w:r>
-    </w:p>
-    <w:p>
-      <w:r>
-        <w:t>如果……会怎样</w:t>
-      </w:r>
-    </w:p>
-    <w:p>
-      <w:r>
-        <w:t>本集义：如果……会怎样</w:t>
-      </w:r>
-    </w:p>
-    <w:p>
-      <w:r>
-        <w:t>用法：既可表达担心，也可提出建议；后接完整从句。</w:t>
-      </w:r>
-    </w:p>
-    <w:p>
-      <w:r>
-        <w:t>1. What if we take the earlier train?</w:t>
-        <w:br/>
-        <w:t>如果我们坐早一班火车呢？</w:t>
-      </w:r>
-    </w:p>
-    <w:p>
-      <w:r>
-        <w:t>2. What if it rains during the picnic?</w:t>
-        <w:br/>
-        <w:t>野餐时下雨怎么办？</w:t>
-      </w:r>
-    </w:p>
-    <w:p>
-      <w:r>
-        <w:t>3. What if the client says yes?</w:t>
-        <w:br/>
-        <w:t>如果客户同意了呢？</w:t>
-      </w:r>
-    </w:p>
-    <w:p>
-      <w:pPr>
-        <w:pStyle w:val="Heading2"/>
-      </w:pPr>
-      <w:r>
-        <w:t>09. if you ask me  ·  00:30:38</w:t>
-      </w:r>
-    </w:p>
-    <w:p>
-      <w:r>
-        <w:t>依我看</w:t>
-      </w:r>
-    </w:p>
-    <w:p>
-      <w:r>
-        <w:t>本集义：依我看</w:t>
-      </w:r>
-    </w:p>
-    <w:p>
-      <w:r>
-        <w:t>用法：常用于直接表达看法，略带强调；不要求对方真的先提问。</w:t>
-      </w:r>
-    </w:p>
-    <w:p>
-      <w:r>
-        <w:t>1. If you ask me, the blue one looks better.</w:t>
-        <w:br/>
-        <w:t>依我看，蓝色那个更好看。</w:t>
-      </w:r>
-    </w:p>
-    <w:p>
-      <w:r>
-        <w:t>2. That plan needs more work, if you ask me.</w:t>
-        <w:br/>
-        <w:t>依我看，那个计划还需要完善。</w:t>
-      </w:r>
-    </w:p>
-    <w:p>
-      <w:r>
-        <w:t>3. If you ask me, she handled it well.</w:t>
-        <w:br/>
-        <w:t>依我看，她处理得很好。</w:t>
-      </w:r>
-    </w:p>
-    <w:p>
-      <w:pPr>
-        <w:pStyle w:val="Heading2"/>
-      </w:pPr>
-      <w:r>
-        <w:t>10. how about  ·  00:36:05</w:t>
-      </w:r>
-    </w:p>
-    <w:p>
-      <w:r>
-        <w:t>……怎么样</w:t>
-      </w:r>
-    </w:p>
-    <w:p>
-      <w:r>
-        <w:t>本集义：……怎么样</w:t>
-      </w:r>
-    </w:p>
-    <w:p>
-      <w:r>
-        <w:t>用法：常用于提出建议；后接名词或动名词。</w:t>
-      </w:r>
-    </w:p>
-    <w:p>
-      <w:r>
-        <w:t>1. How about a cup of tea?</w:t>
-        <w:br/>
-        <w:t>来杯茶怎么样？</w:t>
-      </w:r>
-    </w:p>
-    <w:p>
-      <w:r>
-        <w:t>2. How about meeting near the station?</w:t>
-        <w:br/>
-        <w:t>在车站附近见面怎么样？</w:t>
-      </w:r>
-    </w:p>
-    <w:p>
-      <w:r>
-        <w:t>3. How about we try again tomorrow?</w:t>
-        <w:br/>
-        <w:t>我们明天再试一次怎么样？</w:t>
-      </w:r>
-    </w:p>
-    <w:p>
-      <w:pPr>
-        <w:pStyle w:val="Heading2"/>
-      </w:pPr>
-      <w:r>
-        <w:t>汉译英练习</w:t>
-      </w:r>
-    </w:p>
-    <w:p>
-      <w:r>
-        <w:t>1. 我们需要中午前退房。</w:t>
-      </w:r>
-    </w:p>
-    <w:p>
-      <w:r>
-        <w:t>2. 请不要偏离话题。</w:t>
-      </w:r>
-    </w:p>
-    <w:p>
-      <w:r>
-        <w:t>3. 依我看，那个计划还需要完善。</w:t>
-      </w:r>
-    </w:p>
-    <w:p>
-      <w:r>
-        <w:t>口头输出：任选三个表达，说一段 30—60 秒的个人经历。</w:t>
-      </w:r>
-    </w:p>
-    <w:p>
-      <w:pPr>
-        <w:pStyle w:val="Heading3"/>
-      </w:pPr>
-      <w:r>
-        <w:t>参考答案</w:t>
-      </w:r>
-    </w:p>
-    <w:p>
-      <w:r>
-        <w:t>1. We need to check out before noon.  [check out]</w:t>
-      </w:r>
-    </w:p>
-    <w:p>
-      <w:r>
-        <w:t>2. Please stick to the topic.  [stick to]</w:t>
-      </w:r>
-    </w:p>
-    <w:p>
-      <w:r>
-        <w:t>3. That plan needs more work, if you ask me.  [if you ask me]</w:t>
-      </w:r>
-    </w:p>
-    <w:p>
-      <w:r>
-        <w:br w:type="page"/>
-      </w:r>
-    </w:p>
-    <w:p>
-      <w:pPr>
-        <w:pStyle w:val="Heading1"/>
-      </w:pPr>
-      <w:r>
-        <w:t>S04E05  Quite a Ride</w:t>
-      </w:r>
-    </w:p>
-    <w:p>
-      <w:hyperlink r:id="rId9">
-        <w:r>
-          <w:rPr>
-            <w:color w:val="245E4D"/>
-          </w:rPr>
-          <w:t>本季字幕来源</w:t>
-        </w:r>
-      </w:hyperlink>
-    </w:p>
-    <w:p>
-      <w:pPr>
-        <w:pStyle w:val="Heading2"/>
-      </w:pPr>
-      <w:r>
-        <w:t>01. kind of  ·  00:07:43</w:t>
-      </w:r>
-    </w:p>
-    <w:p>
-      <w:r>
-        <w:t>有点；某种</w:t>
-      </w:r>
-    </w:p>
-    <w:p>
-      <w:r>
-        <w:t>本集义：有点、算是；用来弱化判断。</w:t>
-      </w:r>
-    </w:p>
-    <w:p>
-      <w:r>
-        <w:t>用法：口语中可弱化判断；a kind of＋名词表示一种。</w:t>
-      </w:r>
-    </w:p>
-    <w:p>
-      <w:r>
-        <w:t>1. I'm kind of nervous.</w:t>
-        <w:br/>
-        <w:t>我有点紧张。</w:t>
-      </w:r>
-    </w:p>
-    <w:p>
-      <w:r>
-        <w:t>2. That kind of work takes patience.</w:t>
-        <w:br/>
-        <w:t>那种工作需要耐心。</w:t>
-      </w:r>
-    </w:p>
-    <w:p>
-      <w:r>
-        <w:t>3. It's kind of you to help.</w:t>
-        <w:br/>
-        <w:t>你愿意帮忙真好。（这里 kind 是形容词。）</w:t>
-      </w:r>
-    </w:p>
-    <w:p>
-      <w:pPr>
-        <w:pStyle w:val="Heading2"/>
-      </w:pPr>
-      <w:r>
-        <w:t>02. unfortunately  ·  00:08:05</w:t>
-      </w:r>
-    </w:p>
-    <w:p>
-      <w:r>
-        <w:t>遗憾的是；不幸的是</w:t>
-      </w:r>
-    </w:p>
-    <w:p>
-      <w:r>
-        <w:t>本集义：遗憾的是；不幸的是</w:t>
-      </w:r>
-    </w:p>
-    <w:p>
-      <w:r>
-        <w:t>用法：常用于礼貌引出坏消息；可置于句首。</w:t>
-      </w:r>
-    </w:p>
-    <w:p>
-      <w:r>
-        <w:t>1. Unfortunately, the class is full.</w:t>
-        <w:br/>
-        <w:t>遗憾的是，这个班已满员。</w:t>
-      </w:r>
-    </w:p>
-    <w:p>
-      <w:r>
-        <w:t>2. The tickets have sold out, unfortunately.</w:t>
-        <w:br/>
-        <w:t>很遗憾，票已售罄。</w:t>
-      </w:r>
-    </w:p>
-    <w:p>
-      <w:r>
-        <w:t>3. Unfortunately, I won't be able to attend.</w:t>
-        <w:br/>
-        <w:t>很遗憾，我无法参加。</w:t>
-      </w:r>
-    </w:p>
-    <w:p>
-      <w:pPr>
-        <w:pStyle w:val="Heading2"/>
-      </w:pPr>
-      <w:r>
-        <w:t>03. probation  ·  00:18:06</w:t>
-      </w:r>
-    </w:p>
-    <w:p>
-      <w:r>
-        <w:t>缓刑或社区监督；试用期</w:t>
-      </w:r>
-    </w:p>
-    <w:p>
-      <w:r>
-        <w:t>本集义：缓刑或社区监督；试用期</w:t>
-      </w:r>
-    </w:p>
-    <w:p>
-      <w:r>
-        <w:t>用法：刑事含义按具体制度判断；工作语境可指试用期。</w:t>
-      </w:r>
-    </w:p>
-    <w:p>
-      <w:r>
-        <w:t>1. The sentence included a period of probation.</w:t>
-        <w:br/>
-        <w:t>判决包含一段社区监督期。</w:t>
-      </w:r>
-    </w:p>
-    <w:p>
-      <w:r>
-        <w:t>2. She must comply with the conditions of probation.</w:t>
-        <w:br/>
-        <w:t>她必须遵守监督条件。</w:t>
-      </w:r>
-    </w:p>
-    <w:p>
-      <w:r>
-        <w:t>3. My probation at the new job ends next month.</w:t>
-        <w:br/>
-        <w:t>我新工作的试用期下个月结束。</w:t>
-      </w:r>
-    </w:p>
-    <w:p>
-      <w:pPr>
-        <w:pStyle w:val="Heading2"/>
-      </w:pPr>
-      <w:r>
-        <w:t>04. get away with  ·  00:18:15</w:t>
-      </w:r>
-    </w:p>
-    <w:p>
-      <w:r>
-        <w:t>做了错事却没受罚；蒙混过关</w:t>
-      </w:r>
-    </w:p>
-    <w:p>
-      <w:r>
-        <w:t>本集义：做了错事却没受罚；蒙混过关</w:t>
-      </w:r>
-    </w:p>
-    <w:p>
-      <w:r>
-        <w:t>用法：后接名词或动名词。带评价意味，不等同于 get away 离开。</w:t>
-      </w:r>
-    </w:p>
-    <w:p>
-      <w:r>
-        <w:t>1. He won't get away with copying the homework.</w:t>
-        <w:br/>
-        <w:t>他抄作业不会不受罚。</w:t>
-      </w:r>
-    </w:p>
-    <w:p>
-      <w:r>
-        <w:t>2. You can't get away with ignoring every deadline.</w:t>
-        <w:br/>
-        <w:t>你不能每次无视期限都没事。</w:t>
-      </w:r>
-    </w:p>
-    <w:p>
-      <w:r>
-        <w:t>3. How did she get away with being late again?</w:t>
-        <w:br/>
-        <w:t>她又迟到了，怎么还没受到批评？</w:t>
-      </w:r>
-    </w:p>
-    <w:p>
-      <w:pPr>
-        <w:pStyle w:val="Heading2"/>
-      </w:pPr>
-      <w:r>
-        <w:t>05. on the record  ·  00:18:43</w:t>
-      </w:r>
-    </w:p>
-    <w:p>
-      <w:r>
-        <w:t>可公开引用的；正式记录在案的</w:t>
-      </w:r>
-    </w:p>
-    <w:p>
-      <w:r>
-        <w:t>本集义：可公开引用的；正式记录在案的</w:t>
-      </w:r>
-    </w:p>
-    <w:p>
-      <w:r>
-        <w:t>用法：常见于采访、调查和会议；与 off the record 相对。</w:t>
-      </w:r>
-    </w:p>
-    <w:p>
-      <w:r>
-        <w:t>1. Is this conversation on the record?</w:t>
-        <w:br/>
-        <w:t>这段谈话可以公开引用吗？</w:t>
-      </w:r>
-    </w:p>
-    <w:p>
-      <w:r>
-        <w:t>2. She put her objection on the record.</w:t>
-        <w:br/>
-        <w:t>她正式提出异议并要求记录在案。</w:t>
-      </w:r>
-    </w:p>
-    <w:p>
-      <w:r>
-        <w:t>3. The spokesperson agreed to speak on the record.</w:t>
-        <w:br/>
-        <w:t>发言人同意以可公开引用的方式发言。</w:t>
-      </w:r>
-    </w:p>
-    <w:p>
-      <w:pPr>
-        <w:pStyle w:val="Heading2"/>
-      </w:pPr>
-      <w:r>
-        <w:t>06. up to you  ·  00:19:12</w:t>
-      </w:r>
-    </w:p>
-    <w:p>
-      <w:r>
-        <w:t>由你决定</w:t>
-      </w:r>
-    </w:p>
-    <w:p>
-      <w:r>
-        <w:t>本集义：由你决定；若前面有 not，则是“由不得你”。</w:t>
-      </w:r>
-    </w:p>
-    <w:p>
-      <w:r>
-        <w:t>用法：常用 It's up to you；也可表示事情依靠你来完成。</w:t>
-      </w:r>
-    </w:p>
-    <w:p>
-      <w:r>
-        <w:t>1. We can eat here or outside. It's up to you.</w:t>
-        <w:br/>
-        <w:t>我们可以在里面或外面吃，由你决定。</w:t>
-      </w:r>
-    </w:p>
-    <w:p>
-      <w:r>
-        <w:t>2. The color is up to you.</w:t>
-        <w:br/>
-        <w:t>颜色由你决定。</w:t>
-      </w:r>
-    </w:p>
-    <w:p>
-      <w:r>
-        <w:t>3. It's up to you to send the final version.</w:t>
-        <w:br/>
-        <w:t>最终版本得由你来发送。</w:t>
-      </w:r>
-    </w:p>
-    <w:p>
-      <w:pPr>
-        <w:pStyle w:val="Heading2"/>
-      </w:pPr>
-      <w:r>
-        <w:t>07. show up  ·  00:21:18</w:t>
-      </w:r>
-    </w:p>
-    <w:p>
-      <w:r>
-        <w:t>出现；到场</w:t>
-      </w:r>
-    </w:p>
-    <w:p>
-      <w:r>
-        <w:t>本集义：出现；到场</w:t>
-      </w:r>
-    </w:p>
-    <w:p>
-      <w:r>
-        <w:t>用法：非正式；常含“如约或意外到来”的意思。</w:t>
-      </w:r>
-    </w:p>
-    <w:p>
-      <w:r>
-        <w:t>1. Please show up ten minutes early.</w:t>
-        <w:br/>
-        <w:t>请提前十分钟到场。</w:t>
-      </w:r>
-    </w:p>
-    <w:p>
-      <w:r>
-        <w:t>2. Only three people showed up.</w:t>
-        <w:br/>
-        <w:t>只有三个人来了。</w:t>
-      </w:r>
-    </w:p>
-    <w:p>
-      <w:r>
-        <w:t>3. What if nobody shows up?</w:t>
-        <w:br/>
-        <w:t>如果没人来怎么办？</w:t>
-      </w:r>
-    </w:p>
-    <w:p>
-      <w:pPr>
-        <w:pStyle w:val="Heading2"/>
-      </w:pPr>
-      <w:r>
-        <w:t>08. about to  ·  00:22:10</w:t>
-      </w:r>
-    </w:p>
-    <w:p>
-      <w:r>
-        <w:t>正要；马上就要</w:t>
-      </w:r>
-    </w:p>
-    <w:p>
-      <w:r>
-        <w:t>本集义：正要；马上就要</w:t>
-      </w:r>
-    </w:p>
-    <w:p>
-      <w:r>
-        <w:t>用法：常用 be about to＋原形，强调很近的未来。</w:t>
-      </w:r>
-    </w:p>
-    <w:p>
-      <w:r>
-        <w:t>1. I'm about to leave.</w:t>
-        <w:br/>
-        <w:t>我正要走。</w:t>
-      </w:r>
-    </w:p>
-    <w:p>
-      <w:r>
-        <w:t>2. The film is about to start.</w:t>
-        <w:br/>
-        <w:t>电影马上开始。</w:t>
-      </w:r>
-    </w:p>
-    <w:p>
-      <w:r>
-        <w:t>3. We were about to call you.</w:t>
-        <w:br/>
-        <w:t>我们刚要给你打电话。</w:t>
-      </w:r>
-    </w:p>
-    <w:p>
-      <w:pPr>
-        <w:pStyle w:val="Heading2"/>
-      </w:pPr>
-      <w:r>
-        <w:t>09. what's the point  ·  00:34:03</w:t>
-      </w:r>
-    </w:p>
-    <w:p>
-      <w:r>
-        <w:t>有什么意义</w:t>
-      </w:r>
-    </w:p>
-    <w:p>
-      <w:r>
-        <w:t>本集义：有什么意义</w:t>
-      </w:r>
-    </w:p>
-    <w:p>
-      <w:r>
-        <w:t>用法：常接 of＋名词或动名词；可能显得消极或挑战对方。</w:t>
-      </w:r>
-    </w:p>
-    <w:p>
-      <w:r>
-        <w:t>1. What's the point of keeping a broken charger?</w:t>
-        <w:br/>
-        <w:t>留着坏充电器有什么意义？</w:t>
-      </w:r>
-    </w:p>
-    <w:p>
-      <w:r>
-        <w:t>2. What's the point if nobody reads the report?</w:t>
-        <w:br/>
-        <w:t>如果没人读报告，那有什么意义？</w:t>
-      </w:r>
-    </w:p>
-    <w:p>
-      <w:r>
-        <w:t>3. I see your plan, but what's the point?</w:t>
-        <w:br/>
-        <w:t>我明白你的计划，但目的是什么？</w:t>
-      </w:r>
-    </w:p>
-    <w:p>
-      <w:pPr>
-        <w:pStyle w:val="Heading2"/>
-      </w:pPr>
-      <w:r>
-        <w:t>10. I get it  ·  00:48:27</w:t>
-      </w:r>
-    </w:p>
-    <w:p>
-      <w:r>
-        <w:t>我明白了；我懂你的意思</w:t>
-      </w:r>
-    </w:p>
-    <w:p>
-      <w:r>
-        <w:t>本集义：我明白了；我懂你的意思</w:t>
-      </w:r>
-    </w:p>
-    <w:p>
-      <w:r>
-        <w:t>用法：口语。语调温和是理解，急促重复可能表示不耐烦。</w:t>
-      </w:r>
-    </w:p>
-    <w:p>
-      <w:r>
-        <w:t>1. I get it. You need some space.</w:t>
-        <w:br/>
-        <w:t>我明白，你需要一点空间。</w:t>
-      </w:r>
-    </w:p>
-    <w:p>
-      <w:r>
-        <w:t>2. Oh, I get it now. The button is underneath.</w:t>
-        <w:br/>
-        <w:t>哦，我现在懂了，按钮在下面。</w:t>
-      </w:r>
-    </w:p>
-    <w:p>
-      <w:r>
-        <w:t>3. I get it, but I still disagree.</w:t>
-        <w:br/>
-        <w:t>我明白你的意思，但仍不赞同。</w:t>
-      </w:r>
-    </w:p>
-    <w:p>
-      <w:pPr>
-        <w:pStyle w:val="Heading2"/>
-      </w:pPr>
-      <w:r>
-        <w:t>汉译英练习</w:t>
-      </w:r>
-    </w:p>
-    <w:p>
-      <w:r>
-        <w:t>1. 那种工作需要耐心。</w:t>
-      </w:r>
-    </w:p>
-    <w:p>
-      <w:r>
-        <w:t>2. 她正式提出异议并要求记录在案。</w:t>
-      </w:r>
-    </w:p>
-    <w:p>
-      <w:r>
-        <w:t>3. 如果没人读报告，那有什么意义？</w:t>
-      </w:r>
-    </w:p>
-    <w:p>
-      <w:r>
-        <w:t>口头输出：任选三个表达，说一段 30—60 秒的个人经历。</w:t>
-      </w:r>
-    </w:p>
-    <w:p>
-      <w:pPr>
-        <w:pStyle w:val="Heading3"/>
-      </w:pPr>
-      <w:r>
-        <w:t>参考答案</w:t>
-      </w:r>
-    </w:p>
-    <w:p>
-      <w:r>
-        <w:t>1. That kind of work takes patience.  [kind of]</w:t>
-      </w:r>
-    </w:p>
-    <w:p>
-      <w:r>
-        <w:t>2. She put her objection on the record.  [on the record]</w:t>
-      </w:r>
-    </w:p>
-    <w:p>
-      <w:r>
-        <w:t>3. What's the point if nobody reads the report?  [what's the point]</w:t>
-      </w:r>
-    </w:p>
-    <w:p>
-      <w:r>
-        <w:br w:type="page"/>
-      </w:r>
-    </w:p>
-    <w:p>
-      <w:pPr>
-        <w:pStyle w:val="Heading1"/>
-      </w:pPr>
-      <w:r>
-        <w:t>S04E06  Piñata</w:t>
-      </w:r>
-    </w:p>
-    <w:p>
-      <w:hyperlink r:id="rId9">
-        <w:r>
-          <w:rPr>
-            <w:color w:val="245E4D"/>
-          </w:rPr>
-          <w:t>本季字幕来源</w:t>
-        </w:r>
-      </w:hyperlink>
-    </w:p>
-    <w:p>
-      <w:pPr>
-        <w:pStyle w:val="Heading2"/>
-      </w:pPr>
-      <w:r>
-        <w:t>01. turns out  ·  00:02:25</w:t>
-      </w:r>
-    </w:p>
-    <w:p>
-      <w:r>
-        <w:t>结果是；后来发现</w:t>
-      </w:r>
-    </w:p>
-    <w:p>
-      <w:r>
-        <w:t>本集义：结果是；后来发现</w:t>
-      </w:r>
-    </w:p>
-    <w:p>
-      <w:r>
-        <w:t>用法：常用 It turns out that…；口语可省略 It。结果常与预期不同。</w:t>
-      </w:r>
-    </w:p>
-    <w:p>
-      <w:r>
-        <w:t>1. It turns out the museum is closed today.</w:t>
-        <w:br/>
-        <w:t>原来博物馆今天闭馆。</w:t>
-      </w:r>
-    </w:p>
-    <w:p>
-      <w:r>
-        <w:t>2. The repair turned out to be cheap.</w:t>
-        <w:br/>
-        <w:t>维修结果并不贵。</w:t>
-      </w:r>
-    </w:p>
-    <w:p>
-      <w:r>
-        <w:t>3. Turns out we went to the same school.</w:t>
-        <w:br/>
-        <w:t>没想到我们上过同一所学校。</w:t>
-      </w:r>
-    </w:p>
-    <w:p>
-      <w:pPr>
-        <w:pStyle w:val="Heading2"/>
-      </w:pPr>
-      <w:r>
-        <w:t>02. as long as  ·  00:11:06</w:t>
-      </w:r>
-    </w:p>
-    <w:p>
-      <w:r>
-        <w:t>只要；长达</w:t>
-      </w:r>
-    </w:p>
-    <w:p>
-      <w:r>
-        <w:t>本集义：只要满足后面的条件。</w:t>
-      </w:r>
-    </w:p>
-    <w:p>
-      <w:r>
-        <w:t>用法：条件义后接从句；也能比较时间长度，需看语境。</w:t>
-      </w:r>
-    </w:p>
-    <w:p>
-      <w:r>
-        <w:t>1. You can borrow it as long as you return it tonight.</w:t>
-        <w:br/>
-        <w:t>只要今晚归还，你就可以借。</w:t>
-      </w:r>
-    </w:p>
-    <w:p>
-      <w:r>
-        <w:t>2. I'm happy as long as everyone is safe.</w:t>
-        <w:br/>
-        <w:t>只要大家安全，我就放心。</w:t>
-      </w:r>
-    </w:p>
-    <w:p>
-      <w:r>
-        <w:t>3. The wait can be as long as two hours.</w:t>
-        <w:br/>
-        <w:t>等待时间可能长达两小时。</w:t>
-      </w:r>
-    </w:p>
-    <w:p>
-      <w:pPr>
-        <w:pStyle w:val="Heading2"/>
-      </w:pPr>
-      <w:r>
-        <w:t>03. let's say  ·  00:14:01</w:t>
-      </w:r>
-    </w:p>
-    <w:p>
-      <w:r>
-        <w:t>假设；比如说</w:t>
-      </w:r>
-    </w:p>
-    <w:p>
-      <w:r>
-        <w:t>本集义：假设；比如说</w:t>
-      </w:r>
-    </w:p>
-    <w:p>
-      <w:r>
-        <w:t>用法：提出例子或假设，不一定指真实情况。</w:t>
-      </w:r>
-    </w:p>
-    <w:p>
-      <w:r>
-        <w:t>1. Let's say we have ten guests.</w:t>
-        <w:br/>
-        <w:t>假设我们有十位客人。</w:t>
-      </w:r>
-    </w:p>
-    <w:p>
-      <w:r>
-        <w:t>2. Could we meet at, let's say, three?</w:t>
-        <w:br/>
-        <w:t>我们比如说三点见，可以吗？</w:t>
-      </w:r>
-    </w:p>
-    <w:p>
-      <w:r>
-        <w:t>3. Let's say the price doubles. What then?</w:t>
-        <w:br/>
-        <w:t>假设价格翻倍，那怎么办？</w:t>
-      </w:r>
-    </w:p>
-    <w:p>
-      <w:pPr>
-        <w:pStyle w:val="Heading2"/>
-      </w:pPr>
-      <w:r>
-        <w:t>04. never mind  ·  00:15:06</w:t>
-      </w:r>
-    </w:p>
-    <w:p>
-      <w:r>
-        <w:t>没关系；算了；不用管</w:t>
-      </w:r>
-    </w:p>
-    <w:p>
-      <w:r>
-        <w:t>本集义：没关系；算了；不用管</w:t>
-      </w:r>
-    </w:p>
-    <w:p>
-      <w:r>
-        <w:t>用法：可撤回问题或安慰；语气急促时可能显得不耐烦。</w:t>
-      </w:r>
-    </w:p>
-    <w:p>
-      <w:r>
-        <w:t>1. Never mind, I found my keys.</w:t>
-        <w:br/>
-        <w:t>没事了，我找到钥匙了。</w:t>
-      </w:r>
-    </w:p>
-    <w:p>
-      <w:r>
-        <w:t>2. You spilled some water? Never mind.</w:t>
-        <w:br/>
-        <w:t>你洒了点水？没关系。</w:t>
-      </w:r>
-    </w:p>
-    <w:p>
-      <w:r>
-        <w:t>3. Never mind the mess. Come in.</w:t>
-        <w:br/>
-        <w:t>不用管这些乱东西，进来吧。</w:t>
-      </w:r>
-    </w:p>
-    <w:p>
-      <w:pPr>
-        <w:pStyle w:val="Heading2"/>
-      </w:pPr>
-      <w:r>
-        <w:t>05. take care of  ·  00:18:02</w:t>
-      </w:r>
-    </w:p>
-    <w:p>
-      <w:r>
-        <w:t>照顾；处理；负责办好</w:t>
-      </w:r>
-    </w:p>
-    <w:p>
-      <w:r>
-        <w:t>本集义：照顾；处理；负责办好</w:t>
-      </w:r>
-    </w:p>
-    <w:p>
-      <w:r>
-        <w:t>用法：宾语可为人、任务或账单；具体意思要看上下文。 剧情中也可能作为委婉的威胁，须结合对象与语气判断。</w:t>
-      </w:r>
-    </w:p>
-    <w:p>
-      <w:r>
-        <w:t>1. Could you take care of the cat this weekend?</w:t>
-        <w:br/>
-        <w:t>周末你能照顾一下猫吗？</w:t>
-      </w:r>
-    </w:p>
-    <w:p>
-      <w:r>
-        <w:t>2. I'll take care of the booking.</w:t>
-        <w:br/>
-        <w:t>预订的事我来办。</w:t>
-      </w:r>
-    </w:p>
-    <w:p>
-      <w:r>
-        <w:t>3. Don't worry. The bill is taken care of.</w:t>
-        <w:br/>
-        <w:t>别担心，账单已经付了。</w:t>
-      </w:r>
-    </w:p>
-    <w:p>
-      <w:pPr>
-        <w:pStyle w:val="Heading2"/>
-      </w:pPr>
-      <w:r>
-        <w:t>06. hearsay  ·  00:19:10</w:t>
-      </w:r>
-    </w:p>
-    <w:p>
-      <w:r>
-        <w:t>传闻；传闻证据</w:t>
-      </w:r>
-    </w:p>
-    <w:p>
-      <w:r>
-        <w:t>本集义：传闻；传闻证据</w:t>
-      </w:r>
-    </w:p>
-    <w:p>
-      <w:r>
-        <w:t>用法：日常义是听来的信息；法律义和可采性有具体规则及例外。</w:t>
-      </w:r>
-    </w:p>
-    <w:p>
-      <w:r>
-        <w:t>1. That story is hearsay, not something I witnessed.</w:t>
-        <w:br/>
-        <w:t>那只是传闻，不是我亲眼所见。</w:t>
-      </w:r>
-    </w:p>
-    <w:p>
-      <w:r>
-        <w:t>2. The lawyer objected on hearsay grounds.</w:t>
-        <w:br/>
-        <w:t>律师以传闻证据为由提出异议。</w:t>
-      </w:r>
-    </w:p>
-    <w:p>
-      <w:r>
-        <w:t>3. The court considered whether the statement was hearsay.</w:t>
-        <w:br/>
-        <w:t>法院审议该陈述是否属于传闻证据。</w:t>
-      </w:r>
-    </w:p>
-    <w:p>
-      <w:pPr>
-        <w:pStyle w:val="Heading2"/>
-      </w:pPr>
-      <w:r>
-        <w:t>07. pro bono  ·  00:20:08</w:t>
-      </w:r>
-    </w:p>
-    <w:p>
-      <w:r>
-        <w:t>无偿提供的专业服务</w:t>
-      </w:r>
-    </w:p>
-    <w:p>
-      <w:r>
-        <w:t>本集义：无偿提供的专业服务</w:t>
-      </w:r>
-    </w:p>
-    <w:p>
-      <w:r>
-        <w:t>用法：常指律师为公益无偿服务；并非所有免费服务都属于此义。</w:t>
-      </w:r>
-    </w:p>
-    <w:p>
-      <w:r>
-        <w:t>1. The lawyer accepted the case pro bono.</w:t>
-        <w:br/>
-        <w:t>律师无偿承办了此案。</w:t>
-      </w:r>
-    </w:p>
-    <w:p>
-      <w:r>
-        <w:t>2. Our firm supports pro bono work.</w:t>
-        <w:br/>
-        <w:t>我们事务所支持公益法律服务。</w:t>
-      </w:r>
-    </w:p>
-    <w:p>
-      <w:r>
-        <w:t>3. She spends one day a month on pro bono cases.</w:t>
-        <w:br/>
-        <w:t>她每月用一天处理公益案件。</w:t>
-      </w:r>
-    </w:p>
-    <w:p>
-      <w:pPr>
-        <w:pStyle w:val="Heading2"/>
-      </w:pPr>
-      <w:r>
-        <w:t>08. I take it  ·  00:26:27</w:t>
-      </w:r>
-    </w:p>
-    <w:p>
-      <w:r>
-        <w:t>我猜；我理解是</w:t>
-      </w:r>
-    </w:p>
-    <w:p>
-      <w:r>
-        <w:t>本集义：我猜；我理解是</w:t>
-      </w:r>
-    </w:p>
-    <w:p>
-      <w:r>
-        <w:t>用法：常接 that 从句，是根据线索作推断。</w:t>
-      </w:r>
-    </w:p>
-    <w:p>
-      <w:r>
-        <w:t>1. I take it you're not joining us.</w:t>
-        <w:br/>
-        <w:t>我猜你不和我们一起去了。</w:t>
-      </w:r>
-    </w:p>
-    <w:p>
-      <w:r>
-        <w:t>2. I take it the repair went well.</w:t>
-        <w:br/>
-        <w:t>看来维修很顺利。</w:t>
-      </w:r>
-    </w:p>
-    <w:p>
-      <w:r>
-        <w:t>3. You're the new manager, I take it?</w:t>
-        <w:br/>
-        <w:t>我猜你就是新经理吧？</w:t>
-      </w:r>
-    </w:p>
-    <w:p>
-      <w:pPr>
-        <w:pStyle w:val="Heading2"/>
-      </w:pPr>
-      <w:r>
-        <w:t>09. let's face it  ·  00:27:40</w:t>
-      </w:r>
-    </w:p>
-    <w:p>
-      <w:r>
-        <w:t>面对现实吧；说实话</w:t>
-      </w:r>
-    </w:p>
-    <w:p>
-      <w:r>
-        <w:t>本集义：面对现实吧；说实话</w:t>
-      </w:r>
-    </w:p>
-    <w:p>
-      <w:r>
-        <w:t>用法：引出不太愿意承认的事实；可能带劝说语气。</w:t>
-      </w:r>
-    </w:p>
-    <w:p>
-      <w:r>
-        <w:t>1. Let's face it, this bag is too heavy.</w:t>
-        <w:br/>
-        <w:t>面对现实吧，这个包太重了。</w:t>
-      </w:r>
-    </w:p>
-    <w:p>
-      <w:r>
-        <w:t>2. Let's face it, we need more practice.</w:t>
-        <w:br/>
-        <w:t>说实话，我们还需要更多练习。</w:t>
-      </w:r>
-    </w:p>
-    <w:p>
-      <w:r>
-        <w:t>3. Let's face it, nobody enjoys waiting in line.</w:t>
-        <w:br/>
-        <w:t>说实话，谁都不喜欢排队。</w:t>
-      </w:r>
-    </w:p>
-    <w:p>
-      <w:pPr>
-        <w:pStyle w:val="Heading2"/>
-      </w:pPr>
-      <w:r>
-        <w:t>10. sooner or later  ·  00:34:39</w:t>
-      </w:r>
-    </w:p>
-    <w:p>
-      <w:r>
-        <w:t>迟早</w:t>
-      </w:r>
-    </w:p>
-    <w:p>
-      <w:r>
-        <w:t>本集义：迟早</w:t>
-      </w:r>
-    </w:p>
-    <w:p>
-      <w:r>
-        <w:t>用法：强调某事最终会发生，不给出准确时间。</w:t>
-      </w:r>
-    </w:p>
-    <w:p>
-      <w:r>
-        <w:t>1. Sooner or later, we'll need a larger desk.</w:t>
-        <w:br/>
-        <w:t>我们迟早需要一张更大的桌子。</w:t>
-      </w:r>
-    </w:p>
-    <w:p>
-      <w:r>
-        <w:t>2. You'll have to tell her sooner or later.</w:t>
-        <w:br/>
-        <w:t>你迟早得告诉她。</w:t>
-      </w:r>
-    </w:p>
-    <w:p>
-      <w:r>
-        <w:t>3. Sooner or later, practice starts to pay off.</w:t>
-        <w:br/>
-        <w:t>练习迟早会见效。</w:t>
-      </w:r>
-    </w:p>
-    <w:p>
-      <w:pPr>
-        <w:pStyle w:val="Heading2"/>
-      </w:pPr>
-      <w:r>
-        <w:t>汉译英练习</w:t>
-      </w:r>
-    </w:p>
-    <w:p>
-      <w:r>
-        <w:t>1. 维修结果并不贵。</w:t>
-      </w:r>
-    </w:p>
-    <w:p>
-      <w:r>
-        <w:t>2. 预订的事我来办。</w:t>
-      </w:r>
-    </w:p>
-    <w:p>
-      <w:r>
-        <w:t>3. 说实话，我们还需要更多练习。</w:t>
-      </w:r>
-    </w:p>
-    <w:p>
-      <w:r>
-        <w:t>口头输出：任选三个表达，说一段 30—60 秒的个人经历。</w:t>
-      </w:r>
-    </w:p>
-    <w:p>
-      <w:pPr>
-        <w:pStyle w:val="Heading3"/>
-      </w:pPr>
-      <w:r>
-        <w:t>参考答案</w:t>
-      </w:r>
-    </w:p>
-    <w:p>
-      <w:r>
-        <w:t>1. The repair turned out to be cheap.  [turns out]</w:t>
-      </w:r>
-    </w:p>
-    <w:p>
-      <w:r>
-        <w:t>2. I'll take care of the booking.  [take care of]</w:t>
-      </w:r>
-    </w:p>
-    <w:p>
-      <w:r>
-        <w:t>3. Let's face it, we need more practice.  [let's face it]</w:t>
-      </w:r>
-    </w:p>
-    <w:p>
-      <w:r>
-        <w:br w:type="page"/>
-      </w:r>
-    </w:p>
-    <w:p>
-      <w:pPr>
-        <w:pStyle w:val="Heading1"/>
-      </w:pPr>
-      <w:r>
-        <w:t>S04E07  Something Stupid</w:t>
-      </w:r>
-    </w:p>
-    <w:p>
-      <w:hyperlink r:id="rId9">
-        <w:r>
-          <w:rPr>
-            <w:color w:val="245E4D"/>
-          </w:rPr>
-          <w:t>本季字幕来源</w:t>
-        </w:r>
-      </w:hyperlink>
-    </w:p>
-    <w:p>
-      <w:pPr>
-        <w:pStyle w:val="Heading2"/>
-      </w:pPr>
-      <w:r>
-        <w:t>01. at this point  ·  00:18:33</w:t>
-      </w:r>
-    </w:p>
-    <w:p>
-      <w:r>
-        <w:t>在这个阶段；到目前这一步</w:t>
-      </w:r>
-    </w:p>
-    <w:p>
-      <w:r>
-        <w:t>本集义：在这个阶段；到目前这一步</w:t>
-      </w:r>
-    </w:p>
-    <w:p>
-      <w:r>
-        <w:t>用法：强调当前进展，常用于评估或决策。</w:t>
-      </w:r>
-    </w:p>
-    <w:p>
-      <w:r>
-        <w:t>1. At this point, we don't have enough information.</w:t>
-        <w:br/>
-        <w:t>目前我们掌握的信息还不够。</w:t>
-      </w:r>
-    </w:p>
-    <w:p>
-      <w:r>
-        <w:t>2. I can't change the booking at this point.</w:t>
-        <w:br/>
-        <w:t>到了这一步，我无法更改预订。</w:t>
-      </w:r>
-    </w:p>
-    <w:p>
-      <w:r>
-        <w:t>3. What are our options at this point?</w:t>
-        <w:br/>
-        <w:t>在这个阶段，我们有哪些选择？</w:t>
-      </w:r>
-    </w:p>
-    <w:p>
-      <w:pPr>
-        <w:pStyle w:val="Heading2"/>
-      </w:pPr>
-      <w:r>
-        <w:t>02. be able to  ·  00:20:30</w:t>
-      </w:r>
-    </w:p>
-    <w:p>
-      <w:r>
-        <w:t>能够；有能力或条件做</w:t>
-      </w:r>
-    </w:p>
-    <w:p>
-      <w:r>
-        <w:t>本集义：能够；有能力或条件做</w:t>
-      </w:r>
-    </w:p>
-    <w:p>
-      <w:r>
-        <w:t>用法：后接原形；时态变化落在 be 上。</w:t>
-      </w:r>
-    </w:p>
-    <w:p>
-      <w:r>
-        <w:t>1. Will you be able to join us?</w:t>
-        <w:br/>
-        <w:t>你能参加吗？</w:t>
-      </w:r>
-    </w:p>
-    <w:p>
-      <w:r>
-        <w:t>2. I wasn't able to open the file.</w:t>
-        <w:br/>
-        <w:t>我没能打开文件。</w:t>
-      </w:r>
-    </w:p>
-    <w:p>
-      <w:r>
-        <w:t>3. She hopes to be able to travel next month.</w:t>
-        <w:br/>
-        <w:t>她希望下个月能旅行。</w:t>
-      </w:r>
-    </w:p>
-    <w:p>
-      <w:pPr>
-        <w:pStyle w:val="Heading2"/>
-      </w:pPr>
-      <w:r>
-        <w:t>03. fair enough  ·  00:26:36</w:t>
-      </w:r>
-    </w:p>
-    <w:p>
-      <w:r>
-        <w:t>有道理；可以接受</w:t>
-      </w:r>
-    </w:p>
-    <w:p>
-      <w:r>
-        <w:t>本集义：有道理；可以接受</w:t>
-      </w:r>
-    </w:p>
-    <w:p>
-      <w:r>
-        <w:t>用法：认可对方解释或条件，不一定表示完全赞同。</w:t>
-      </w:r>
-    </w:p>
-    <w:p>
-      <w:r>
-        <w:t>1. You need more time? Fair enough.</w:t>
-        <w:br/>
-        <w:t>你需要更多时间？可以理解。</w:t>
-      </w:r>
-    </w:p>
-    <w:p>
-      <w:r>
-        <w:t>2. Fair enough. Let's try your approach.</w:t>
-        <w:br/>
-        <w:t>有道理，我们试试你的办法。</w:t>
-      </w:r>
-    </w:p>
-    <w:p>
-      <w:r>
-        <w:t>3. If you don't want to discuss it, fair enough.</w:t>
-        <w:br/>
-        <w:t>如果你不想谈，可以理解。</w:t>
-      </w:r>
-    </w:p>
-    <w:p>
-      <w:pPr>
-        <w:pStyle w:val="Heading2"/>
-      </w:pPr>
-      <w:r>
-        <w:t>04. sooner or later  ·  00:31:34</w:t>
-      </w:r>
-    </w:p>
-    <w:p>
-      <w:r>
-        <w:t>迟早</w:t>
-      </w:r>
-    </w:p>
-    <w:p>
-      <w:r>
-        <w:t>本集义：迟早</w:t>
-      </w:r>
-    </w:p>
-    <w:p>
-      <w:r>
-        <w:t>用法：强调某事最终会发生，不给出准确时间。</w:t>
-      </w:r>
-    </w:p>
-    <w:p>
-      <w:r>
-        <w:t>1. Sooner or later, we'll need a larger desk.</w:t>
-        <w:br/>
-        <w:t>我们迟早需要一张更大的桌子。</w:t>
-      </w:r>
-    </w:p>
-    <w:p>
-      <w:r>
-        <w:t>2. You'll have to tell her sooner or later.</w:t>
-        <w:br/>
-        <w:t>你迟早得告诉她。</w:t>
-      </w:r>
-    </w:p>
-    <w:p>
-      <w:r>
-        <w:t>3. Sooner or later, practice starts to pay off.</w:t>
-        <w:br/>
-        <w:t>练习迟早会见效。</w:t>
-      </w:r>
-    </w:p>
-    <w:p>
-      <w:pPr>
-        <w:pStyle w:val="Heading2"/>
-      </w:pPr>
-      <w:r>
-        <w:t>05. look into  ·  00:34:13</w:t>
-      </w:r>
-    </w:p>
-    <w:p>
-      <w:r>
-        <w:t>调查；了解</w:t>
-      </w:r>
-    </w:p>
-    <w:p>
-      <w:r>
-        <w:t>本集义：调查；了解</w:t>
-      </w:r>
-    </w:p>
-    <w:p>
-      <w:r>
-        <w:t>用法：后接问题或事项；表示会研究，不代表已有结论。</w:t>
-      </w:r>
-    </w:p>
-    <w:p>
-      <w:r>
-        <w:t>1. I'll look into the delivery problem.</w:t>
-        <w:br/>
-        <w:t>我会调查配送问题。</w:t>
-      </w:r>
-    </w:p>
-    <w:p>
-      <w:r>
-        <w:t>2. We're looking into a cheaper option.</w:t>
-        <w:br/>
-        <w:t>我们在研究更便宜的选择。</w:t>
-      </w:r>
-    </w:p>
-    <w:p>
-      <w:r>
-        <w:t>3. Could you look into why the bill changed?</w:t>
-        <w:br/>
-        <w:t>你能查查账单为什么变了吗？</w:t>
-      </w:r>
-    </w:p>
-    <w:p>
-      <w:pPr>
-        <w:pStyle w:val="Heading2"/>
-      </w:pPr>
-      <w:r>
-        <w:t>06. bribe  ·  00:35:11</w:t>
-      </w:r>
-    </w:p>
-    <w:p>
-      <w:r>
-        <w:t>贿赂；贿赂物；行贿</w:t>
-      </w:r>
-    </w:p>
-    <w:p>
-      <w:r>
-        <w:t>本集义：贿赂；贿赂物；行贿</w:t>
-      </w:r>
-    </w:p>
-    <w:p>
-      <w:r>
-        <w:t>用法：可数名词或动词；不等于正常服务费或合法报酬。</w:t>
-      </w:r>
-    </w:p>
-    <w:p>
-      <w:r>
-        <w:t>1. The official refused the bribe.</w:t>
-        <w:br/>
-        <w:t>那名官员拒绝了贿赂。</w:t>
-      </w:r>
-    </w:p>
-    <w:p>
-      <w:r>
-        <w:t>2. The employee was accused of accepting a bribe.</w:t>
-        <w:br/>
-        <w:t>该员工被指控收受贿赂。</w:t>
-      </w:r>
-    </w:p>
-    <w:p>
-      <w:r>
-        <w:t>3. Nobody should have to bribe someone to receive a public service.</w:t>
-        <w:br/>
-        <w:t>任何人都不应该靠行贿才能获得公共服务。</w:t>
-      </w:r>
-    </w:p>
-    <w:p>
-      <w:pPr>
-        <w:pStyle w:val="Heading2"/>
-      </w:pPr>
-      <w:r>
-        <w:t>07. misdemeanor  ·  00:35:47</w:t>
-      </w:r>
-    </w:p>
-    <w:p>
-      <w:r>
-        <w:t>轻罪</w:t>
-      </w:r>
-    </w:p>
-    <w:p>
-      <w:r>
-        <w:t>本集义：轻罪</w:t>
-      </w:r>
-    </w:p>
-    <w:p>
-      <w:r>
-        <w:t>用法：美国法律用语；具体分类取决于适用法律，不能只按日常严重程度判断。</w:t>
-      </w:r>
-    </w:p>
-    <w:p>
-      <w:r>
-        <w:t>1. The charge was classified as a misdemeanor.</w:t>
-        <w:br/>
-        <w:t>该项指控被归类为轻罪。</w:t>
-      </w:r>
-    </w:p>
-    <w:p>
-      <w:r>
-        <w:t>2. She asked whether the offense was a misdemeanor.</w:t>
-        <w:br/>
-        <w:t>她询问该违法行为是否属于轻罪。</w:t>
-      </w:r>
-    </w:p>
-    <w:p>
-      <w:r>
-        <w:t>3. The report distinguishes misdemeanors from felonies.</w:t>
-        <w:br/>
-        <w:t>报告区分了轻罪与重罪。</w:t>
-      </w:r>
-    </w:p>
-    <w:p>
-      <w:pPr>
-        <w:pStyle w:val="Heading2"/>
-      </w:pPr>
-      <w:r>
-        <w:t>08. in person  ·  00:37:44</w:t>
-      </w:r>
-    </w:p>
-    <w:p>
-      <w:r>
-        <w:t>亲自；当面</w:t>
-      </w:r>
-    </w:p>
-    <w:p>
-      <w:r>
-        <w:t>本集义：亲自；当面</w:t>
-      </w:r>
-    </w:p>
-    <w:p>
-      <w:r>
-        <w:t>用法：与通过电话、邮件等方式相对。</w:t>
-      </w:r>
-    </w:p>
-    <w:p>
-      <w:r>
-        <w:t>1. I'd rather explain this in person.</w:t>
-        <w:br/>
-        <w:t>我更愿意当面解释。</w:t>
-      </w:r>
-    </w:p>
-    <w:p>
-      <w:r>
-        <w:t>2. We finally met in person last week.</w:t>
-        <w:br/>
-        <w:t>我们上周终于见面了。</w:t>
-      </w:r>
-    </w:p>
-    <w:p>
-      <w:r>
-        <w:t>3. Do I need to sign the form in person?</w:t>
-        <w:br/>
-        <w:t>我需要亲自签这张表吗？</w:t>
-      </w:r>
-    </w:p>
-    <w:p>
-      <w:pPr>
-        <w:pStyle w:val="Heading2"/>
-      </w:pPr>
-      <w:r>
-        <w:t>09. on the same page  ·  00:38:09</w:t>
-      </w:r>
-    </w:p>
-    <w:p>
-      <w:r>
-        <w:t>理解一致；达成共识</w:t>
-      </w:r>
-    </w:p>
-    <w:p>
-      <w:r>
-        <w:t>本集义：理解一致；达成共识</w:t>
-      </w:r>
-    </w:p>
-    <w:p>
-      <w:r>
-        <w:t>用法：工作沟通常用；表示对计划或信息有共同理解。</w:t>
-      </w:r>
-    </w:p>
-    <w:p>
-      <w:r>
-        <w:t>1. Let's make sure we're on the same page.</w:t>
-        <w:br/>
-        <w:t>我们确认一下理解是否一致。</w:t>
-      </w:r>
-    </w:p>
-    <w:p>
-      <w:r>
-        <w:t>2. Are we on the same page about the deadline?</w:t>
-        <w:br/>
-        <w:t>我们对截止日期的理解一致吗？</w:t>
-      </w:r>
-    </w:p>
-    <w:p>
-      <w:r>
-        <w:t>3. We finally got everyone on the same page.</w:t>
-        <w:br/>
-        <w:t>我们终于让大家达成了共识。</w:t>
-      </w:r>
-    </w:p>
-    <w:p>
-      <w:pPr>
-        <w:pStyle w:val="Heading2"/>
-      </w:pPr>
-      <w:r>
-        <w:t>10. no matter what  ·  00:38:25</w:t>
-      </w:r>
-    </w:p>
-    <w:p>
-      <w:r>
-        <w:t>无论如何；不管发生什么</w:t>
-      </w:r>
-    </w:p>
-    <w:p>
-      <w:r>
-        <w:t>本集义：无论如何；不管发生什么</w:t>
-      </w:r>
-    </w:p>
-    <w:p>
-      <w:r>
-        <w:t>用法：常修饰承诺或坚持；也可接更完整从句。</w:t>
-      </w:r>
-    </w:p>
-    <w:p>
-      <w:r>
-        <w:t>1. I'll support you no matter what.</w:t>
-        <w:br/>
-        <w:t>无论如何我都会支持你。</w:t>
-      </w:r>
-    </w:p>
-    <w:p>
-      <w:r>
-        <w:t>2. No matter what happens, call me first.</w:t>
-        <w:br/>
-        <w:t>不管发生什么，先给我打电话。</w:t>
-      </w:r>
-    </w:p>
-    <w:p>
-      <w:r>
-        <w:t>3. She keeps practicing no matter what.</w:t>
-        <w:br/>
-        <w:t>无论如何她都会坚持练习。</w:t>
-      </w:r>
-    </w:p>
-    <w:p>
-      <w:pPr>
-        <w:pStyle w:val="Heading2"/>
-      </w:pPr>
-      <w:r>
-        <w:t>汉译英练习</w:t>
-      </w:r>
-    </w:p>
-    <w:p>
-      <w:r>
-        <w:t>1. 到了这一步，我无法更改预订。</w:t>
-      </w:r>
-    </w:p>
-    <w:p>
-      <w:r>
-        <w:t>2. 我们在研究更便宜的选择。</w:t>
-      </w:r>
-    </w:p>
-    <w:p>
-      <w:r>
-        <w:t>3. 我们对截止日期的理解一致吗？</w:t>
-      </w:r>
-    </w:p>
-    <w:p>
-      <w:r>
-        <w:t>口头输出：任选三个表达，说一段 30—60 秒的个人经历。</w:t>
-      </w:r>
-    </w:p>
-    <w:p>
-      <w:pPr>
-        <w:pStyle w:val="Heading3"/>
-      </w:pPr>
-      <w:r>
-        <w:t>参考答案</w:t>
-      </w:r>
-    </w:p>
-    <w:p>
-      <w:r>
-        <w:t>1. I can't change the booking at this point.  [at this point]</w:t>
-      </w:r>
-    </w:p>
-    <w:p>
-      <w:r>
-        <w:t>2. We're looking into a cheaper option.  [look into]</w:t>
-      </w:r>
-    </w:p>
-    <w:p>
-      <w:r>
-        <w:t>3. Are we on the same page about the deadline?  [on the same page]</w:t>
-      </w:r>
-    </w:p>
-    <w:p>
-      <w:r>
-        <w:br w:type="page"/>
-      </w:r>
-    </w:p>
-    <w:p>
-      <w:pPr>
-        <w:pStyle w:val="Heading1"/>
-      </w:pPr>
-      <w:r>
-        <w:t>S04E08  Coushatta</w:t>
-      </w:r>
-    </w:p>
-    <w:p>
-      <w:hyperlink r:id="rId9">
-        <w:r>
-          <w:rPr>
-            <w:color w:val="245E4D"/>
-          </w:rPr>
-          <w:t>本季字幕来源</w:t>
-        </w:r>
-      </w:hyperlink>
-    </w:p>
-    <w:p>
-      <w:pPr>
-        <w:pStyle w:val="Heading2"/>
-      </w:pPr>
-      <w:r>
-        <w:t>01. figure it out  ·  00:00:14</w:t>
-      </w:r>
-    </w:p>
-    <w:p>
-      <w:r>
-        <w:t>弄明白；想出解决办法</w:t>
-      </w:r>
-    </w:p>
-    <w:p>
-      <w:r>
-        <w:t>本集义：弄明白；想出解决办法</w:t>
-      </w:r>
-    </w:p>
-    <w:p>
-      <w:r>
-        <w:t>用法：口语。it 放在 figure 和 out 中间；可指理解问题或找到办法。</w:t>
-      </w:r>
-    </w:p>
-    <w:p>
-      <w:r>
-        <w:t>1. Give me a minute. I'll figure it out.</w:t>
-        <w:br/>
-        <w:t>给我一分钟，我会想出办法。</w:t>
-      </w:r>
-    </w:p>
-    <w:p>
-      <w:r>
-        <w:t>2. We figured it out without calling support.</w:t>
-        <w:br/>
-        <w:t>我们没打客服电话就解决了。</w:t>
-      </w:r>
-    </w:p>
-    <w:p>
-      <w:r>
-        <w:t>3. How did you figure it out so quickly?</w:t>
-        <w:br/>
-        <w:t>你怎么这么快就弄明白了？</w:t>
-      </w:r>
-    </w:p>
-    <w:p>
-      <w:pPr>
-        <w:pStyle w:val="Heading2"/>
-      </w:pPr>
-      <w:r>
-        <w:t>02. otherwise  ·  00:08:56</w:t>
-      </w:r>
-    </w:p>
-    <w:p>
-      <w:r>
-        <w:t>否则；在其他方面</w:t>
-      </w:r>
-    </w:p>
-    <w:p>
-      <w:r>
-        <w:t>本集义：否则；在其他方面</w:t>
-      </w:r>
-    </w:p>
-    <w:p>
-      <w:r>
-        <w:t>用法：可讲不这样做的后果，也可补充其他方面的情况。</w:t>
-      </w:r>
-    </w:p>
-    <w:p>
-      <w:r>
-        <w:t>1. Leave now; otherwise you'll miss the train.</w:t>
-        <w:br/>
-        <w:t>现在走，否则会错过火车。</w:t>
-      </w:r>
-    </w:p>
-    <w:p>
-      <w:r>
-        <w:t>2. The chair is scratched but otherwise fine.</w:t>
-        <w:br/>
-        <w:t>椅子有划痕，其他都好。</w:t>
-      </w:r>
-    </w:p>
-    <w:p>
-      <w:r>
-        <w:t>3. I thought you were away. Why didn't you tell me otherwise?</w:t>
-        <w:br/>
-        <w:t>我以为你不在，你怎么没告诉我实际情况？</w:t>
-      </w:r>
-    </w:p>
-    <w:p>
-      <w:pPr>
-        <w:pStyle w:val="Heading2"/>
-      </w:pPr>
-      <w:r>
-        <w:t>03. for now  ·  00:25:07</w:t>
-      </w:r>
-    </w:p>
-    <w:p>
-      <w:r>
-        <w:t>暂时；目前</w:t>
-      </w:r>
-    </w:p>
-    <w:p>
-      <w:r>
-        <w:t>本集义：暂时；目前</w:t>
-      </w:r>
-    </w:p>
-    <w:p>
-      <w:r>
-        <w:t>用法：暗示以后可能改变；常用于临时安排。</w:t>
-      </w:r>
-    </w:p>
-    <w:p>
-      <w:r>
-        <w:t>1. Let's leave it here for now.</w:t>
-        <w:br/>
-        <w:t>暂时先放在这里吧。</w:t>
-      </w:r>
-    </w:p>
-    <w:p>
-      <w:r>
-        <w:t>2. That's enough practice for now.</w:t>
-        <w:br/>
-        <w:t>目前先练到这里。</w:t>
-      </w:r>
-    </w:p>
-    <w:p>
-      <w:r>
-        <w:t>3. For now, we'll keep the old schedule.</w:t>
-        <w:br/>
-        <w:t>我们暂时保留原来的日程。</w:t>
-      </w:r>
-    </w:p>
-    <w:p>
-      <w:pPr>
-        <w:pStyle w:val="Heading2"/>
-      </w:pPr>
-      <w:r>
-        <w:t>04. pro bono  ·  00:25:45</w:t>
-      </w:r>
-    </w:p>
-    <w:p>
-      <w:r>
-        <w:t>无偿提供的专业服务</w:t>
-      </w:r>
-    </w:p>
-    <w:p>
-      <w:r>
-        <w:t>本集义：无偿提供的专业服务</w:t>
-      </w:r>
-    </w:p>
-    <w:p>
-      <w:r>
-        <w:t>用法：常指律师为公益无偿服务；并非所有免费服务都属于此义。</w:t>
-      </w:r>
-    </w:p>
-    <w:p>
-      <w:r>
-        <w:t>1. The lawyer accepted the case pro bono.</w:t>
-        <w:br/>
-        <w:t>律师无偿承办了此案。</w:t>
-      </w:r>
-    </w:p>
-    <w:p>
-      <w:r>
-        <w:t>2. Our firm supports pro bono work.</w:t>
-        <w:br/>
-        <w:t>我们事务所支持公益法律服务。</w:t>
-      </w:r>
-    </w:p>
-    <w:p>
-      <w:r>
-        <w:t>3. She spends one day a month on pro bono cases.</w:t>
-        <w:br/>
-        <w:t>她每月用一天处理公益案件。</w:t>
-      </w:r>
-    </w:p>
-    <w:p>
-      <w:pPr>
-        <w:pStyle w:val="Heading2"/>
-      </w:pPr>
-      <w:r>
-        <w:t>05. defendant  ·  00:30:18</w:t>
-      </w:r>
-    </w:p>
-    <w:p>
-      <w:r>
-        <w:t>被告</w:t>
-      </w:r>
-    </w:p>
-    <w:p>
-      <w:r>
-        <w:t>本集义：被告</w:t>
-      </w:r>
-    </w:p>
-    <w:p>
-      <w:r>
-        <w:t>用法：可用于刑事或民事案件；不是所有案件里的被告都已被定罪。</w:t>
-      </w:r>
-    </w:p>
-    <w:p>
-      <w:r>
-        <w:t>1. The defendant entered the courtroom.</w:t>
-        <w:br/>
-        <w:t>被告走进法庭。</w:t>
-      </w:r>
-    </w:p>
-    <w:p>
-      <w:r>
-        <w:t>2. The defendant denied the allegation.</w:t>
-        <w:br/>
-        <w:t>被告否认了指控。</w:t>
-      </w:r>
-    </w:p>
-    <w:p>
-      <w:r>
-        <w:t>3. How many defendants are named in the case?</w:t>
-        <w:br/>
-        <w:t>这个案件列了多少名被告？</w:t>
-      </w:r>
-    </w:p>
-    <w:p>
-      <w:pPr>
-        <w:pStyle w:val="Heading2"/>
-      </w:pPr>
-      <w:r>
-        <w:t>06. find out  ·  00:30:55</w:t>
-      </w:r>
-    </w:p>
-    <w:p>
-      <w:r>
-        <w:t>查明；得知</w:t>
-      </w:r>
-    </w:p>
-    <w:p>
-      <w:r>
-        <w:t>本集义：查明；得知</w:t>
-      </w:r>
-    </w:p>
-    <w:p>
-      <w:r>
-        <w:t>用法：强调通过调查或经历获得信息；find 是找到物或人。</w:t>
-      </w:r>
-    </w:p>
-    <w:p>
-      <w:r>
-        <w:t>1. I'll find out when the next train leaves.</w:t>
-        <w:br/>
-        <w:t>我来查下一班火车几点开。</w:t>
-      </w:r>
-    </w:p>
-    <w:p>
-      <w:r>
-        <w:t>2. She found out about the change yesterday.</w:t>
-        <w:br/>
-        <w:t>她昨天才知道这个变动。</w:t>
-      </w:r>
-    </w:p>
-    <w:p>
-      <w:r>
-        <w:t>3. Can you find out who approved the payment?</w:t>
-        <w:br/>
-        <w:t>你能查一下是谁批准付款的吗？</w:t>
-      </w:r>
-    </w:p>
-    <w:p>
-      <w:pPr>
-        <w:pStyle w:val="Heading2"/>
-      </w:pPr>
-      <w:r>
-        <w:t>07. get rid of  ·  00:37:43</w:t>
-      </w:r>
-    </w:p>
-    <w:p>
-      <w:r>
-        <w:t>摆脱；清除；扔掉</w:t>
-      </w:r>
-    </w:p>
-    <w:p>
-      <w:r>
-        <w:t>本集义：摆脱；清除；扔掉</w:t>
-      </w:r>
-    </w:p>
-    <w:p>
-      <w:r>
-        <w:t>用法：后接不想要的人或事物；谈论人时可能显得无情。</w:t>
-      </w:r>
-    </w:p>
-    <w:p>
-      <w:r>
-        <w:t>1. I need to get rid of these old boxes.</w:t>
-        <w:br/>
-        <w:t>我得扔掉这些旧箱子。</w:t>
-      </w:r>
-    </w:p>
-    <w:p>
-      <w:r>
-        <w:t>2. How can we get rid of the smell?</w:t>
-        <w:br/>
-        <w:t>我们怎么才能除掉这股味道？</w:t>
-      </w:r>
-    </w:p>
-    <w:p>
-      <w:r>
-        <w:t>3. They got rid of an unnecessary approval step.</w:t>
-        <w:br/>
-        <w:t>他们取消了一个不必要的审批步骤。</w:t>
-      </w:r>
-    </w:p>
-    <w:p>
-      <w:pPr>
-        <w:pStyle w:val="Heading2"/>
-      </w:pPr>
-      <w:r>
-        <w:t>08. stick to  ·  00:39:09</w:t>
-      </w:r>
-    </w:p>
-    <w:p>
-      <w:r>
-        <w:t>坚持；遵守；不偏离</w:t>
-      </w:r>
-    </w:p>
-    <w:p>
-      <w:r>
-        <w:t>本集义：坚持；遵守；不偏离</w:t>
-      </w:r>
-    </w:p>
-    <w:p>
-      <w:r>
-        <w:t>用法：过去式 stuck；常接计划、规则或话题。</w:t>
-      </w:r>
-    </w:p>
-    <w:p>
-      <w:r>
-        <w:t>1. Let's stick to the plan.</w:t>
-        <w:br/>
-        <w:t>我们按计划行事吧。</w:t>
-      </w:r>
-    </w:p>
-    <w:p>
-      <w:r>
-        <w:t>2. Please stick to the topic.</w:t>
-        <w:br/>
-        <w:t>请不要偏离话题。</w:t>
-      </w:r>
-    </w:p>
-    <w:p>
-      <w:r>
-        <w:t>3. She stuck to her budget all month.</w:t>
-        <w:br/>
-        <w:t>她整个月都控制在预算内。</w:t>
-      </w:r>
-    </w:p>
-    <w:p>
-      <w:pPr>
-        <w:pStyle w:val="Heading2"/>
-      </w:pPr>
-      <w:r>
-        <w:t>09. check out  ·  00:41:51</w:t>
-      </w:r>
-    </w:p>
-    <w:p>
-      <w:r>
-        <w:t>查看；了解；退房；结账</w:t>
-      </w:r>
-    </w:p>
-    <w:p>
-      <w:r>
-        <w:t>本集义：查看；了解；退房；结账</w:t>
-      </w:r>
-    </w:p>
-    <w:p>
-      <w:r>
-        <w:t>用法：多义短语；check someone out 有时指打量某人。</w:t>
-      </w:r>
-    </w:p>
-    <w:p>
-      <w:r>
-        <w:t>1. Check out this new café.</w:t>
-        <w:br/>
-        <w:t>看看这家新咖啡馆。</w:t>
-      </w:r>
-    </w:p>
-    <w:p>
-      <w:r>
-        <w:t>2. We need to check out before noon.</w:t>
-        <w:br/>
-        <w:t>我们需要中午前退房。</w:t>
-      </w:r>
-    </w:p>
-    <w:p>
-      <w:r>
-        <w:t>3. Can you check out the noise downstairs?</w:t>
-        <w:br/>
-        <w:t>你能去看看楼下的响声吗？</w:t>
-      </w:r>
-    </w:p>
-    <w:p>
-      <w:pPr>
-        <w:pStyle w:val="Heading2"/>
-      </w:pPr>
-      <w:r>
-        <w:t>10. take your time  ·  00:47:17</w:t>
-      </w:r>
-    </w:p>
-    <w:p>
-      <w:r>
-        <w:t>慢慢来；不用着急</w:t>
-      </w:r>
-    </w:p>
-    <w:p>
-      <w:r>
-        <w:t>本集义：慢慢来；不用着急</w:t>
-      </w:r>
-    </w:p>
-    <w:p>
-      <w:r>
-        <w:t>用法：用于给对方时间；讽刺语调下也可能表示催促。</w:t>
-      </w:r>
-    </w:p>
-    <w:p>
-      <w:r>
-        <w:t>1. Take your time. I'm not in a hurry.</w:t>
-        <w:br/>
-        <w:t>慢慢来，我不着急。</w:t>
-      </w:r>
-    </w:p>
-    <w:p>
-      <w:r>
-        <w:t>2. Take your time choosing a course.</w:t>
-        <w:br/>
-        <w:t>选课时慢慢考虑。</w:t>
-      </w:r>
-    </w:p>
-    <w:p>
-      <w:r>
-        <w:t>3. You can take your time with the form.</w:t>
-        <w:br/>
-        <w:t>这张表你可以慢慢填。</w:t>
-      </w:r>
-    </w:p>
-    <w:p>
-      <w:pPr>
-        <w:pStyle w:val="Heading2"/>
-      </w:pPr>
-      <w:r>
-        <w:t>汉译英练习</w:t>
-      </w:r>
-    </w:p>
-    <w:p>
-      <w:r>
-        <w:t>1. 我们没打客服电话就解决了。</w:t>
-      </w:r>
-    </w:p>
-    <w:p>
-      <w:r>
-        <w:t>2. 被告否认了指控。</w:t>
-      </w:r>
-    </w:p>
-    <w:p>
-      <w:r>
-        <w:t>3. 我们需要中午前退房。</w:t>
-      </w:r>
-    </w:p>
-    <w:p>
-      <w:r>
-        <w:t>口头输出：任选三个表达，说一段 30—60 秒的个人经历。</w:t>
-      </w:r>
-    </w:p>
-    <w:p>
-      <w:pPr>
-        <w:pStyle w:val="Heading3"/>
-      </w:pPr>
-      <w:r>
-        <w:t>参考答案</w:t>
-      </w:r>
-    </w:p>
-    <w:p>
-      <w:r>
-        <w:t>1. We figured it out without calling support.  [figure it out]</w:t>
-      </w:r>
-    </w:p>
-    <w:p>
-      <w:r>
-        <w:t>2. The defendant denied the allegation.  [defendant]</w:t>
-      </w:r>
-    </w:p>
-    <w:p>
-      <w:r>
-        <w:t>3. We need to check out before noon.  [check out]</w:t>
-      </w:r>
-    </w:p>
-    <w:p>
-      <w:r>
-        <w:br w:type="page"/>
-      </w:r>
-    </w:p>
-    <w:p>
-      <w:pPr>
-        <w:pStyle w:val="Heading1"/>
-      </w:pPr>
-      <w:r>
-        <w:t>S04E09  Wiedersehen</w:t>
-      </w:r>
-    </w:p>
-    <w:p>
-      <w:hyperlink r:id="rId9">
-        <w:r>
-          <w:rPr>
-            <w:color w:val="245E4D"/>
-          </w:rPr>
-          <w:t>本季字幕来源</w:t>
-        </w:r>
-      </w:hyperlink>
-    </w:p>
-    <w:p>
-      <w:pPr>
-        <w:pStyle w:val="Heading2"/>
-      </w:pPr>
-      <w:r>
-        <w:t>01. long story short  ·  00:00:56</w:t>
-      </w:r>
-    </w:p>
-    <w:p>
-      <w:r>
-        <w:t>长话短说</w:t>
-      </w:r>
-    </w:p>
-    <w:p>
-      <w:r>
-        <w:t>本集义：长话短说</w:t>
-      </w:r>
-    </w:p>
-    <w:p>
-      <w:r>
-        <w:t>用法：口语，常省略 to make a；用于跳过过程给结论。</w:t>
-      </w:r>
-    </w:p>
-    <w:p>
-      <w:r>
-        <w:t>1. Long story short, we missed the flight.</w:t>
-        <w:br/>
-        <w:t>长话短说，我们误了航班。</w:t>
-      </w:r>
-    </w:p>
-    <w:p>
-      <w:r>
-        <w:t>2. Long story short, the repair worked.</w:t>
-        <w:br/>
-        <w:t>简而言之，维修成功了。</w:t>
-      </w:r>
-    </w:p>
-    <w:p>
-      <w:r>
-        <w:t>3. To make a long story short, I accepted the offer.</w:t>
-        <w:br/>
-        <w:t>长话短说，我接受了邀约。</w:t>
-      </w:r>
-    </w:p>
-    <w:p>
-      <w:pPr>
-        <w:pStyle w:val="Heading2"/>
-      </w:pPr>
-      <w:r>
-        <w:t>02. so far  ·  00:02:42</w:t>
-      </w:r>
-    </w:p>
-    <w:p>
-      <w:r>
-        <w:t>到目前为止</w:t>
-      </w:r>
-    </w:p>
-    <w:p>
-      <w:r>
-        <w:t>本集义：到目前为止</w:t>
-      </w:r>
-    </w:p>
-    <w:p>
-      <w:r>
-        <w:t>用法：常与现在完成时连用；也可表示距离达到某一程度。</w:t>
-      </w:r>
-    </w:p>
-    <w:p>
-      <w:r>
-        <w:t>1. So far, everything has gone well.</w:t>
-        <w:br/>
-        <w:t>到目前为止，一切顺利。</w:t>
-      </w:r>
-    </w:p>
-    <w:p>
-      <w:r>
-        <w:t>2. We've received three replies so far.</w:t>
-        <w:br/>
-        <w:t>目前我们收到了三份回复。</w:t>
-      </w:r>
-    </w:p>
-    <w:p>
-      <w:r>
-        <w:t>3. How do you like the course so far?</w:t>
-        <w:br/>
-        <w:t>到目前为止，你觉得这门课怎么样？</w:t>
-      </w:r>
-    </w:p>
-    <w:p>
-      <w:pPr>
-        <w:pStyle w:val="Heading2"/>
-      </w:pPr>
-      <w:r>
-        <w:t>03. on my own  ·  00:02:51</w:t>
-      </w:r>
-    </w:p>
-    <w:p>
-      <w:r>
-        <w:t>独自；靠我自己</w:t>
-      </w:r>
-    </w:p>
-    <w:p>
-      <w:r>
-        <w:t>本集义：独自；靠我自己</w:t>
-      </w:r>
-    </w:p>
-    <w:p>
-      <w:r>
-        <w:t>用法：与 by myself 接近；注意区分“独处”和“独立完成”。</w:t>
-      </w:r>
-    </w:p>
-    <w:p>
-      <w:r>
-        <w:t>1. I learned to cook on my own.</w:t>
-        <w:br/>
-        <w:t>我自学了做饭。</w:t>
-      </w:r>
-    </w:p>
-    <w:p>
-      <w:r>
-        <w:t>2. I'd rather spend tonight on my own.</w:t>
-        <w:br/>
-        <w:t>今晚我更想独处。</w:t>
-      </w:r>
-    </w:p>
-    <w:p>
-      <w:r>
-        <w:t>3. I can't carry this table on my own.</w:t>
-        <w:br/>
-        <w:t>我一个人搬不动这张桌子。</w:t>
-      </w:r>
-    </w:p>
-    <w:p>
-      <w:pPr>
-        <w:pStyle w:val="Heading2"/>
-      </w:pPr>
-      <w:r>
-        <w:t>04. in charge  ·  00:03:35</w:t>
-      </w:r>
-    </w:p>
-    <w:p>
-      <w:r>
-        <w:t>负责；主管</w:t>
-      </w:r>
-    </w:p>
-    <w:p>
-      <w:r>
-        <w:t>本集义：负责；主管</w:t>
-      </w:r>
-    </w:p>
-    <w:p>
-      <w:r>
-        <w:t>用法：常用 be in charge of＋人或事；不等于负责所有后果。</w:t>
-      </w:r>
-    </w:p>
-    <w:p>
-      <w:r>
-        <w:t>1. Who's in charge of the kitchen?</w:t>
-        <w:br/>
-        <w:t>谁负责厨房？</w:t>
-      </w:r>
-    </w:p>
-    <w:p>
-      <w:r>
-        <w:t>2. I'm in charge while the manager is away.</w:t>
-        <w:br/>
-        <w:t>经理不在时由我负责。</w:t>
-      </w:r>
-    </w:p>
-    <w:p>
-      <w:r>
-        <w:t>3. She put him in charge of the event.</w:t>
-        <w:br/>
-        <w:t>她让他负责这次活动。</w:t>
-      </w:r>
-    </w:p>
-    <w:p>
-      <w:pPr>
-        <w:pStyle w:val="Heading2"/>
-      </w:pPr>
-      <w:r>
-        <w:t>05. don't get me wrong  ·  00:14:24</w:t>
-      </w:r>
-    </w:p>
-    <w:p>
-      <w:r>
-        <w:t>别误会我的意思</w:t>
-      </w:r>
-    </w:p>
-    <w:p>
-      <w:r>
-        <w:t>本集义：别误会我的意思</w:t>
-      </w:r>
-    </w:p>
-    <w:p>
-      <w:r>
-        <w:t>用法：常在批评前强调自己并非完全否定。</w:t>
-      </w:r>
-    </w:p>
-    <w:p>
-      <w:r>
-        <w:t>1. Don't get me wrong, I like the team.</w:t>
-        <w:br/>
-        <w:t>别误会，我喜欢这个团队。</w:t>
-      </w:r>
-    </w:p>
-    <w:p>
-      <w:r>
-        <w:t>2. Don't get me wrong, the food was good; it was just expensive.</w:t>
-        <w:br/>
-        <w:t>别误会，饭菜很好，只是很贵。</w:t>
-      </w:r>
-    </w:p>
-    <w:p>
-      <w:r>
-        <w:t>3. I want to help. Don't get me wrong.</w:t>
-        <w:br/>
-        <w:t>我想帮忙，别误会。</w:t>
-      </w:r>
-    </w:p>
-    <w:p>
-      <w:pPr>
-        <w:pStyle w:val="Heading2"/>
-      </w:pPr>
-      <w:r>
-        <w:t>06. even though  ·  00:25:18</w:t>
-      </w:r>
-    </w:p>
-    <w:p>
-      <w:r>
-        <w:t>尽管；虽然</w:t>
-      </w:r>
-    </w:p>
-    <w:p>
-      <w:r>
-        <w:t>本集义：尽管；虽然</w:t>
-      </w:r>
-    </w:p>
-    <w:p>
-      <w:r>
-        <w:t>用法：引出通常被当作事实的让步条件。</w:t>
-      </w:r>
-    </w:p>
-    <w:p>
-      <w:r>
-        <w:t>1. I went for a walk even though it was raining.</w:t>
-        <w:br/>
-        <w:t>虽然下着雨，我还是去散步了。</w:t>
-      </w:r>
-    </w:p>
-    <w:p>
-      <w:r>
-        <w:t>2. She helped even though she was busy.</w:t>
-        <w:br/>
-        <w:t>虽然很忙，她还是帮了忙。</w:t>
-      </w:r>
-    </w:p>
-    <w:p>
-      <w:r>
-        <w:t>3. Even though it's small, the room feels bright.</w:t>
-        <w:br/>
-        <w:t>虽然房间小，但感觉很明亮。</w:t>
-      </w:r>
-    </w:p>
-    <w:p>
-      <w:pPr>
-        <w:pStyle w:val="Heading2"/>
-      </w:pPr>
-      <w:r>
-        <w:t>07. prosecution  ·  00:32:19</w:t>
-      </w:r>
-    </w:p>
-    <w:p>
-      <w:r>
-        <w:t>控方；起诉；检控</w:t>
-      </w:r>
-    </w:p>
-    <w:p>
-      <w:r>
-        <w:t>本集义：控方；起诉；检控</w:t>
-      </w:r>
-    </w:p>
-    <w:p>
-      <w:r>
-        <w:t>用法：the prosecution 常指刑事案件中的控方。</w:t>
-      </w:r>
-    </w:p>
-    <w:p>
-      <w:r>
-        <w:t>1. The prosecution presented its evidence.</w:t>
-        <w:br/>
-        <w:t>控方出示了证据。</w:t>
-      </w:r>
-    </w:p>
-    <w:p>
-      <w:r>
-        <w:t>2. The defense challenged the prosecution's account.</w:t>
-        <w:br/>
-        <w:t>辩方质疑了控方的说法。</w:t>
-      </w:r>
-    </w:p>
-    <w:p>
-      <w:r>
-        <w:t>3. The file was sent for prosecution.</w:t>
-        <w:br/>
-        <w:t>案卷被移送起诉。</w:t>
-      </w:r>
-    </w:p>
-    <w:p>
-      <w:pPr>
-        <w:pStyle w:val="Heading2"/>
-      </w:pPr>
-      <w:r>
-        <w:t>08. believe me  ·  00:32:59</w:t>
-      </w:r>
-    </w:p>
-    <w:p>
-      <w:r>
-        <w:t>相信我</w:t>
-      </w:r>
-    </w:p>
-    <w:p>
-      <w:r>
-        <w:t>本集义：相信我</w:t>
-      </w:r>
-    </w:p>
-    <w:p>
-      <w:r>
-        <w:t>用法：强调个人经验或保证；频繁使用可能显得强势。</w:t>
-      </w:r>
-    </w:p>
-    <w:p>
-      <w:r>
-        <w:t>1. Believe me, the early train is quieter.</w:t>
-        <w:br/>
-        <w:t>相信我，早班火车更安静。</w:t>
-      </w:r>
-    </w:p>
-    <w:p>
-      <w:r>
-        <w:t>2. It's harder than it looks, believe me.</w:t>
-        <w:br/>
-        <w:t>相信我，这比看起来难。</w:t>
-      </w:r>
-    </w:p>
-    <w:p>
-      <w:r>
-        <w:t>3. Believe me, I understand why you're upset.</w:t>
-        <w:br/>
-        <w:t>相信我，我理解你为什么难过。</w:t>
-      </w:r>
-    </w:p>
-    <w:p>
-      <w:pPr>
-        <w:pStyle w:val="Heading2"/>
-      </w:pPr>
-      <w:r>
-        <w:t>09. on the other hand  ·  00:33:56</w:t>
-      </w:r>
-    </w:p>
-    <w:p>
-      <w:r>
-        <w:t>另一方面</w:t>
-      </w:r>
-    </w:p>
-    <w:p>
-      <w:r>
-        <w:t>本集义：另一方面</w:t>
-      </w:r>
-    </w:p>
-    <w:p>
-      <w:r>
-        <w:t>用法：补充另一面或另一种考量；不一定表示完全反对。</w:t>
-      </w:r>
-    </w:p>
-    <w:p>
-      <w:r>
-        <w:t>1. The flat is small. On the other hand, it's very quiet.</w:t>
-        <w:br/>
-        <w:t>公寓很小，不过另一方面，它很安静。</w:t>
-      </w:r>
-    </w:p>
-    <w:p>
-      <w:r>
-        <w:t>2. Driving is faster. On the other hand, parking is expensive.</w:t>
-        <w:br/>
-        <w:t>开车更快，但停车费很贵。</w:t>
-      </w:r>
-    </w:p>
-    <w:p>
-      <w:r>
-        <w:t>3. I like the design; on the other hand, the price worries me.</w:t>
-        <w:br/>
-        <w:t>我喜欢设计，但价格让我担忧。</w:t>
-      </w:r>
-    </w:p>
-    <w:p>
-      <w:pPr>
-        <w:pStyle w:val="Heading2"/>
-      </w:pPr>
-      <w:r>
-        <w:t>10. be my guest  ·  00:42:50</w:t>
-      </w:r>
-    </w:p>
-    <w:p>
-      <w:r>
-        <w:t>请便；尽管去做</w:t>
-      </w:r>
-    </w:p>
-    <w:p>
-      <w:r>
-        <w:t>本集义：请便；尽管去做</w:t>
-      </w:r>
-    </w:p>
-    <w:p>
-      <w:r>
-        <w:t>用法：口语许可；语调可能友善，也可能带讽刺或不在乎。</w:t>
-      </w:r>
-    </w:p>
-    <w:p>
-      <w:r>
-        <w:t>1. May I use your pen? — Be my guest.</w:t>
-        <w:br/>
-        <w:t>我能用你的笔吗？——请便。</w:t>
-      </w:r>
-    </w:p>
-    <w:p>
-      <w:r>
-        <w:t>2. If you'd like to try the chair, be my guest.</w:t>
-        <w:br/>
-        <w:t>如果想试坐这把椅子，请便。</w:t>
-      </w:r>
-    </w:p>
-    <w:p>
-      <w:r>
-        <w:t>3. You want the last biscuit? Be my guest.</w:t>
-        <w:br/>
-        <w:t>你想吃最后那块饼干？请吧。</w:t>
-      </w:r>
-    </w:p>
-    <w:p>
-      <w:pPr>
-        <w:pStyle w:val="Heading2"/>
-      </w:pPr>
-      <w:r>
-        <w:t>汉译英练习</w:t>
-      </w:r>
-    </w:p>
-    <w:p>
-      <w:r>
-        <w:t>1. 简而言之，维修成功了。</w:t>
-      </w:r>
-    </w:p>
-    <w:p>
-      <w:r>
-        <w:t>2. 别误会，饭菜很好，只是很贵。</w:t>
-      </w:r>
-    </w:p>
-    <w:p>
-      <w:r>
-        <w:t>3. 开车更快，但停车费很贵。</w:t>
-      </w:r>
-    </w:p>
-    <w:p>
-      <w:r>
-        <w:t>口头输出：任选三个表达，说一段 30—60 秒的个人经历。</w:t>
-      </w:r>
-    </w:p>
-    <w:p>
-      <w:pPr>
-        <w:pStyle w:val="Heading3"/>
-      </w:pPr>
-      <w:r>
-        <w:t>参考答案</w:t>
-      </w:r>
-    </w:p>
-    <w:p>
-      <w:r>
-        <w:t>1. Long story short, the repair worked.  [long story short]</w:t>
-      </w:r>
-    </w:p>
-    <w:p>
-      <w:r>
-        <w:t>2. Don't get me wrong, the food was good; it was just expensive.  [don't get me wrong]</w:t>
-      </w:r>
-    </w:p>
-    <w:p>
-      <w:r>
-        <w:t>3. Driving is faster. On the other hand, parking is expensive.  [on the other hand]</w:t>
-      </w:r>
-    </w:p>
-    <w:p>
-      <w:r>
-        <w:br w:type="page"/>
-      </w:r>
-    </w:p>
-    <w:p>
-      <w:pPr>
-        <w:pStyle w:val="Heading1"/>
-      </w:pPr>
-      <w:r>
-        <w:t>S04E10  Winner</w:t>
-      </w:r>
-    </w:p>
-    <w:p>
-      <w:hyperlink r:id="rId9">
-        <w:r>
-          <w:rPr>
-            <w:color w:val="245E4D"/>
-          </w:rPr>
-          <w:t>本季字幕来源</w:t>
-        </w:r>
-      </w:hyperlink>
-    </w:p>
-    <w:p>
-      <w:pPr>
-        <w:pStyle w:val="Heading2"/>
-      </w:pPr>
-      <w:r>
-        <w:t>01. just in case  ·  00:05:48</w:t>
-      </w:r>
-    </w:p>
-    <w:p>
-      <w:r>
-        <w:t>以防万一</w:t>
-      </w:r>
-    </w:p>
-    <w:p>
-      <w:r>
-        <w:t>本集义：以防万一</w:t>
-      </w:r>
-    </w:p>
-    <w:p>
-      <w:r>
-        <w:t>用法：可独立使用，也可接从句；不等同于 if。</w:t>
-      </w:r>
-    </w:p>
-    <w:p>
-      <w:r>
-        <w:t>1. Take a jacket, just in case.</w:t>
-        <w:br/>
-        <w:t>带件外套，以防万一。</w:t>
-      </w:r>
-    </w:p>
-    <w:p>
-      <w:r>
-        <w:t>2. I'll save another copy just in case.</w:t>
-        <w:br/>
-        <w:t>我会再存一份，以防万一。</w:t>
-      </w:r>
-    </w:p>
-    <w:p>
-      <w:r>
-        <w:t>3. Bring some cash just in case the card reader fails.</w:t>
-        <w:br/>
-        <w:t>带点现金，以防刷卡机坏了。</w:t>
-      </w:r>
-    </w:p>
-    <w:p>
-      <w:pPr>
-        <w:pStyle w:val="Heading2"/>
-      </w:pPr>
-      <w:r>
-        <w:t>02. even if  ·  00:13:03</w:t>
-      </w:r>
-    </w:p>
-    <w:p>
-      <w:r>
-        <w:t>即使；就算</w:t>
-      </w:r>
-    </w:p>
-    <w:p>
-      <w:r>
-        <w:t>本集义：即使；就算</w:t>
-      </w:r>
-    </w:p>
-    <w:p>
-      <w:r>
-        <w:t>用法：常用于假设条件；不同于 even though 陈述已知事实。</w:t>
-      </w:r>
-    </w:p>
-    <w:p>
-      <w:r>
-        <w:t>1. I'll go even if it rains.</w:t>
-        <w:br/>
-        <w:t>即使下雨我也去。</w:t>
-      </w:r>
-    </w:p>
-    <w:p>
-      <w:r>
-        <w:t>2. Even if we leave now, we'll be late.</w:t>
-        <w:br/>
-        <w:t>即使现在走，我们也会迟到。</w:t>
-      </w:r>
-    </w:p>
-    <w:p>
-      <w:r>
-        <w:t>3. Try it even if you're not sure.</w:t>
-        <w:br/>
-        <w:t>就算不确定，也试试看。</w:t>
-      </w:r>
-    </w:p>
-    <w:p>
-      <w:pPr>
-        <w:pStyle w:val="Heading2"/>
-      </w:pPr>
-      <w:r>
-        <w:t>03. on top of  ·  00:13:16</w:t>
-      </w:r>
-    </w:p>
-    <w:p>
-      <w:r>
-        <w:t>在……之上；除此之外；掌握着</w:t>
-      </w:r>
-    </w:p>
-    <w:p>
-      <w:r>
-        <w:t>本集义：在已有事项或金额之外，再加上一项。</w:t>
-      </w:r>
-    </w:p>
-    <w:p>
-      <w:r>
-        <w:t>用法：多义短语。be on top of a task 也表示及时掌握并处理。</w:t>
-      </w:r>
-    </w:p>
-    <w:p>
-      <w:r>
-        <w:t>1. On top of rent, we pay for parking.</w:t>
-        <w:br/>
-        <w:t>除了租金，我们还要付停车费。</w:t>
-      </w:r>
-    </w:p>
-    <w:p>
-      <w:r>
-        <w:t>2. She stays on top of every deadline.</w:t>
-        <w:br/>
-        <w:t>她对每个截止日期都掌握得很好。</w:t>
-      </w:r>
-    </w:p>
-    <w:p>
-      <w:r>
-        <w:t>3. Leave the note on top of the box.</w:t>
-        <w:br/>
-        <w:t>把便条放在箱子上面。</w:t>
-      </w:r>
-    </w:p>
-    <w:p>
-      <w:pPr>
-        <w:pStyle w:val="Heading2"/>
-      </w:pPr>
-      <w:r>
-        <w:t>04. right away  ·  00:14:01</w:t>
-      </w:r>
-    </w:p>
-    <w:p>
-      <w:r>
-        <w:t>马上；立刻</w:t>
-      </w:r>
-    </w:p>
-    <w:p>
-      <w:r>
-        <w:t>本集义：马上；立刻</w:t>
-      </w:r>
-    </w:p>
-    <w:p>
-      <w:r>
-        <w:t>用法：强调迅速执行，比 soon 更急迫。</w:t>
-      </w:r>
-    </w:p>
-    <w:p>
-      <w:r>
-        <w:t>1. I'll call you right away.</w:t>
-        <w:br/>
-        <w:t>我会马上给你打电话。</w:t>
-      </w:r>
-    </w:p>
-    <w:p>
-      <w:r>
-        <w:t>2. Do we need to decide right away?</w:t>
-        <w:br/>
-        <w:t>我们需要立刻决定吗？</w:t>
-      </w:r>
-    </w:p>
-    <w:p>
-      <w:r>
-        <w:t>3. She noticed the mistake right away.</w:t>
-        <w:br/>
-        <w:t>她立刻发现了错误。</w:t>
-      </w:r>
-    </w:p>
-    <w:p>
-      <w:pPr>
-        <w:pStyle w:val="Heading2"/>
-      </w:pPr>
-      <w:r>
-        <w:t>05. for what it's worth  ·  00:16:01</w:t>
-      </w:r>
-    </w:p>
-    <w:p>
-      <w:r>
-        <w:t>供你参考；不管有无帮助</w:t>
-      </w:r>
-    </w:p>
-    <w:p>
-      <w:r>
-        <w:t>本集义：供你参考；不管有无帮助</w:t>
-      </w:r>
-    </w:p>
-    <w:p>
-      <w:r>
-        <w:t>用法：谦逊地提出意见或安慰，弱化自己话语的分量。</w:t>
-      </w:r>
-    </w:p>
-    <w:p>
-      <w:r>
-        <w:t>1. For what it's worth, I liked your idea.</w:t>
-        <w:br/>
-        <w:t>供你参考，我喜欢你的点子。</w:t>
-      </w:r>
-    </w:p>
-    <w:p>
-      <w:r>
-        <w:t>2. For what it's worth, I would try again.</w:t>
-        <w:br/>
-        <w:t>不管有没有帮助，换我会再试一次。</w:t>
-      </w:r>
-    </w:p>
-    <w:p>
-      <w:r>
-        <w:t>3. You handled it well, for what it's worth.</w:t>
-        <w:br/>
-        <w:t>不管我的看法是否有用，你处理得不错。</w:t>
-      </w:r>
-    </w:p>
-    <w:p>
-      <w:pPr>
-        <w:pStyle w:val="Heading2"/>
-      </w:pPr>
-      <w:r>
-        <w:t>06. make up  ·  00:17:18</w:t>
-      </w:r>
-    </w:p>
-    <w:p>
-      <w:r>
-        <w:t>编造；组成；和好；补足</w:t>
-      </w:r>
-    </w:p>
-    <w:p>
-      <w:r>
-        <w:t>本集义：编造理由或故事。</w:t>
-      </w:r>
-    </w:p>
-    <w:p>
-      <w:r>
-        <w:t>用法：多义，宾语与介词很关键；make up for 表示弥补。</w:t>
-      </w:r>
-    </w:p>
-    <w:p>
-      <w:r>
-        <w:t>1. Did you make up that story?</w:t>
-        <w:br/>
-        <w:t>那个故事是你编的吗？</w:t>
-      </w:r>
-    </w:p>
-    <w:p>
-      <w:r>
-        <w:t>2. Let's make up and stop arguing.</w:t>
-        <w:br/>
-        <w:t>我们和好，别吵了。</w:t>
-      </w:r>
-    </w:p>
-    <w:p>
-      <w:r>
-        <w:t>3. These orders make up half our sales.</w:t>
-        <w:br/>
-        <w:t>这些订单占我们销售额的一半。</w:t>
-      </w:r>
-    </w:p>
-    <w:p>
-      <w:pPr>
-        <w:pStyle w:val="Heading2"/>
-      </w:pPr>
-      <w:r>
-        <w:t>07. set up  ·  00:39:34</w:t>
-      </w:r>
-    </w:p>
-    <w:p>
-      <w:r>
-        <w:t>安排；建立；安装；设圈套</w:t>
-      </w:r>
-    </w:p>
-    <w:p>
-      <w:r>
-        <w:t>本集义：安排、设置或布置；注意宾语决定具体译法。</w:t>
-      </w:r>
-    </w:p>
-    <w:p>
-      <w:r>
-        <w:t>用法：多义。set someone up 可指陷害或安排约会，需特别看语境。</w:t>
-      </w:r>
-    </w:p>
-    <w:p>
-      <w:r>
-        <w:t>1. I'll set up a meeting for Tuesday.</w:t>
-        <w:br/>
-        <w:t>我会安排周二开会。</w:t>
-      </w:r>
-    </w:p>
-    <w:p>
-      <w:r>
-        <w:t>2. Can you help me set up the printer?</w:t>
-        <w:br/>
-        <w:t>你能帮我安装打印机吗？</w:t>
-      </w:r>
-    </w:p>
-    <w:p>
-      <w:r>
-        <w:t>3. They set up a small company last year.</w:t>
-        <w:br/>
-        <w:t>他们去年成立了一家小公司。</w:t>
-      </w:r>
-    </w:p>
-    <w:p>
-      <w:pPr>
-        <w:pStyle w:val="Heading2"/>
-      </w:pPr>
-      <w:r>
-        <w:t>08. calm down  ·  00:45:18</w:t>
-      </w:r>
-    </w:p>
-    <w:p>
-      <w:r>
-        <w:t>冷静下来</w:t>
-      </w:r>
-    </w:p>
-    <w:p>
-      <w:r>
-        <w:t>本集义：冷静下来</w:t>
-      </w:r>
-    </w:p>
-    <w:p>
-      <w:r>
-        <w:t>用法：对情绪激动的人直接命令可能让对方更不悦；可改 Let's take a moment。</w:t>
-      </w:r>
-    </w:p>
-    <w:p>
-      <w:r>
-        <w:t>1. I took a walk to calm down.</w:t>
-        <w:br/>
-        <w:t>我散步让自己冷静下来。</w:t>
-      </w:r>
-    </w:p>
-    <w:p>
-      <w:r>
-        <w:t>2. Let's calm down and read the message again.</w:t>
-        <w:br/>
-        <w:t>我们冷静下来，再读一遍消息。</w:t>
-      </w:r>
-    </w:p>
-    <w:p>
-      <w:r>
-        <w:t>3. She helped the child calm down.</w:t>
-        <w:br/>
-        <w:t>她帮助孩子平静下来。</w:t>
-      </w:r>
-    </w:p>
-    <w:p>
-      <w:pPr>
-        <w:pStyle w:val="Heading2"/>
-      </w:pPr>
-      <w:r>
-        <w:t>09. not exactly  ·  00:50:30</w:t>
-      </w:r>
-    </w:p>
-    <w:p>
-      <w:r>
-        <w:t>不完全是；不太算是</w:t>
-      </w:r>
-    </w:p>
-    <w:p>
-      <w:r>
-        <w:t>本集义：不完全是；不太算是</w:t>
-      </w:r>
-    </w:p>
-    <w:p>
-      <w:r>
-        <w:t>用法：用于温和纠正，也可含讽刺意味。</w:t>
-      </w:r>
-    </w:p>
-    <w:p>
-      <w:r>
-        <w:t>1. Is it free? — Not exactly.</w:t>
-        <w:br/>
-        <w:t>这是免费的吗？——也不完全是。</w:t>
-      </w:r>
-    </w:p>
-    <w:p>
-      <w:r>
-        <w:t>2. That's not exactly what I meant.</w:t>
-        <w:br/>
-        <w:t>那不完全是我的意思。</w:t>
-      </w:r>
-    </w:p>
-    <w:p>
-      <w:r>
-        <w:t>3. The weather isn't exactly ideal for camping.</w:t>
-        <w:br/>
-        <w:t>这天气可不太适合露营。</w:t>
-      </w:r>
-    </w:p>
-    <w:p>
-      <w:pPr>
-        <w:pStyle w:val="Heading2"/>
-      </w:pPr>
-      <w:r>
-        <w:t>10. rather than  ·  00:53:41</w:t>
-      </w:r>
-    </w:p>
-    <w:p>
-      <w:r>
-        <w:t>而不是；宁愿……而不……</w:t>
-      </w:r>
-    </w:p>
-    <w:p>
-      <w:r>
-        <w:t>本集义：而不是；宁愿……而不……</w:t>
-      </w:r>
-    </w:p>
-    <w:p>
-      <w:r>
-        <w:t>用法：连接平行成分；选择动词形式时保持句子结构一致。</w:t>
-      </w:r>
-    </w:p>
-    <w:p>
-      <w:r>
-        <w:t>1. I'd rather wait than rush.</w:t>
-        <w:br/>
-        <w:t>我宁愿等，也不愿匆忙行事。</w:t>
-      </w:r>
-    </w:p>
-    <w:p>
-      <w:r>
-        <w:t>2. We chose the train rather than the bus.</w:t>
-        <w:br/>
-        <w:t>我们选了火车而不是公交。</w:t>
-      </w:r>
-    </w:p>
-    <w:p>
-      <w:r>
-        <w:t>3. She asked for feedback rather than praise.</w:t>
-        <w:br/>
-        <w:t>她想要反馈，而不是表扬。</w:t>
-      </w:r>
-    </w:p>
-    <w:p>
-      <w:pPr>
-        <w:pStyle w:val="Heading2"/>
-      </w:pPr>
-      <w:r>
-        <w:t>汉译英练习</w:t>
-      </w:r>
-    </w:p>
-    <w:p>
-      <w:r>
-        <w:t>1. 我会再存一份，以防万一。</w:t>
-      </w:r>
-    </w:p>
-    <w:p>
-      <w:r>
-        <w:t>2. 不管有没有帮助，换我会再试一次。</w:t>
-      </w:r>
-    </w:p>
-    <w:p>
-      <w:r>
-        <w:t>3. 那不完全是我的意思。</w:t>
-      </w:r>
-    </w:p>
-    <w:p>
-      <w:r>
-        <w:t>口头输出：任选三个表达，说一段 30—60 秒的个人经历。</w:t>
-      </w:r>
-    </w:p>
-    <w:p>
-      <w:pPr>
-        <w:pStyle w:val="Heading3"/>
-      </w:pPr>
-      <w:r>
-        <w:t>参考答案</w:t>
-      </w:r>
-    </w:p>
-    <w:p>
-      <w:r>
-        <w:t>1. I'll save another copy just in case.  [just in case]</w:t>
-      </w:r>
-    </w:p>
-    <w:p>
-      <w:r>
-        <w:t>2. For what it's worth, I would try again.  [for what it's worth]</w:t>
-      </w:r>
-    </w:p>
-    <w:p>
-      <w:r>
-        <w:t>3. That's not exactly what I meant.  [not exactly]</w:t>
-      </w:r>
-    </w:p>
-    <w:p>
-      <w:r>
-        <w:br w:type="page"/>
-      </w:r>
-    </w:p>
-    <w:p>
-      <w:pPr>
-        <w:pStyle w:val="Heading1"/>
-      </w:pPr>
-      <w:r>
-        <w:t>参考与复习</w:t>
-      </w:r>
-    </w:p>
-    <w:p>
-      <w:hyperlink r:id="rId10">
-        <w:r>
-          <w:rPr>
-            <w:color w:val="245E4D"/>
-          </w:rPr>
-          <w:t>字幕来源与六季目录</w:t>
-        </w:r>
-      </w:hyperlink>
-    </w:p>
-    <w:p>
-      <w:hyperlink r:id="rId11">
-        <w:r>
-          <w:rPr>
-            <w:color w:val="245E4D"/>
-          </w:rPr>
-          <w:t>美国法院法律术语表</w:t>
-        </w:r>
-      </w:hyperlink>
-    </w:p>
-    <w:p>
-      <w:hyperlink r:id="rId12">
-        <w:r>
-          <w:rPr>
-            <w:color w:val="245E4D"/>
-          </w:rPr>
-          <w:t>美国法院证据开示说明</w:t>
-        </w:r>
-      </w:hyperlink>
-    </w:p>
-    <w:p>
-      <w:hyperlink r:id="rId13">
-        <w:r>
-          <w:rPr>
-            <w:color w:val="245E4D"/>
-          </w:rPr>
-          <w:t>美国法院刑事案件与认罪协商说明</w:t>
-        </w:r>
-      </w:hyperlink>
-    </w:p>
-    <w:p>
-      <w:hyperlink r:id="rId14">
-        <w:r>
-          <w:rPr>
-            <w:color w:val="245E4D"/>
-          </w:rPr>
-          <w:t>美国第一巡回上诉法院关于律师委托人沟通特权的判决</w:t>
-        </w:r>
-      </w:hyperlink>
-    </w:p>
-    <w:p>
-      <w:hyperlink r:id="rId15">
-        <w:r>
-          <w:rPr>
-            <w:color w:val="245E4D"/>
-          </w:rPr>
-          <w:t>Anki 官方文本导入说明</w:t>
-        </w:r>
-      </w:hyperlink>
-    </w:p>
-    <w:p>
-      <w:r>
-        <w:t>例句为原创，不是剧中台词。已核对字幕集数、文件解析与双语覆盖，未逐句对照音轨校订。</w:t>
+        <w:t>参考来源</w:t>
+      </w:r>
+    </w:p>
+    <w:p>
+      <w:r>
+        <w:t>美国法院法律术语表：https://www.uscourts.gov/glossary</w:t>
+      </w:r>
+    </w:p>
+    <w:p>
+      <w:r>
+        <w:t>美国法院：刑事案件程序：https://www.uscourts.gov/about-federal-courts/types-cases/criminal-cases</w:t>
+      </w:r>
+    </w:p>
+    <w:p>
+      <w:r>
+        <w:t>Cornell LII：proffer：https://www.law.cornell.edu/wex/proffer</w:t>
+      </w:r>
+    </w:p>
+    <w:p>
+      <w:r>
+        <w:t>Cornell LII：赔偿保障：https://www.law.cornell.edu/wex/indemnify</w:t>
+      </w:r>
+    </w:p>
+    <w:p>
+      <w:r>
+        <w:t>Cornell LII：夫妻关系中的特权：https://www.law.cornell.edu/wex/marital_privilege</w:t>
+      </w:r>
+    </w:p>
+    <w:p>
+      <w:r>
+        <w:t>美国法院：证据毁损与证据保存的判决讨论：https://www.ca5.uscourts.gov/opinions/pub/23/23-30393-CV0.pdf</w:t>
+      </w:r>
+    </w:p>
+    <w:p>
+      <w:r>
+        <w:t>Anki 官方文本导入说明：https://docs.ankiweb.net/manual/importing/text-files</w:t>
       </w:r>
     </w:p>
     <w:sectPr>
-      <w:footerReference w:type="default" r:id="rId16"/>
       <w:pgSz w:w="12240" w:h="15840"/>
-      <w:pgMar w:top="1008" w:right="1080" w:bottom="1008" w:left="1080" w:header="720" w:footer="720" w:gutter="0"/>
+      <w:pgMar w:top="1440" w:right="1800" w:bottom="1440" w:left="1800" w:header="720" w:footer="720" w:gutter="0"/>
       <w:cols w:space="720"/>
       <w:docGrid w:linePitch="360"/>
     </w:sectPr>
   </w:body>
 </w:document>
-</file>
-
-<file path=word/footer1.xml><?xml version="1.0" encoding="utf-8"?>
-<w:ftr xmlns:m="http://schemas.openxmlformats.org/officeDocument/2006/math" xmlns:mc="http://schemas.openxmlformats.org/markup-compatibility/2006" xmlns:mo="http://schemas.microsoft.com/office/mac/office/2008/main" xmlns:mv="urn:schemas-microsoft-com:mac:vml" xmlns:o="urn:schemas-microsoft-com:office:office" xmlns:r="http://schemas.openxmlformats.org/officeDocument/2006/relationships" xmlns:v="urn:schemas-microsoft-com:vml" xmlns:w10="urn:schemas-microsoft-com:office:word" xmlns:w14="http://schemas.microsoft.com/office/word/2010/wordml" xmlns:w="http://schemas.openxmlformats.org/wordprocessingml/2006/main" xmlns:wne="http://schemas.microsoft.com/office/word/2006/wordml" xmlns:wp14="http://schemas.microsoft.com/office/word/2010/wordprocessingDrawing" xmlns:wp="http://schemas.openxmlformats.org/drawingml/2006/wordprocessingDrawing" xmlns:wpc="http://schemas.microsoft.com/office/word/2010/wordprocessingCanvas" xmlns:wpg="http://schemas.microsoft.com/office/word/2010/wordprocessingGroup" xmlns:wpi="http://schemas.microsoft.com/office/word/2010/wordprocessingInk" xmlns:wps="http://schemas.microsoft.com/office/word/2010/wordprocessingShape" mc:Ignorable="w14 wp14">
-  <w:p>
-    <w:pPr>
-      <w:pStyle w:val="Footer"/>
-      <w:jc w:val="center"/>
-    </w:pPr>
-    <w:r>
-      <w:t>Better Call Saul · Season 4 · English Study Guide</w:t>
-    </w:r>
-  </w:p>
-</w:ftr>
 </file>
 
 <file path=word/numbering.xml><?xml version="1.0" encoding="utf-8"?>
@@ -5679,11 +4975,8 @@
     <w:name w:val="Normal"/>
     <w:qFormat/>
     <w:rsid w:val="00FC693F"/>
-    <w:pPr>
-      <w:spacing w:after="100"/>
-    </w:pPr>
     <w:rPr>
-      <w:rFonts w:ascii="Aptos" w:hAnsi="Aptos" w:eastAsia="PingFang SC"/>
+      <w:rFonts w:ascii="Arial" w:hAnsi="Arial" w:eastAsia="Microsoft YaHei"/>
       <w:sz w:val="20"/>
     </w:rPr>
   </w:style>
@@ -5746,10 +5039,10 @@
       <w:outlineLvl w:val="0"/>
     </w:pPr>
     <w:rPr>
-      <w:rFonts w:asciiTheme="majorHAnsi" w:eastAsiaTheme="majorEastAsia" w:hAnsiTheme="majorHAnsi" w:cstheme="majorBidi" w:eastAsia="PingFang SC"/>
+      <w:rFonts w:asciiTheme="majorHAnsi" w:eastAsiaTheme="majorEastAsia" w:hAnsiTheme="majorHAnsi" w:cstheme="majorBidi"/>
       <w:b/>
       <w:bCs/>
-      <w:color w:val="17362E"/>
+      <w:color w:val="365F91" w:themeColor="accent1" w:themeShade="BF"/>
       <w:sz w:val="28"/>
       <w:szCs w:val="28"/>
     </w:rPr>
@@ -5770,10 +5063,10 @@
       <w:outlineLvl w:val="1"/>
     </w:pPr>
     <w:rPr>
-      <w:rFonts w:asciiTheme="majorHAnsi" w:eastAsiaTheme="majorEastAsia" w:hAnsiTheme="majorHAnsi" w:cstheme="majorBidi" w:eastAsia="PingFang SC"/>
+      <w:rFonts w:asciiTheme="majorHAnsi" w:eastAsiaTheme="majorEastAsia" w:hAnsiTheme="majorHAnsi" w:cstheme="majorBidi"/>
       <w:b/>
       <w:bCs/>
-      <w:color w:val="17362E"/>
+      <w:color w:val="4F81BD" w:themeColor="accent1"/>
       <w:sz w:val="26"/>
       <w:szCs w:val="26"/>
     </w:rPr>
@@ -5794,10 +5087,10 @@
       <w:outlineLvl w:val="2"/>
     </w:pPr>
     <w:rPr>
-      <w:rFonts w:asciiTheme="majorHAnsi" w:eastAsiaTheme="majorEastAsia" w:hAnsiTheme="majorHAnsi" w:cstheme="majorBidi" w:eastAsia="PingFang SC"/>
+      <w:rFonts w:asciiTheme="majorHAnsi" w:eastAsiaTheme="majorEastAsia" w:hAnsiTheme="majorHAnsi" w:cstheme="majorBidi"/>
       <w:b/>
       <w:bCs/>
-      <w:color w:val="17362E"/>
+      <w:color w:val="4F81BD" w:themeColor="accent1"/>
     </w:rPr>
   </w:style>
   <w:style w:type="paragraph" w:styleId="Heading4">
@@ -6035,8 +5328,8 @@
       <w:contextualSpacing/>
     </w:pPr>
     <w:rPr>
-      <w:rFonts w:asciiTheme="majorHAnsi" w:eastAsiaTheme="majorEastAsia" w:hAnsiTheme="majorHAnsi" w:cstheme="majorBidi" w:eastAsia="PingFang SC"/>
-      <w:color w:val="17362E"/>
+      <w:rFonts w:asciiTheme="majorHAnsi" w:eastAsiaTheme="majorEastAsia" w:hAnsiTheme="majorHAnsi" w:cstheme="majorBidi"/>
+      <w:color w:val="17365D" w:themeColor="text2" w:themeShade="BF"/>
       <w:spacing w:val="5"/>
       <w:kern w:val="28"/>
       <w:sz w:val="52"/>

--- a/downloads/season-04-study-guide.docx
+++ b/downloads/season-04-study-guide.docx
@@ -12,7 +12,12 @@
     </w:p>
     <w:p>
       <w:r>
-        <w:t>V2 · 每集不超过 15 项关键词与词组；每项 3 个原创双语例句。英文梗概不超过 200 词，含剧透。</w:t>
+        <w:t>V3 · 每集不超过 15 项关键词与词组；关键词含美式 IPA，所有词条含词性与英文释义；每项 3 个原创双语例句。英文梗概不超过 200 词，含剧透。</w:t>
+      </w:r>
+    </w:p>
+    <w:p>
+      <w:r>
+        <w:t>关键词采用常见美式读法的宽式 IPA；/ɝ/、/ɚ/ 表示带 r 色彩的元音，/i/、/u/ 不另加长音符号。音标对应显示的词条形式。词性列出本页讲解的用法；部分词有其他读法或词性。</w:t>
       </w:r>
     </w:p>
     <w:p>
@@ -56,6 +61,21 @@
     </w:p>
     <w:p>
       <w:r>
+        <w:t>美式 IPA：/mælˈpræktɪs/</w:t>
+      </w:r>
+    </w:p>
+    <w:p>
+      <w:r>
+        <w:t>词性：noun</w:t>
+      </w:r>
+    </w:p>
+    <w:p>
+      <w:r>
+        <w:t>English definition: Professional negligence or misconduct that harms a client or patient.</w:t>
+      </w:r>
+    </w:p>
+    <w:p>
+      <w:r>
         <w:t>专业失当；专业过失</w:t>
       </w:r>
     </w:p>
@@ -100,6 +120,21 @@
     </w:p>
     <w:p>
       <w:r>
+        <w:t>美式 IPA：/ˈprɛsɪdənt/</w:t>
+      </w:r>
+    </w:p>
+    <w:p>
+      <w:r>
+        <w:t>词性：noun</w:t>
+      </w:r>
+    </w:p>
+    <w:p>
+      <w:r>
+        <w:t>English definition: An earlier decision or event used as a guide for later similar situations.</w:t>
+      </w:r>
+    </w:p>
+    <w:p>
+      <w:r>
         <w:t>先例；具有参考或约束意义的判例</w:t>
       </w:r>
     </w:p>
@@ -144,6 +179,21 @@
     </w:p>
     <w:p>
       <w:r>
+        <w:t>美式 IPA：/bəˈlɪstɪk/</w:t>
+      </w:r>
+    </w:p>
+    <w:p>
+      <w:r>
+        <w:t>词性：adjective (in go ballistic)</w:t>
+      </w:r>
+    </w:p>
+    <w:p>
+      <w:r>
+        <w:t>English definition: Extremely angry and reacting in an uncontrolled way.</w:t>
+      </w:r>
+    </w:p>
+    <w:p>
+      <w:r>
         <w:t>暴怒的；弹道的</w:t>
       </w:r>
     </w:p>
@@ -193,6 +243,21 @@
     </w:p>
     <w:p>
       <w:r>
+        <w:t>美式 IPA：/sɚˈveɪləns/</w:t>
+      </w:r>
+    </w:p>
+    <w:p>
+      <w:r>
+        <w:t>词性：noun</w:t>
+      </w:r>
+    </w:p>
+    <w:p>
+      <w:r>
+        <w:t>English definition: Close observation of people, places, or activities, often to gather information.</w:t>
+      </w:r>
+    </w:p>
+    <w:p>
+      <w:r>
         <w:t>监视；监控</w:t>
       </w:r>
     </w:p>
@@ -237,6 +302,16 @@
     </w:p>
     <w:p>
       <w:r>
+        <w:t>词性：adjective / adverb phrase</w:t>
+      </w:r>
+    </w:p>
+    <w:p>
+      <w:r>
+        <w:t>English definition: Inappropriate or beyond the limits of acceptable behavior or authority.</w:t>
+      </w:r>
+    </w:p>
+    <w:p>
+      <w:r>
         <w:t>言行越界；不合适</w:t>
       </w:r>
     </w:p>
@@ -281,6 +356,16 @@
     </w:p>
     <w:p>
       <w:r>
+        <w:t>词性：noun phrase</w:t>
+      </w:r>
+    </w:p>
+    <w:p>
+      <w:r>
+        <w:t>English definition: A proceeding before a legal professional body concerning a lawyer's fitness, conduct, or right to practice.</w:t>
+      </w:r>
+    </w:p>
+    <w:p>
+      <w:r>
         <w:t>律师执业纪律听证</w:t>
       </w:r>
     </w:p>
@@ -325,6 +410,21 @@
     </w:p>
     <w:p>
       <w:r>
+        <w:t>美式 IPA：/ˈɪnvənˌtɔri/</w:t>
+      </w:r>
+    </w:p>
+    <w:p>
+      <w:r>
+        <w:t>词性：noun / verb</w:t>
+      </w:r>
+    </w:p>
+    <w:p>
+      <w:r>
+        <w:t>English definition: Goods held in stock or a detailed list of items; to make such a list.</w:t>
+      </w:r>
+    </w:p>
+    <w:p>
+      <w:r>
         <w:t>库存；盘点</w:t>
       </w:r>
     </w:p>
@@ -443,6 +543,21 @@
     </w:p>
     <w:p>
       <w:r>
+        <w:t>美式 IPA：/ˌklaɪənˈtɛl/</w:t>
+      </w:r>
+    </w:p>
+    <w:p>
+      <w:r>
+        <w:t>词性：noun</w:t>
+      </w:r>
+    </w:p>
+    <w:p>
+      <w:r>
+        <w:t>English definition: The customers or clients regularly served by a business or professional.</w:t>
+      </w:r>
+    </w:p>
+    <w:p>
+      <w:r>
         <w:t>客户群</w:t>
       </w:r>
     </w:p>
@@ -487,6 +602,16 @@
     </w:p>
     <w:p>
       <w:r>
+        <w:t>词性：noun phrase</w:t>
+      </w:r>
+    </w:p>
+    <w:p>
+      <w:r>
+        <w:t>English definition: Careful checking of facts, risks, and obligations before making a decision or completing a transaction.</w:t>
+      </w:r>
+    </w:p>
+    <w:p>
+      <w:r>
         <w:t>尽职调查；应有的审慎核查</w:t>
       </w:r>
     </w:p>
@@ -531,6 +656,16 @@
     </w:p>
     <w:p>
       <w:r>
+        <w:t>词性：noun phrase</w:t>
+      </w:r>
+    </w:p>
+    <w:p>
+      <w:r>
+        <w:t>English definition: The value of the best alternative given up when choosing one option over another.</w:t>
+      </w:r>
+    </w:p>
+    <w:p>
+      <w:r>
         <w:t>机会成本</w:t>
       </w:r>
     </w:p>
@@ -575,6 +710,21 @@
     </w:p>
     <w:p>
       <w:r>
+        <w:t>美式 IPA：/ɪɡˈzɛkjətɚ/</w:t>
+      </w:r>
+    </w:p>
+    <w:p>
+      <w:r>
+        <w:t>词性：noun</w:t>
+      </w:r>
+    </w:p>
+    <w:p>
+      <w:r>
+        <w:t>English definition: A person appointed to administer an estate according to a will.</w:t>
+      </w:r>
+    </w:p>
+    <w:p>
+      <w:r>
         <w:t>遗嘱执行人</w:t>
       </w:r>
     </w:p>
@@ -619,6 +769,21 @@
     </w:p>
     <w:p>
       <w:r>
+        <w:t>美式 IPA：/ɪnˈdaʊmənt/</w:t>
+      </w:r>
+    </w:p>
+    <w:p>
+      <w:r>
+        <w:t>词性：noun</w:t>
+      </w:r>
+    </w:p>
+    <w:p>
+      <w:r>
+        <w:t>English definition: Money or property donated to provide continuing financial support for an institution.</w:t>
+      </w:r>
+    </w:p>
+    <w:p>
+      <w:r>
         <w:t>捐赠基金；捐助财产</w:t>
       </w:r>
     </w:p>
@@ -663,6 +828,21 @@
     </w:p>
     <w:p>
       <w:r>
+        <w:t>美式 IPA：/ˈstrɔŋˌɑrm/</w:t>
+      </w:r>
+    </w:p>
+    <w:p>
+      <w:r>
+        <w:t>词性：verb / adjective</w:t>
+      </w:r>
+    </w:p>
+    <w:p>
+      <w:r>
+        <w:t>English definition: To force someone to act through threats or pressure; involving such methods.</w:t>
+      </w:r>
+    </w:p>
+    <w:p>
+      <w:r>
         <w:t>用强力或威胁迫使</w:t>
       </w:r>
     </w:p>
@@ -707,6 +887,16 @@
     </w:p>
     <w:p>
       <w:r>
+        <w:t>词性：verb phrase / idiom</w:t>
+      </w:r>
+    </w:p>
+    <w:p>
+      <w:r>
+        <w:t>English definition: To offend someone by interfering with their responsibilities or interests.</w:t>
+      </w:r>
+    </w:p>
+    <w:p>
+      <w:r>
         <w:t>冒犯或干预别人的职责范围</w:t>
       </w:r>
     </w:p>
@@ -825,6 +1015,21 @@
     </w:p>
     <w:p>
       <w:r>
+        <w:t>美式 IPA：/ˈvʌlnɚəbəl/</w:t>
+      </w:r>
+    </w:p>
+    <w:p>
+      <w:r>
+        <w:t>词性：adjective</w:t>
+      </w:r>
+    </w:p>
+    <w:p>
+      <w:r>
+        <w:t>English definition: Open to harm, attack, pressure, or exploitation.</w:t>
+      </w:r>
+    </w:p>
+    <w:p>
+      <w:r>
         <w:t>易受伤害、攻击或利用的</w:t>
       </w:r>
     </w:p>
@@ -869,6 +1074,16 @@
     </w:p>
     <w:p>
       <w:r>
+        <w:t>词性：verb phrase / idiom</w:t>
+      </w:r>
+    </w:p>
+    <w:p>
+      <w:r>
+        <w:t>English definition: To negotiate and reach an agreement, often involving concessions.</w:t>
+      </w:r>
+    </w:p>
+    <w:p>
+      <w:r>
         <w:t>达成交易或协议</w:t>
       </w:r>
     </w:p>
@@ -913,6 +1128,16 @@
     </w:p>
     <w:p>
       <w:r>
+        <w:t>词性：noun phrase</w:t>
+      </w:r>
+    </w:p>
+    <w:p>
+      <w:r>
+        <w:t>English definition: Careful checking of facts, risks, and obligations before making a decision or completing a transaction.</w:t>
+      </w:r>
+    </w:p>
+    <w:p>
+      <w:r>
         <w:t>尽职调查；应有的审慎核查</w:t>
       </w:r>
     </w:p>
@@ -957,6 +1182,16 @@
     </w:p>
     <w:p>
       <w:r>
+        <w:t>词性：noun phrase / idiom</w:t>
+      </w:r>
+    </w:p>
+    <w:p>
+      <w:r>
+        <w:t>English definition: The small visible part of a much larger, mostly hidden problem or situation.</w:t>
+      </w:r>
+    </w:p>
+    <w:p>
+      <w:r>
         <w:t>冰山一角</w:t>
       </w:r>
     </w:p>
@@ -1001,6 +1236,21 @@
     </w:p>
     <w:p>
       <w:r>
+        <w:t>美式 IPA：/sɪˈkjʊrəti ˌkɑnʃəs/</w:t>
+      </w:r>
+    </w:p>
+    <w:p>
+      <w:r>
+        <w:t>词性：adjective</w:t>
+      </w:r>
+    </w:p>
+    <w:p>
+      <w:r>
+        <w:t>English definition: Aware of security risks and careful to take protective measures.</w:t>
+      </w:r>
+    </w:p>
+    <w:p>
+      <w:r>
         <w:t>有安全防范意识的</w:t>
       </w:r>
     </w:p>
@@ -1045,6 +1295,21 @@
     </w:p>
     <w:p>
       <w:r>
+        <w:t>美式 IPA：/ˈswæɡɚ/</w:t>
+      </w:r>
+    </w:p>
+    <w:p>
+      <w:r>
+        <w:t>词性：noun / verb</w:t>
+      </w:r>
+    </w:p>
+    <w:p>
+      <w:r>
+        <w:t>English definition: An ostentatiously confident manner or walk; to move or behave in that manner.</w:t>
+      </w:r>
+    </w:p>
+    <w:p>
+      <w:r>
         <w:t>大摇大摆的姿态；自信甚至傲慢的气派</w:t>
       </w:r>
     </w:p>
@@ -1089,6 +1354,21 @@
     </w:p>
     <w:p>
       <w:r>
+        <w:t>美式 IPA：/ˌpɛrəˈliɡəl/</w:t>
+      </w:r>
+    </w:p>
+    <w:p>
+      <w:r>
+        <w:t>词性：noun / adjective</w:t>
+      </w:r>
+    </w:p>
+    <w:p>
+      <w:r>
+        <w:t>English definition: A trained legal assistant who is not a licensed lawyer; relating to that role.</w:t>
+      </w:r>
+    </w:p>
+    <w:p>
+      <w:r>
         <w:t>律师助理；法律辅助人员</w:t>
       </w:r>
     </w:p>
@@ -1133,6 +1413,16 @@
     </w:p>
     <w:p>
       <w:r>
+        <w:t>词性：verb phrase</w:t>
+      </w:r>
+    </w:p>
+    <w:p>
+      <w:r>
+        <w:t>English definition: To make damaging suggestions about someone's character or honesty.</w:t>
+      </w:r>
+    </w:p>
+    <w:p>
+      <w:r>
         <w:t>诋毁；影射他人有问题</w:t>
       </w:r>
     </w:p>
@@ -1251,6 +1541,21 @@
     </w:p>
     <w:p>
       <w:r>
+        <w:t>美式 IPA：/ˌmɪsdəˈminɚ/</w:t>
+      </w:r>
+    </w:p>
+    <w:p>
+      <w:r>
+        <w:t>词性：noun</w:t>
+      </w:r>
+    </w:p>
+    <w:p>
+      <w:r>
+        <w:t>English definition: A criminal offense in a less serious category than a felony.</w:t>
+      </w:r>
+    </w:p>
+    <w:p>
+      <w:r>
         <w:t>轻罪</w:t>
       </w:r>
     </w:p>
@@ -1295,6 +1600,21 @@
     </w:p>
     <w:p>
       <w:r>
+        <w:t>美式 IPA：/ˈfɛləni/</w:t>
+      </w:r>
+    </w:p>
+    <w:p>
+      <w:r>
+        <w:t>词性：noun</w:t>
+      </w:r>
+    </w:p>
+    <w:p>
+      <w:r>
+        <w:t>English definition: A serious category of crime, generally carrying more severe penalties than a misdemeanor.</w:t>
+      </w:r>
+    </w:p>
+    <w:p>
+      <w:r>
         <w:t>重罪</w:t>
       </w:r>
     </w:p>
@@ -1339,6 +1659,21 @@
     </w:p>
     <w:p>
       <w:r>
+        <w:t>美式 IPA：/proʊˈbeɪʃən/</w:t>
+      </w:r>
+    </w:p>
+    <w:p>
+      <w:r>
+        <w:t>词性：noun</w:t>
+      </w:r>
+    </w:p>
+    <w:p>
+      <w:r>
+        <w:t>English definition: Court-ordered community supervision under conditions; also a trial period for a new employee.</w:t>
+      </w:r>
+    </w:p>
+    <w:p>
+      <w:r>
         <w:t>缓刑或社区监督；试用期</w:t>
       </w:r>
     </w:p>
@@ -1383,6 +1718,21 @@
     </w:p>
     <w:p>
       <w:r>
+        <w:t>美式 IPA：/ˈsɛtəlmənt/</w:t>
+      </w:r>
+    </w:p>
+    <w:p>
+      <w:r>
+        <w:t>词性：noun</w:t>
+      </w:r>
+    </w:p>
+    <w:p>
+      <w:r>
+        <w:t>English definition: An agreement resolving a dispute, or the money paid under that agreement.</w:t>
+      </w:r>
+    </w:p>
+    <w:p>
+      <w:r>
         <w:t>和解；和解协议或款项</w:t>
       </w:r>
     </w:p>
@@ -1427,6 +1777,26 @@
     </w:p>
     <w:p>
       <w:r>
+        <w:t>美式 IPA：/ˈtrɛsˌpæsɪŋ/</w:t>
+      </w:r>
+    </w:p>
+    <w:p>
+      <w:r>
+        <w:t>词性：noun / verb (-ing form)</w:t>
+      </w:r>
+    </w:p>
+    <w:p>
+      <w:r>
+        <w:t>English definition: Entering or remaining on another person's property without permission; the -ing form of trespass.</w:t>
+      </w:r>
+    </w:p>
+    <w:p>
+      <w:r>
+        <w:t>原形：trespass</w:t>
+      </w:r>
+    </w:p>
+    <w:p>
+      <w:r>
         <w:t>擅自进入或逗留他人土地、场所</w:t>
       </w:r>
     </w:p>
@@ -1471,6 +1841,21 @@
     </w:p>
     <w:p>
       <w:r>
+        <w:t>美式 IPA：/ˈbæŋkrəptsi/</w:t>
+      </w:r>
+    </w:p>
+    <w:p>
+      <w:r>
+        <w:t>词性：noun</w:t>
+      </w:r>
+    </w:p>
+    <w:p>
+      <w:r>
+        <w:t>English definition: A legal process for dealing with debts that a person or business cannot repay.</w:t>
+      </w:r>
+    </w:p>
+    <w:p>
+      <w:r>
         <w:t>破产；破产程序</w:t>
       </w:r>
     </w:p>
@@ -1515,6 +1900,21 @@
     </w:p>
     <w:p>
       <w:r>
+        <w:t>美式 IPA：/dɪsˈkwɑləˌfaɪ/</w:t>
+      </w:r>
+    </w:p>
+    <w:p>
+      <w:r>
+        <w:t>词性：verb</w:t>
+      </w:r>
+    </w:p>
+    <w:p>
+      <w:r>
+        <w:t>English definition: To make someone ineligible or remove them from consideration.</w:t>
+      </w:r>
+    </w:p>
+    <w:p>
+      <w:r>
         <w:t>使不合资格；取消资格</w:t>
       </w:r>
     </w:p>
@@ -1559,6 +1959,16 @@
     </w:p>
     <w:p>
       <w:r>
+        <w:t>词性：plural noun phrase</w:t>
+      </w:r>
+    </w:p>
+    <w:p>
+      <w:r>
+        <w:t>English definition: Time spent on work that a professional may charge to a client.</w:t>
+      </w:r>
+    </w:p>
+    <w:p>
+      <w:r>
         <w:t>可向客户计费的工时</w:t>
       </w:r>
     </w:p>
@@ -1603,6 +2013,16 @@
     </w:p>
     <w:p>
       <w:r>
+        <w:t>词性：noun phrase</w:t>
+      </w:r>
+    </w:p>
+    <w:p>
+      <w:r>
+        <w:t>English definition: A situation in which competing interests may interfere with impartial judgment or duties.</w:t>
+      </w:r>
+    </w:p>
+    <w:p>
+      <w:r>
         <w:t>利益冲突</w:t>
       </w:r>
     </w:p>
@@ -1647,6 +2067,16 @@
     </w:p>
     <w:p>
       <w:r>
+        <w:t>词性：noun phrase</w:t>
+      </w:r>
+    </w:p>
+    <w:p>
+      <w:r>
+        <w:t>English definition: A sentence whose execution is delayed or withheld, often subject to conditions.</w:t>
+      </w:r>
+    </w:p>
+    <w:p>
+      <w:r>
         <w:t>缓刑；暂缓执行的刑罚</w:t>
       </w:r>
     </w:p>
@@ -1765,6 +2195,21 @@
     </w:p>
     <w:p>
       <w:r>
+        <w:t>美式 IPA：/proʊˈbeɪʃən/</w:t>
+      </w:r>
+    </w:p>
+    <w:p>
+      <w:r>
+        <w:t>词性：noun</w:t>
+      </w:r>
+    </w:p>
+    <w:p>
+      <w:r>
+        <w:t>English definition: Court-ordered community supervision under conditions; also a trial period for a new employee.</w:t>
+      </w:r>
+    </w:p>
+    <w:p>
+      <w:r>
         <w:t>缓刑或社区监督；试用期</w:t>
       </w:r>
     </w:p>
@@ -1809,6 +2254,21 @@
     </w:p>
     <w:p>
       <w:r>
+        <w:t>美式 IPA：/ˌprɑsəˈkjuʃən/</w:t>
+      </w:r>
+    </w:p>
+    <w:p>
+      <w:r>
+        <w:t>词性：noun</w:t>
+      </w:r>
+    </w:p>
+    <w:p>
+      <w:r>
+        <w:t>English definition: The pursuit of criminal charges in court; also the lawyers bringing those charges.</w:t>
+      </w:r>
+    </w:p>
+    <w:p>
+      <w:r>
         <w:t>控方；起诉；检控</w:t>
       </w:r>
     </w:p>
@@ -1853,6 +2313,21 @@
     </w:p>
     <w:p>
       <w:r>
+        <w:t>美式 IPA：/ˈfæbrɪˌkeɪt/</w:t>
+      </w:r>
+    </w:p>
+    <w:p>
+      <w:r>
+        <w:t>词性：verb</w:t>
+      </w:r>
+    </w:p>
+    <w:p>
+      <w:r>
+        <w:t>English definition: To invent a false story or evidence; also to manufacture something.</w:t>
+      </w:r>
+    </w:p>
+    <w:p>
+      <w:r>
         <w:t>捏造；制造</w:t>
       </w:r>
     </w:p>
@@ -1897,6 +2372,16 @@
     </w:p>
     <w:p>
       <w:r>
+        <w:t>词性：adjective / adverb phrase</w:t>
+      </w:r>
+    </w:p>
+    <w:p>
+      <w:r>
+        <w:t>English definition: Officially recorded or available to be publicly attributed to the speaker.</w:t>
+      </w:r>
+    </w:p>
+    <w:p>
+      <w:r>
         <w:t>可公开引用的；正式记录在案的</w:t>
       </w:r>
     </w:p>
@@ -1941,6 +2426,16 @@
     </w:p>
     <w:p>
       <w:r>
+        <w:t>词性：noun phrase</w:t>
+      </w:r>
+    </w:p>
+    <w:p>
+      <w:r>
+        <w:t>English definition: Time already spent in custody that counts toward a sentence, or a sentence limited to that time.</w:t>
+      </w:r>
+    </w:p>
+    <w:p>
+      <w:r>
         <w:t>已服刑的时间；以已羁押时间抵刑</w:t>
       </w:r>
     </w:p>
@@ -1985,6 +2480,16 @@
     </w:p>
     <w:p>
       <w:r>
+        <w:t>词性：noun phrase</w:t>
+      </w:r>
+    </w:p>
+    <w:p>
+      <w:r>
+        <w:t>English definition: An official who supervises people placed on probation and reports on their compliance.</w:t>
+      </w:r>
+    </w:p>
+    <w:p>
+      <w:r>
         <w:t>缓刑监管官</w:t>
       </w:r>
     </w:p>
@@ -2103,6 +2608,21 @@
     </w:p>
     <w:p>
       <w:r>
+        <w:t>美式 IPA：/dɪˈskʌvɚi/</w:t>
+      </w:r>
+    </w:p>
+    <w:p>
+      <w:r>
+        <w:t>词性：noun</w:t>
+      </w:r>
+    </w:p>
+    <w:p>
+      <w:r>
+        <w:t>English definition: Finding something previously unknown; in litigation, the process of obtaining and exchanging case information.</w:t>
+      </w:r>
+    </w:p>
+    <w:p>
+      <w:r>
         <w:t>发现；诉讼中的证据开示</w:t>
       </w:r>
     </w:p>
@@ -2147,6 +2667,21 @@
     </w:p>
     <w:p>
       <w:r>
+        <w:t>美式 IPA：/ˈhɪrˌseɪ/</w:t>
+      </w:r>
+    </w:p>
+    <w:p>
+      <w:r>
+        <w:t>词性：noun</w:t>
+      </w:r>
+    </w:p>
+    <w:p>
+      <w:r>
+        <w:t>English definition: Information reported secondhand; in evidence law, certain out-of-court statements offered to prove what they assert.</w:t>
+      </w:r>
+    </w:p>
+    <w:p>
+      <w:r>
         <w:t>传闻；传闻证据</w:t>
       </w:r>
     </w:p>
@@ -2191,6 +2726,21 @@
     </w:p>
     <w:p>
       <w:r>
+        <w:t>美式 IPA：/ˈprɛsɪdənt/</w:t>
+      </w:r>
+    </w:p>
+    <w:p>
+      <w:r>
+        <w:t>词性：noun</w:t>
+      </w:r>
+    </w:p>
+    <w:p>
+      <w:r>
+        <w:t>English definition: An earlier decision or event used as a guide for later similar situations.</w:t>
+      </w:r>
+    </w:p>
+    <w:p>
+      <w:r>
         <w:t>先例；具有参考或约束意义的判例</w:t>
       </w:r>
     </w:p>
@@ -2235,6 +2785,16 @@
     </w:p>
     <w:p>
       <w:r>
+        <w:t>词性：noun phrase</w:t>
+      </w:r>
+    </w:p>
+    <w:p>
+      <w:r>
+        <w:t>English definition: A publicly funded lawyer who represents eligible defendants unable to afford counsel.</w:t>
+      </w:r>
+    </w:p>
+    <w:p>
+      <w:r>
         <w:t>公设辩护律师</w:t>
       </w:r>
     </w:p>
@@ -2279,6 +2839,16 @@
     </w:p>
     <w:p>
       <w:r>
+        <w:t>词性：adjective / adverb phrase</w:t>
+      </w:r>
+    </w:p>
+    <w:p>
+      <w:r>
+        <w:t>English definition: Provided without a fee for the public good, especially legal services.</w:t>
+      </w:r>
+    </w:p>
+    <w:p>
+      <w:r>
         <w:t>无偿提供的专业服务</w:t>
       </w:r>
     </w:p>
@@ -2323,6 +2893,21 @@
     </w:p>
     <w:p>
       <w:r>
+        <w:t>美式 IPA：/ɪɡˈzɛkjətɚ/</w:t>
+      </w:r>
+    </w:p>
+    <w:p>
+      <w:r>
+        <w:t>词性：noun</w:t>
+      </w:r>
+    </w:p>
+    <w:p>
+      <w:r>
+        <w:t>English definition: A person appointed to administer an estate according to a will.</w:t>
+      </w:r>
+    </w:p>
+    <w:p>
+      <w:r>
         <w:t>遗嘱执行人</w:t>
       </w:r>
     </w:p>
@@ -2367,6 +2952,21 @@
     </w:p>
     <w:p>
       <w:r>
+        <w:t>美式 IPA：/pəˈrɪmətɚ/</w:t>
+      </w:r>
+    </w:p>
+    <w:p>
+      <w:r>
+        <w:t>词性：noun</w:t>
+      </w:r>
+    </w:p>
+    <w:p>
+      <w:r>
+        <w:t>English definition: The outer boundary of an area or a line secured around it.</w:t>
+      </w:r>
+    </w:p>
+    <w:p>
+      <w:r>
         <w:t>周界；外围防线</w:t>
       </w:r>
     </w:p>
@@ -2411,6 +3011,21 @@
     </w:p>
     <w:p>
       <w:r>
+        <w:t>美式 IPA：/ˈæsɛt/</w:t>
+      </w:r>
+    </w:p>
+    <w:p>
+      <w:r>
+        <w:t>词性：noun</w:t>
+      </w:r>
+    </w:p>
+    <w:p>
+      <w:r>
+        <w:t>English definition: An item of property or another economic resource with financial value.</w:t>
+      </w:r>
+    </w:p>
+    <w:p>
+      <w:r>
         <w:t>资产；有价值的人或优势</w:t>
       </w:r>
     </w:p>
@@ -2534,6 +3149,21 @@
     </w:p>
     <w:p>
       <w:r>
+        <w:t>美式 IPA：/ˌmɪsdəˈminɚ/</w:t>
+      </w:r>
+    </w:p>
+    <w:p>
+      <w:r>
+        <w:t>词性：noun</w:t>
+      </w:r>
+    </w:p>
+    <w:p>
+      <w:r>
+        <w:t>English definition: A criminal offense in a less serious category than a felony.</w:t>
+      </w:r>
+    </w:p>
+    <w:p>
+      <w:r>
         <w:t>轻罪</w:t>
       </w:r>
     </w:p>
@@ -2578,6 +3208,21 @@
     </w:p>
     <w:p>
       <w:r>
+        <w:t>美式 IPA：/proʊˈbeɪʃən/</w:t>
+      </w:r>
+    </w:p>
+    <w:p>
+      <w:r>
+        <w:t>词性：noun</w:t>
+      </w:r>
+    </w:p>
+    <w:p>
+      <w:r>
+        <w:t>English definition: Court-ordered community supervision under conditions; also a trial period for a new employee.</w:t>
+      </w:r>
+    </w:p>
+    <w:p>
+      <w:r>
         <w:t>缓刑或社区监督；试用期</w:t>
       </w:r>
     </w:p>
@@ -2622,6 +3267,21 @@
     </w:p>
     <w:p>
       <w:r>
+        <w:t>美式 IPA：/beɪl/</w:t>
+      </w:r>
+    </w:p>
+    <w:p>
+      <w:r>
+        <w:t>词性：noun / verb</w:t>
+      </w:r>
+    </w:p>
+    <w:p>
+      <w:r>
+        <w:t>English definition: Conditional release before trial, sometimes secured by money; to secure someone's release in this way.</w:t>
+      </w:r>
+    </w:p>
+    <w:p>
+      <w:r>
         <w:t>保释；保释金</w:t>
       </w:r>
     </w:p>
@@ -2666,6 +3326,21 @@
     </w:p>
     <w:p>
       <w:r>
+        <w:t>美式 IPA：/dɪˈfɛndənt/</w:t>
+      </w:r>
+    </w:p>
+    <w:p>
+      <w:r>
+        <w:t>词性：noun</w:t>
+      </w:r>
+    </w:p>
+    <w:p>
+      <w:r>
+        <w:t>English definition: The person or organization against whom a criminal charge or civil claim is brought.</w:t>
+      </w:r>
+    </w:p>
+    <w:p>
+      <w:r>
         <w:t>被告</w:t>
       </w:r>
     </w:p>
@@ -2710,6 +3385,21 @@
     </w:p>
     <w:p>
       <w:r>
+        <w:t>美式 IPA：/dɪˈskʌvɚi/</w:t>
+      </w:r>
+    </w:p>
+    <w:p>
+      <w:r>
+        <w:t>词性：noun</w:t>
+      </w:r>
+    </w:p>
+    <w:p>
+      <w:r>
+        <w:t>English definition: Finding something previously unknown; in litigation, the process of obtaining and exchanging case information.</w:t>
+      </w:r>
+    </w:p>
+    <w:p>
+      <w:r>
         <w:t>发现；诉讼中的证据开示</w:t>
       </w:r>
     </w:p>
@@ -2754,6 +3444,21 @@
     </w:p>
     <w:p>
       <w:r>
+        <w:t>美式 IPA：/braɪb/</w:t>
+      </w:r>
+    </w:p>
+    <w:p>
+      <w:r>
+        <w:t>词性：noun / verb</w:t>
+      </w:r>
+    </w:p>
+    <w:p>
+      <w:r>
+        <w:t>English definition: Something offered to improperly influence a decision; to offer such an inducement.</w:t>
+      </w:r>
+    </w:p>
+    <w:p>
+      <w:r>
         <w:t>贿赂；贿赂物；行贿</w:t>
       </w:r>
     </w:p>
@@ -2798,6 +3503,21 @@
     </w:p>
     <w:p>
       <w:r>
+        <w:t>美式 IPA：/dɪsˈbɑrmənt/</w:t>
+      </w:r>
+    </w:p>
+    <w:p>
+      <w:r>
+        <w:t>词性：noun</w:t>
+      </w:r>
+    </w:p>
+    <w:p>
+      <w:r>
+        <w:t>English definition: The removal of a lawyer's authorization to practice law.</w:t>
+      </w:r>
+    </w:p>
+    <w:p>
+      <w:r>
         <w:t>取消律师执业资格</w:t>
       </w:r>
     </w:p>
@@ -2842,6 +3562,21 @@
     </w:p>
     <w:p>
       <w:r>
+        <w:t>美式 IPA：/ləˈdʒɪtəmət/</w:t>
+      </w:r>
+    </w:p>
+    <w:p>
+      <w:r>
+        <w:t>词性：adjective</w:t>
+      </w:r>
+    </w:p>
+    <w:p>
+      <w:r>
+        <w:t>English definition: Allowed by law or accepted rules; also genuine or reasonably justified.</w:t>
+      </w:r>
+    </w:p>
+    <w:p>
+      <w:r>
         <w:t>合法正当的；真实合理的</w:t>
       </w:r>
     </w:p>
@@ -2886,6 +3621,16 @@
     </w:p>
     <w:p>
       <w:r>
+        <w:t>词性：adverb phrase</w:t>
+      </w:r>
+    </w:p>
+    <w:p>
+      <w:r>
+        <w:t>English definition: Openly during the day, often emphasizing how bold or surprising an action is.</w:t>
+      </w:r>
+    </w:p>
+    <w:p>
+      <w:r>
         <w:t>光天化日之下</w:t>
       </w:r>
     </w:p>
@@ -3004,6 +3749,21 @@
     </w:p>
     <w:p>
       <w:r>
+        <w:t>美式 IPA：/ˌmɪsdəˈminɚ/</w:t>
+      </w:r>
+    </w:p>
+    <w:p>
+      <w:r>
+        <w:t>词性：noun</w:t>
+      </w:r>
+    </w:p>
+    <w:p>
+      <w:r>
+        <w:t>English definition: A criminal offense in a less serious category than a felony.</w:t>
+      </w:r>
+    </w:p>
+    <w:p>
+      <w:r>
         <w:t>轻罪</w:t>
       </w:r>
     </w:p>
@@ -3048,6 +3808,21 @@
     </w:p>
     <w:p>
       <w:r>
+        <w:t>美式 IPA：/proʊˈbeɪʃən/</w:t>
+      </w:r>
+    </w:p>
+    <w:p>
+      <w:r>
+        <w:t>词性：noun</w:t>
+      </w:r>
+    </w:p>
+    <w:p>
+      <w:r>
+        <w:t>English definition: Court-ordered community supervision under conditions; also a trial period for a new employee.</w:t>
+      </w:r>
+    </w:p>
+    <w:p>
+      <w:r>
         <w:t>缓刑或社区监督；试用期</w:t>
       </w:r>
     </w:p>
@@ -3092,6 +3867,21 @@
     </w:p>
     <w:p>
       <w:r>
+        <w:t>美式 IPA：/dɪˈfɛndənt/</w:t>
+      </w:r>
+    </w:p>
+    <w:p>
+      <w:r>
+        <w:t>词性：noun</w:t>
+      </w:r>
+    </w:p>
+    <w:p>
+      <w:r>
+        <w:t>English definition: The person or organization against whom a criminal charge or civil claim is brought.</w:t>
+      </w:r>
+    </w:p>
+    <w:p>
+      <w:r>
         <w:t>被告</w:t>
       </w:r>
     </w:p>
@@ -3136,6 +3926,21 @@
     </w:p>
     <w:p>
       <w:r>
+        <w:t>美式 IPA：/dɪˈskʌvɚi/</w:t>
+      </w:r>
+    </w:p>
+    <w:p>
+      <w:r>
+        <w:t>词性：noun</w:t>
+      </w:r>
+    </w:p>
+    <w:p>
+      <w:r>
+        <w:t>English definition: Finding something previously unknown; in litigation, the process of obtaining and exchanging case information.</w:t>
+      </w:r>
+    </w:p>
+    <w:p>
+      <w:r>
         <w:t>发现；诉讼中的证据开示</w:t>
       </w:r>
     </w:p>
@@ -3180,6 +3985,21 @@
     </w:p>
     <w:p>
       <w:r>
+        <w:t>美式 IPA：/səˈpinə/</w:t>
+      </w:r>
+    </w:p>
+    <w:p>
+      <w:r>
+        <w:t>词性：noun / verb</w:t>
+      </w:r>
+    </w:p>
+    <w:p>
+      <w:r>
+        <w:t>English definition: A legal command to testify or produce specified material; to issue such a command.</w:t>
+      </w:r>
+    </w:p>
+    <w:p>
+      <w:r>
         <w:t>传票；以传票要求出庭或提交材料</w:t>
       </w:r>
     </w:p>
@@ -3224,6 +4044,21 @@
     </w:p>
     <w:p>
       <w:r>
+        <w:t>美式 IPA：/frɔd/</w:t>
+      </w:r>
+    </w:p>
+    <w:p>
+      <w:r>
+        <w:t>词性：noun</w:t>
+      </w:r>
+    </w:p>
+    <w:p>
+      <w:r>
+        <w:t>English definition: Deliberate deception intended to obtain a benefit or cause another person's loss.</w:t>
+      </w:r>
+    </w:p>
+    <w:p>
+      <w:r>
         <w:t>欺诈</w:t>
       </w:r>
     </w:p>
@@ -3268,6 +4103,21 @@
     </w:p>
     <w:p>
       <w:r>
+        <w:t>美式 IPA：/ˌlɪtəˈɡeɪʃən/</w:t>
+      </w:r>
+    </w:p>
+    <w:p>
+      <w:r>
+        <w:t>词性：noun</w:t>
+      </w:r>
+    </w:p>
+    <w:p>
+      <w:r>
+        <w:t>English definition: The process of pursuing or defending a dispute through the courts.</w:t>
+      </w:r>
+    </w:p>
+    <w:p>
+      <w:r>
         <w:t>诉讼；进行诉讼的过程</w:t>
       </w:r>
     </w:p>
@@ -3312,6 +4162,21 @@
     </w:p>
     <w:p>
       <w:r>
+        <w:t>美式 IPA：/kənˈtɪndʒənt/</w:t>
+      </w:r>
+    </w:p>
+    <w:p>
+      <w:r>
+        <w:t>词性：noun</w:t>
+      </w:r>
+    </w:p>
+    <w:p>
+      <w:r>
+        <w:t>English definition: A group of people attending an event as representatives or supporters of a larger group.</w:t>
+      </w:r>
+    </w:p>
+    <w:p>
+      <w:r>
         <w:t>取决于条件的；代表团</w:t>
       </w:r>
     </w:p>
@@ -3361,6 +4226,21 @@
     </w:p>
     <w:p>
       <w:r>
+        <w:t>美式 IPA：/ˈprɑfɚ/</w:t>
+      </w:r>
+    </w:p>
+    <w:p>
+      <w:r>
+        <w:t>词性：verb / noun</w:t>
+      </w:r>
+    </w:p>
+    <w:p>
+      <w:r>
+        <w:t>English definition: To formally offer information, evidence, or assistance; also the offer or submission itself.</w:t>
+      </w:r>
+    </w:p>
+    <w:p>
+      <w:r>
         <w:t>提出、呈交证据或陈述</w:t>
       </w:r>
     </w:p>
@@ -3405,6 +4285,21 @@
     </w:p>
     <w:p>
       <w:r>
+        <w:t>美式 IPA：/kənˈtɛmpt/</w:t>
+      </w:r>
+    </w:p>
+    <w:p>
+      <w:r>
+        <w:t>词性：noun</w:t>
+      </w:r>
+    </w:p>
+    <w:p>
+      <w:r>
+        <w:t>English definition: Strong disrespect; in court, conduct that defies or obstructs judicial authority.</w:t>
+      </w:r>
+    </w:p>
+    <w:p>
+      <w:r>
         <w:t>蔑视；藐视法庭</w:t>
       </w:r>
     </w:p>
@@ -3449,6 +4344,16 @@
     </w:p>
     <w:p>
       <w:r>
+        <w:t>词性：noun phrase</w:t>
+      </w:r>
+    </w:p>
+    <w:p>
+      <w:r>
+        <w:t>English definition: A public official responsible for prosecuting crimes in a local jurisdiction in the United States.</w:t>
+      </w:r>
+    </w:p>
+    <w:p>
+      <w:r>
         <w:t>地方检察官</w:t>
       </w:r>
     </w:p>
@@ -3493,6 +4398,16 @@
     </w:p>
     <w:p>
       <w:r>
+        <w:t>词性：noun phrase</w:t>
+      </w:r>
+    </w:p>
+    <w:p>
+      <w:r>
+        <w:t>English definition: Time already spent in custody that counts toward a sentence, or a sentence limited to that time.</w:t>
+      </w:r>
+    </w:p>
+    <w:p>
+      <w:r>
         <w:t>已服刑的时间；以已羁押时间抵刑</w:t>
       </w:r>
     </w:p>
@@ -3611,6 +4526,21 @@
     </w:p>
     <w:p>
       <w:r>
+        <w:t>美式 IPA：/ˈfɛləni/</w:t>
+      </w:r>
+    </w:p>
+    <w:p>
+      <w:r>
+        <w:t>词性：noun</w:t>
+      </w:r>
+    </w:p>
+    <w:p>
+      <w:r>
+        <w:t>English definition: A serious category of crime, generally carrying more severe penalties than a misdemeanor.</w:t>
+      </w:r>
+    </w:p>
+    <w:p>
+      <w:r>
         <w:t>重罪</w:t>
       </w:r>
     </w:p>
@@ -3655,6 +4585,21 @@
     </w:p>
     <w:p>
       <w:r>
+        <w:t>美式 IPA：/ˌprɑsəˈkjuʃən/</w:t>
+      </w:r>
+    </w:p>
+    <w:p>
+      <w:r>
+        <w:t>词性：noun</w:t>
+      </w:r>
+    </w:p>
+    <w:p>
+      <w:r>
+        <w:t>English definition: The pursuit of criminal charges in court; also the lawyers bringing those charges.</w:t>
+      </w:r>
+    </w:p>
+    <w:p>
+      <w:r>
         <w:t>控方；起诉；检控</w:t>
       </w:r>
     </w:p>
@@ -3699,6 +4644,21 @@
     </w:p>
     <w:p>
       <w:r>
+        <w:t>美式 IPA：/kəˈlætɚəl/</w:t>
+      </w:r>
+    </w:p>
+    <w:p>
+      <w:r>
+        <w:t>词性：noun / adjective</w:t>
+      </w:r>
+    </w:p>
+    <w:p>
+      <w:r>
+        <w:t>English definition: Property pledged to secure a loan; also secondary or accompanying rather than central.</w:t>
+      </w:r>
+    </w:p>
+    <w:p>
+      <w:r>
         <w:t>抵押物；附带的</w:t>
       </w:r>
     </w:p>
@@ -3743,6 +4703,21 @@
     </w:p>
     <w:p>
       <w:r>
+        <w:t>美式 IPA：/ˈstætʃut/</w:t>
+      </w:r>
+    </w:p>
+    <w:p>
+      <w:r>
+        <w:t>词性：noun</w:t>
+      </w:r>
+    </w:p>
+    <w:p>
+      <w:r>
+        <w:t>English definition: A written law enacted by a legislative body.</w:t>
+      </w:r>
+    </w:p>
+    <w:p>
+      <w:r>
         <w:t>成文法；法令</w:t>
       </w:r>
     </w:p>
@@ -3787,6 +4762,21 @@
     </w:p>
     <w:p>
       <w:r>
+        <w:t>美式 IPA：/ɪnˌdɛmnəfəˈkeɪʃən/</w:t>
+      </w:r>
+    </w:p>
+    <w:p>
+      <w:r>
+        <w:t>词性：noun</w:t>
+      </w:r>
+    </w:p>
+    <w:p>
+      <w:r>
+        <w:t>English definition: Compensation for a covered loss, or an agreement to provide such protection.</w:t>
+      </w:r>
+    </w:p>
+    <w:p>
+      <w:r>
         <w:t>赔偿保障；损失补偿安排</w:t>
       </w:r>
     </w:p>
@@ -3831,6 +4821,21 @@
     </w:p>
     <w:p>
       <w:r>
+        <w:t>美式 IPA：/rɪˈmɔrs/</w:t>
+      </w:r>
+    </w:p>
+    <w:p>
+      <w:r>
+        <w:t>词性：noun</w:t>
+      </w:r>
+    </w:p>
+    <w:p>
+      <w:r>
+        <w:t>English definition: Deep regret and guilt about harm one has caused.</w:t>
+      </w:r>
+    </w:p>
+    <w:p>
+      <w:r>
         <w:t>懊悔；对过错的内疚</w:t>
       </w:r>
     </w:p>
@@ -3875,6 +4880,21 @@
     </w:p>
     <w:p>
       <w:r>
+        <w:t>美式 IPA：/ˌɪnsɪnˈsɪr/</w:t>
+      </w:r>
+    </w:p>
+    <w:p>
+      <w:r>
+        <w:t>词性：adjective</w:t>
+      </w:r>
+    </w:p>
+    <w:p>
+      <w:r>
+        <w:t>English definition: Expressing feelings or intentions that one does not truly hold.</w:t>
+      </w:r>
+    </w:p>
+    <w:p>
+      <w:r>
         <w:t>不真诚的</w:t>
       </w:r>
     </w:p>
@@ -3919,6 +4939,21 @@
     </w:p>
     <w:p>
       <w:r>
+        <w:t>美式 IPA：/səˈspɛnʃən/</w:t>
+      </w:r>
+    </w:p>
+    <w:p>
+      <w:r>
+        <w:t>词性：noun</w:t>
+      </w:r>
+    </w:p>
+    <w:p>
+      <w:r>
+        <w:t>English definition: A temporary removal from a role, activity, or professional practice.</w:t>
+      </w:r>
+    </w:p>
+    <w:p>
+      <w:r>
         <w:t>暂停执业、职务或活动</w:t>
       </w:r>
     </w:p>
@@ -3963,6 +4998,21 @@
     </w:p>
     <w:p>
       <w:r>
+        <w:t>美式 IPA：/əˈmɛndmənt/</w:t>
+      </w:r>
+    </w:p>
+    <w:p>
+      <w:r>
+        <w:t>词性：noun</w:t>
+      </w:r>
+    </w:p>
+    <w:p>
+      <w:r>
+        <w:t>English definition: A formal change or addition to a document, agreement, or law.</w:t>
+      </w:r>
+    </w:p>
+    <w:p>
+      <w:r>
         <w:t>修正案；修订</w:t>
       </w:r>
     </w:p>
@@ -4007,6 +5057,16 @@
     </w:p>
     <w:p>
       <w:r>
+        <w:t>词性：noun phrase</w:t>
+      </w:r>
+    </w:p>
+    <w:p>
+      <w:r>
+        <w:t>English definition: Careful checking of facts, risks, and obligations before making a decision or completing a transaction.</w:t>
+      </w:r>
+    </w:p>
+    <w:p>
+      <w:r>
         <w:t>尽职调查；应有的审慎核查</w:t>
       </w:r>
     </w:p>
@@ -4051,6 +5111,16 @@
     </w:p>
     <w:p>
       <w:r>
+        <w:t>词性：noun phrase</w:t>
+      </w:r>
+    </w:p>
+    <w:p>
+      <w:r>
+        <w:t>English definition: A proceeding before a legal professional body concerning a lawyer's fitness, conduct, or right to practice.</w:t>
+      </w:r>
+    </w:p>
+    <w:p>
+      <w:r>
         <w:t>律师执业纪律听证</w:t>
       </w:r>
     </w:p>
@@ -4169,6 +5239,21 @@
     </w:p>
     <w:p>
       <w:r>
+        <w:t>美式 IPA：/rɪˈmɔrs/</w:t>
+      </w:r>
+    </w:p>
+    <w:p>
+      <w:r>
+        <w:t>词性：noun</w:t>
+      </w:r>
+    </w:p>
+    <w:p>
+      <w:r>
+        <w:t>English definition: Deep regret and guilt about harm one has caused.</w:t>
+      </w:r>
+    </w:p>
+    <w:p>
+      <w:r>
         <w:t>懊悔；对过错的内疚</w:t>
       </w:r>
     </w:p>
@@ -4213,6 +5298,21 @@
     </w:p>
     <w:p>
       <w:r>
+        <w:t>美式 IPA：/ˌɪnsɪnˈsɪr/</w:t>
+      </w:r>
+    </w:p>
+    <w:p>
+      <w:r>
+        <w:t>词性：adjective</w:t>
+      </w:r>
+    </w:p>
+    <w:p>
+      <w:r>
+        <w:t>English definition: Expressing feelings or intentions that one does not truly hold.</w:t>
+      </w:r>
+    </w:p>
+    <w:p>
+      <w:r>
         <w:t>不真诚的</w:t>
       </w:r>
     </w:p>
@@ -4257,6 +5357,21 @@
     </w:p>
     <w:p>
       <w:r>
+        <w:t>美式 IPA：/ˌdɛləˈɡeɪʃən/</w:t>
+      </w:r>
+    </w:p>
+    <w:p>
+      <w:r>
+        <w:t>词性：noun</w:t>
+      </w:r>
+    </w:p>
+    <w:p>
+      <w:r>
+        <w:t>English definition: The transfer of a task or authority to another person; also a group sent to represent others.</w:t>
+      </w:r>
+    </w:p>
+    <w:p>
+      <w:r>
         <w:t>授权；代表团</w:t>
       </w:r>
     </w:p>
@@ -4301,6 +5416,21 @@
     </w:p>
     <w:p>
       <w:r>
+        <w:t>美式 IPA：/vaʊtʃ/</w:t>
+      </w:r>
+    </w:p>
+    <w:p>
+      <w:r>
+        <w:t>词性：verb</w:t>
+      </w:r>
+    </w:p>
+    <w:p>
+      <w:r>
+        <w:t>English definition: To personally confirm that someone or something is trustworthy or genuine, usually with for.</w:t>
+      </w:r>
+    </w:p>
+    <w:p>
+      <w:r>
         <w:t>担保；保证可信或真实</w:t>
       </w:r>
     </w:p>
@@ -4345,6 +5475,16 @@
     </w:p>
     <w:p>
       <w:r>
+        <w:t>词性：verb phrase / idiom</w:t>
+      </w:r>
+    </w:p>
+    <w:p>
+      <w:r>
+        <w:t>English definition: To save time or money by skipping necessary steps or lowering standards.</w:t>
+      </w:r>
+    </w:p>
+    <w:p>
+      <w:r>
         <w:t>为省事或省钱而降低标准</w:t>
       </w:r>
     </w:p>
@@ -4389,6 +5529,21 @@
     </w:p>
     <w:p>
       <w:r>
+        <w:t>美式 IPA：/ˌriɪnˈsteɪt/</w:t>
+      </w:r>
+    </w:p>
+    <w:p>
+      <w:r>
+        <w:t>词性：verb</w:t>
+      </w:r>
+    </w:p>
+    <w:p>
+      <w:r>
+        <w:t>English definition: To restore someone or something to a former position, status, or arrangement.</w:t>
+      </w:r>
+    </w:p>
+    <w:p>
+      <w:r>
         <w:t>恢复资格、职位或原有安排</w:t>
       </w:r>
     </w:p>
@@ -4433,6 +5588,21 @@
     </w:p>
     <w:p>
       <w:r>
+        <w:t>美式 IPA：/ˌrudəˈmɛntɚi/</w:t>
+      </w:r>
+    </w:p>
+    <w:p>
+      <w:r>
+        <w:t>词性：adjective</w:t>
+      </w:r>
+    </w:p>
+    <w:p>
+      <w:r>
+        <w:t>English definition: Basic and not yet highly developed or detailed.</w:t>
+      </w:r>
+    </w:p>
+    <w:p>
+      <w:r>
         <w:t>初步的；最基本的</w:t>
       </w:r>
     </w:p>
@@ -4477,6 +5647,21 @@
     </w:p>
     <w:p>
       <w:r>
+        <w:t>美式 IPA：/ˈɛləkwənt/</w:t>
+      </w:r>
+    </w:p>
+    <w:p>
+      <w:r>
+        <w:t>词性：adjective</w:t>
+      </w:r>
+    </w:p>
+    <w:p>
+      <w:r>
+        <w:t>English definition: Expressing ideas fluently and persuasively.</w:t>
+      </w:r>
+    </w:p>
+    <w:p>
+      <w:r>
         <w:t>有说服力且表达流畅的</w:t>
       </w:r>
     </w:p>
@@ -4600,6 +5785,36 @@
     <w:p>
       <w:r>
         <w:t>Anki 官方文本导入说明：https://docs.ankiweb.net/manual/importing/text-files</w:t>
+      </w:r>
+    </w:p>
+    <w:p>
+      <w:r>
+        <w:t>CMU Pronouncing Dictionary — 美式发音核对：https://github.com/cmusphinx/cmudict</w:t>
+      </w:r>
+    </w:p>
+    <w:p>
+      <w:r>
+        <w:t>Merriam-Webster — probative 的读音与词性：https://www.merriam-webster.com/dictionary/probative</w:t>
+      </w:r>
+    </w:p>
+    <w:p>
+      <w:r>
+        <w:t>Merriam-Webster — spoliation 的读音与法律义：https://www.merriam-webster.com/dictionary/spoliation</w:t>
+      </w:r>
+    </w:p>
+    <w:p>
+      <w:r>
+        <w:t>Merriam-Webster — hypersensitivity 的重音：https://www.merriam-webster.com/dictionary/hypersensitivity</w:t>
+      </w:r>
+    </w:p>
+    <w:p>
+      <w:r>
+        <w:t>Merriam-Webster — rigmarole 的读音变体：https://www.merriam-webster.com/dictionary/rigmarole</w:t>
+      </w:r>
+    </w:p>
+    <w:p>
+      <w:r>
+        <w:t>美式发音核对参考 CMU Pronouncing Dictionary；许可与致谢：https://chuanwang66.github.io/better-call-saul-english/data/CMUDICT-LICENSE.txt</w:t>
       </w:r>
     </w:p>
     <w:sectPr>
